--- a/analysis/User_Questions.docx
+++ b/analysis/User_Questions.docx
@@ -17815,7 +17815,6 @@
                 <w:sz w:val="18"/>
                 <w:szCs w:val="18"/>
               </w:rPr>
-              <w:lastRenderedPageBreak/>
               <w:t>4</w:t>
             </w:r>
             <w:r>
@@ -17963,6 +17962,7 @@
                 <w:sz w:val="18"/>
                 <w:szCs w:val="18"/>
               </w:rPr>
+              <w:lastRenderedPageBreak/>
               <w:t>46</w:t>
             </w:r>
           </w:p>
@@ -21171,7 +21171,6 @@
                 <w:sz w:val="18"/>
                 <w:szCs w:val="18"/>
               </w:rPr>
-              <w:lastRenderedPageBreak/>
               <w:t>57</w:t>
             </w:r>
           </w:p>
@@ -21336,6 +21335,7 @@
                 <w:sz w:val="18"/>
                 <w:szCs w:val="18"/>
               </w:rPr>
+              <w:lastRenderedPageBreak/>
               <w:t>58</w:t>
             </w:r>
           </w:p>
@@ -23140,7 +23140,7 @@
         <w:tc>
           <w:tcPr>
             <w:tcW w:w="413" w:type="dxa"/>
-            <w:shd w:val="clear" w:color="auto" w:fill="FFFFFF" w:themeFill="background1"/>
+            <w:shd w:val="clear" w:color="auto" w:fill="D9D9D9" w:themeFill="background1" w:themeFillShade="D9"/>
           </w:tcPr>
           <w:p>
             <w:pPr>
@@ -23161,7 +23161,7 @@
         <w:tc>
           <w:tcPr>
             <w:tcW w:w="5836" w:type="dxa"/>
-            <w:shd w:val="clear" w:color="auto" w:fill="FFFFFF" w:themeFill="background1"/>
+            <w:shd w:val="clear" w:color="auto" w:fill="D9D9D9" w:themeFill="background1" w:themeFillShade="D9"/>
           </w:tcPr>
           <w:p>
             <w:pPr>
@@ -23184,7 +23184,7 @@
         <w:tc>
           <w:tcPr>
             <w:tcW w:w="1003" w:type="dxa"/>
-            <w:shd w:val="clear" w:color="auto" w:fill="FFFFFF" w:themeFill="background1"/>
+            <w:shd w:val="clear" w:color="auto" w:fill="D9D9D9" w:themeFill="background1" w:themeFillShade="D9"/>
           </w:tcPr>
           <w:p>
             <w:pPr>
@@ -23206,7 +23206,7 @@
         <w:tc>
           <w:tcPr>
             <w:tcW w:w="1057" w:type="dxa"/>
-            <w:shd w:val="clear" w:color="auto" w:fill="FFFFFF" w:themeFill="background1"/>
+            <w:shd w:val="clear" w:color="auto" w:fill="D9D9D9" w:themeFill="background1" w:themeFillShade="D9"/>
           </w:tcPr>
           <w:p>
             <w:pPr>
@@ -23227,7 +23227,7 @@
         <w:tc>
           <w:tcPr>
             <w:tcW w:w="3580" w:type="dxa"/>
-            <w:shd w:val="clear" w:color="auto" w:fill="FFFFFF" w:themeFill="background1"/>
+            <w:shd w:val="clear" w:color="auto" w:fill="D9D9D9" w:themeFill="background1" w:themeFillShade="D9"/>
           </w:tcPr>
           <w:p>
             <w:pPr>
@@ -23312,7 +23312,7 @@
         <w:tc>
           <w:tcPr>
             <w:tcW w:w="1193" w:type="dxa"/>
-            <w:shd w:val="clear" w:color="auto" w:fill="FFFFFF" w:themeFill="background1"/>
+            <w:shd w:val="clear" w:color="auto" w:fill="D9D9D9" w:themeFill="background1" w:themeFillShade="D9"/>
           </w:tcPr>
           <w:p>
             <w:pPr>
@@ -23333,7 +23333,7 @@
         <w:tc>
           <w:tcPr>
             <w:tcW w:w="1903" w:type="dxa"/>
-            <w:shd w:val="clear" w:color="auto" w:fill="FFFFFF" w:themeFill="background1"/>
+            <w:shd w:val="clear" w:color="auto" w:fill="D9D9D9" w:themeFill="background1" w:themeFillShade="D9"/>
           </w:tcPr>
           <w:p>
             <w:pPr>
@@ -23374,7 +23374,6 @@
                 <w:sz w:val="18"/>
                 <w:szCs w:val="18"/>
               </w:rPr>
-              <w:lastRenderedPageBreak/>
               <w:t>67</w:t>
             </w:r>
           </w:p>
@@ -23517,20 +23516,21 @@
         <w:tc>
           <w:tcPr>
             <w:tcW w:w="413" w:type="dxa"/>
-            <w:shd w:val="clear" w:color="auto" w:fill="FFFFFF" w:themeFill="background1"/>
-          </w:tcPr>
-          <w:p>
-            <w:pPr>
-              <w:rPr>
-                <w:sz w:val="18"/>
-                <w:szCs w:val="18"/>
-              </w:rPr>
-            </w:pPr>
-            <w:r>
-              <w:rPr>
-                <w:sz w:val="18"/>
-                <w:szCs w:val="18"/>
-              </w:rPr>
+            <w:shd w:val="clear" w:color="auto" w:fill="D9D9D9" w:themeFill="background1" w:themeFillShade="D9"/>
+          </w:tcPr>
+          <w:p>
+            <w:pPr>
+              <w:rPr>
+                <w:sz w:val="18"/>
+                <w:szCs w:val="18"/>
+              </w:rPr>
+            </w:pPr>
+            <w:r>
+              <w:rPr>
+                <w:sz w:val="18"/>
+                <w:szCs w:val="18"/>
+              </w:rPr>
+              <w:lastRenderedPageBreak/>
               <w:t>68</w:t>
             </w:r>
           </w:p>
@@ -23538,7 +23538,7 @@
         <w:tc>
           <w:tcPr>
             <w:tcW w:w="5836" w:type="dxa"/>
-            <w:shd w:val="clear" w:color="auto" w:fill="FFFFFF" w:themeFill="background1"/>
+            <w:shd w:val="clear" w:color="auto" w:fill="D9D9D9" w:themeFill="background1" w:themeFillShade="D9"/>
           </w:tcPr>
           <w:p>
             <w:pPr>
@@ -23561,7 +23561,7 @@
         <w:tc>
           <w:tcPr>
             <w:tcW w:w="1003" w:type="dxa"/>
-            <w:shd w:val="clear" w:color="auto" w:fill="FFFFFF" w:themeFill="background1"/>
+            <w:shd w:val="clear" w:color="auto" w:fill="D9D9D9" w:themeFill="background1" w:themeFillShade="D9"/>
           </w:tcPr>
           <w:p>
             <w:pPr>
@@ -23583,7 +23583,7 @@
         <w:tc>
           <w:tcPr>
             <w:tcW w:w="1057" w:type="dxa"/>
-            <w:shd w:val="clear" w:color="auto" w:fill="FFFFFF" w:themeFill="background1"/>
+            <w:shd w:val="clear" w:color="auto" w:fill="D9D9D9" w:themeFill="background1" w:themeFillShade="D9"/>
           </w:tcPr>
           <w:p>
             <w:pPr>
@@ -23604,7 +23604,7 @@
         <w:tc>
           <w:tcPr>
             <w:tcW w:w="3580" w:type="dxa"/>
-            <w:shd w:val="clear" w:color="auto" w:fill="FFFFFF" w:themeFill="background1"/>
+            <w:shd w:val="clear" w:color="auto" w:fill="D9D9D9" w:themeFill="background1" w:themeFillShade="D9"/>
           </w:tcPr>
           <w:p>
             <w:pPr>
@@ -23625,7 +23625,7 @@
         <w:tc>
           <w:tcPr>
             <w:tcW w:w="1193" w:type="dxa"/>
-            <w:shd w:val="clear" w:color="auto" w:fill="FFFFFF" w:themeFill="background1"/>
+            <w:shd w:val="clear" w:color="auto" w:fill="D9D9D9" w:themeFill="background1" w:themeFillShade="D9"/>
           </w:tcPr>
           <w:p>
             <w:pPr>
@@ -23660,7 +23660,7 @@
         <w:tc>
           <w:tcPr>
             <w:tcW w:w="1903" w:type="dxa"/>
-            <w:shd w:val="clear" w:color="auto" w:fill="FFFFFF" w:themeFill="background1"/>
+            <w:shd w:val="clear" w:color="auto" w:fill="D9D9D9" w:themeFill="background1" w:themeFillShade="D9"/>
           </w:tcPr>
           <w:p>
             <w:pPr>
@@ -23687,7 +23687,7 @@
         <w:tc>
           <w:tcPr>
             <w:tcW w:w="413" w:type="dxa"/>
-            <w:shd w:val="clear" w:color="auto" w:fill="FFFFFF" w:themeFill="background1"/>
+            <w:shd w:val="clear" w:color="auto" w:fill="D9D9D9" w:themeFill="background1" w:themeFillShade="D9"/>
           </w:tcPr>
           <w:p>
             <w:pPr>
@@ -23708,7 +23708,7 @@
         <w:tc>
           <w:tcPr>
             <w:tcW w:w="5836" w:type="dxa"/>
-            <w:shd w:val="clear" w:color="auto" w:fill="FFFFFF" w:themeFill="background1"/>
+            <w:shd w:val="clear" w:color="auto" w:fill="D9D9D9" w:themeFill="background1" w:themeFillShade="D9"/>
           </w:tcPr>
           <w:p>
             <w:pPr>
@@ -23765,7 +23765,7 @@
         <w:tc>
           <w:tcPr>
             <w:tcW w:w="1003" w:type="dxa"/>
-            <w:shd w:val="clear" w:color="auto" w:fill="FFFFFF" w:themeFill="background1"/>
+            <w:shd w:val="clear" w:color="auto" w:fill="D9D9D9" w:themeFill="background1" w:themeFillShade="D9"/>
           </w:tcPr>
           <w:p>
             <w:pPr>
@@ -23787,7 +23787,7 @@
         <w:tc>
           <w:tcPr>
             <w:tcW w:w="1057" w:type="dxa"/>
-            <w:shd w:val="clear" w:color="auto" w:fill="FFFFFF" w:themeFill="background1"/>
+            <w:shd w:val="clear" w:color="auto" w:fill="D9D9D9" w:themeFill="background1" w:themeFillShade="D9"/>
           </w:tcPr>
           <w:p>
             <w:pPr>
@@ -23808,7 +23808,7 @@
         <w:tc>
           <w:tcPr>
             <w:tcW w:w="3580" w:type="dxa"/>
-            <w:shd w:val="clear" w:color="auto" w:fill="FFFFFF" w:themeFill="background1"/>
+            <w:shd w:val="clear" w:color="auto" w:fill="D9D9D9" w:themeFill="background1" w:themeFillShade="D9"/>
           </w:tcPr>
           <w:p>
             <w:pPr>
@@ -23890,7 +23890,7 @@
         <w:tc>
           <w:tcPr>
             <w:tcW w:w="1193" w:type="dxa"/>
-            <w:shd w:val="clear" w:color="auto" w:fill="FFFFFF" w:themeFill="background1"/>
+            <w:shd w:val="clear" w:color="auto" w:fill="D9D9D9" w:themeFill="background1" w:themeFillShade="D9"/>
           </w:tcPr>
           <w:p>
             <w:pPr>
@@ -23911,7 +23911,7 @@
         <w:tc>
           <w:tcPr>
             <w:tcW w:w="1903" w:type="dxa"/>
-            <w:shd w:val="clear" w:color="auto" w:fill="FFFFFF" w:themeFill="background1"/>
+            <w:shd w:val="clear" w:color="auto" w:fill="D9D9D9" w:themeFill="background1" w:themeFillShade="D9"/>
           </w:tcPr>
           <w:p>
             <w:pPr>
@@ -23938,7 +23938,7 @@
         <w:tc>
           <w:tcPr>
             <w:tcW w:w="413" w:type="dxa"/>
-            <w:shd w:val="clear" w:color="auto" w:fill="FFFFFF" w:themeFill="background1"/>
+            <w:shd w:val="clear" w:color="auto" w:fill="D9D9D9" w:themeFill="background1" w:themeFillShade="D9"/>
           </w:tcPr>
           <w:p>
             <w:pPr>
@@ -23959,7 +23959,7 @@
         <w:tc>
           <w:tcPr>
             <w:tcW w:w="5836" w:type="dxa"/>
-            <w:shd w:val="clear" w:color="auto" w:fill="FFFFFF" w:themeFill="background1"/>
+            <w:shd w:val="clear" w:color="auto" w:fill="D9D9D9" w:themeFill="background1" w:themeFillShade="D9"/>
           </w:tcPr>
           <w:p>
             <w:pPr>
@@ -24006,7 +24006,7 @@
         <w:tc>
           <w:tcPr>
             <w:tcW w:w="1003" w:type="dxa"/>
-            <w:shd w:val="clear" w:color="auto" w:fill="FFFFFF" w:themeFill="background1"/>
+            <w:shd w:val="clear" w:color="auto" w:fill="D9D9D9" w:themeFill="background1" w:themeFillShade="D9"/>
           </w:tcPr>
           <w:p>
             <w:pPr>
@@ -24028,7 +24028,7 @@
         <w:tc>
           <w:tcPr>
             <w:tcW w:w="1057" w:type="dxa"/>
-            <w:shd w:val="clear" w:color="auto" w:fill="FFFFFF" w:themeFill="background1"/>
+            <w:shd w:val="clear" w:color="auto" w:fill="D9D9D9" w:themeFill="background1" w:themeFillShade="D9"/>
           </w:tcPr>
           <w:p>
             <w:pPr>
@@ -24049,7 +24049,7 @@
         <w:tc>
           <w:tcPr>
             <w:tcW w:w="3580" w:type="dxa"/>
-            <w:shd w:val="clear" w:color="auto" w:fill="FFFFFF" w:themeFill="background1"/>
+            <w:shd w:val="clear" w:color="auto" w:fill="D9D9D9" w:themeFill="background1" w:themeFillShade="D9"/>
           </w:tcPr>
           <w:p>
             <w:pPr>
@@ -24091,34 +24091,11 @@
               <w:t>We suggested updating all existing jobs to the correct field, which could be done during deployment (DEV &amp; PROD).</w:t>
             </w:r>
           </w:p>
-          <w:p>
-            <w:pPr>
-              <w:rPr>
-                <w:sz w:val="18"/>
-                <w:szCs w:val="18"/>
-              </w:rPr>
-            </w:pPr>
-          </w:p>
-          <w:p>
-            <w:pPr>
-              <w:rPr>
-                <w:sz w:val="18"/>
-                <w:szCs w:val="18"/>
-              </w:rPr>
-            </w:pPr>
-            <w:r>
-              <w:rPr>
-                <w:sz w:val="18"/>
-                <w:szCs w:val="18"/>
-              </w:rPr>
-              <w:t>See item #92.</w:t>
-            </w:r>
-          </w:p>
         </w:tc>
         <w:tc>
           <w:tcPr>
             <w:tcW w:w="1193" w:type="dxa"/>
-            <w:shd w:val="clear" w:color="auto" w:fill="FFFFFF" w:themeFill="background1"/>
+            <w:shd w:val="clear" w:color="auto" w:fill="D9D9D9" w:themeFill="background1" w:themeFillShade="D9"/>
           </w:tcPr>
           <w:p>
             <w:pPr>
@@ -24132,15 +24109,22 @@
         <w:tc>
           <w:tcPr>
             <w:tcW w:w="1903" w:type="dxa"/>
-            <w:shd w:val="clear" w:color="auto" w:fill="FFFFFF" w:themeFill="background1"/>
-          </w:tcPr>
-          <w:p>
-            <w:pPr>
-              <w:rPr>
-                <w:sz w:val="18"/>
-                <w:szCs w:val="18"/>
-              </w:rPr>
-            </w:pPr>
+            <w:shd w:val="clear" w:color="auto" w:fill="D9D9D9" w:themeFill="background1" w:themeFillShade="D9"/>
+          </w:tcPr>
+          <w:p>
+            <w:pPr>
+              <w:rPr>
+                <w:sz w:val="18"/>
+                <w:szCs w:val="18"/>
+              </w:rPr>
+            </w:pPr>
+            <w:r>
+              <w:rPr>
+                <w:sz w:val="18"/>
+                <w:szCs w:val="18"/>
+              </w:rPr>
+              <w:t>See item #92</w:t>
+            </w:r>
           </w:p>
         </w:tc>
       </w:tr>
@@ -24321,7 +24305,7 @@
         <w:tc>
           <w:tcPr>
             <w:tcW w:w="413" w:type="dxa"/>
-            <w:shd w:val="clear" w:color="auto" w:fill="auto"/>
+            <w:shd w:val="clear" w:color="auto" w:fill="D9D9D9" w:themeFill="background1" w:themeFillShade="D9"/>
           </w:tcPr>
           <w:p>
             <w:pPr>
@@ -24342,7 +24326,7 @@
         <w:tc>
           <w:tcPr>
             <w:tcW w:w="5836" w:type="dxa"/>
-            <w:shd w:val="clear" w:color="auto" w:fill="auto"/>
+            <w:shd w:val="clear" w:color="auto" w:fill="D9D9D9" w:themeFill="background1" w:themeFillShade="D9"/>
           </w:tcPr>
           <w:p>
             <w:pPr>
@@ -24598,7 +24582,7 @@
         <w:tc>
           <w:tcPr>
             <w:tcW w:w="1003" w:type="dxa"/>
-            <w:shd w:val="clear" w:color="auto" w:fill="auto"/>
+            <w:shd w:val="clear" w:color="auto" w:fill="D9D9D9" w:themeFill="background1" w:themeFillShade="D9"/>
           </w:tcPr>
           <w:p>
             <w:pPr>
@@ -24620,7 +24604,7 @@
         <w:tc>
           <w:tcPr>
             <w:tcW w:w="1057" w:type="dxa"/>
-            <w:shd w:val="clear" w:color="auto" w:fill="auto"/>
+            <w:shd w:val="clear" w:color="auto" w:fill="D9D9D9" w:themeFill="background1" w:themeFillShade="D9"/>
           </w:tcPr>
           <w:p>
             <w:pPr>
@@ -24642,7 +24626,7 @@
         <w:tc>
           <w:tcPr>
             <w:tcW w:w="3580" w:type="dxa"/>
-            <w:shd w:val="clear" w:color="auto" w:fill="auto"/>
+            <w:shd w:val="clear" w:color="auto" w:fill="D9D9D9" w:themeFill="background1" w:themeFillShade="D9"/>
           </w:tcPr>
           <w:p>
             <w:pPr>
@@ -24656,7 +24640,7 @@
         <w:tc>
           <w:tcPr>
             <w:tcW w:w="1193" w:type="dxa"/>
-            <w:shd w:val="clear" w:color="auto" w:fill="auto"/>
+            <w:shd w:val="clear" w:color="auto" w:fill="D9D9D9" w:themeFill="background1" w:themeFillShade="D9"/>
           </w:tcPr>
           <w:p>
             <w:pPr>
@@ -24670,15 +24654,22 @@
         <w:tc>
           <w:tcPr>
             <w:tcW w:w="1903" w:type="dxa"/>
-            <w:shd w:val="clear" w:color="auto" w:fill="auto"/>
-          </w:tcPr>
-          <w:p>
-            <w:pPr>
-              <w:rPr>
-                <w:sz w:val="18"/>
-                <w:szCs w:val="18"/>
-              </w:rPr>
-            </w:pPr>
+            <w:shd w:val="clear" w:color="auto" w:fill="D9D9D9" w:themeFill="background1" w:themeFillShade="D9"/>
+          </w:tcPr>
+          <w:p>
+            <w:pPr>
+              <w:rPr>
+                <w:sz w:val="18"/>
+                <w:szCs w:val="18"/>
+              </w:rPr>
+            </w:pPr>
+            <w:r>
+              <w:rPr>
+                <w:sz w:val="18"/>
+                <w:szCs w:val="18"/>
+              </w:rPr>
+              <w:t>Ignore</w:t>
+            </w:r>
           </w:p>
         </w:tc>
       </w:tr>
@@ -24690,7 +24681,7 @@
         <w:tc>
           <w:tcPr>
             <w:tcW w:w="413" w:type="dxa"/>
-            <w:shd w:val="clear" w:color="auto" w:fill="auto"/>
+            <w:shd w:val="clear" w:color="auto" w:fill="D9D9D9" w:themeFill="background1" w:themeFillShade="D9"/>
           </w:tcPr>
           <w:p>
             <w:pPr>
@@ -24711,7 +24702,7 @@
         <w:tc>
           <w:tcPr>
             <w:tcW w:w="5836" w:type="dxa"/>
-            <w:shd w:val="clear" w:color="auto" w:fill="auto"/>
+            <w:shd w:val="clear" w:color="auto" w:fill="D9D9D9" w:themeFill="background1" w:themeFillShade="D9"/>
           </w:tcPr>
           <w:p>
             <w:pPr>
@@ -24788,7 +24779,7 @@
         <w:tc>
           <w:tcPr>
             <w:tcW w:w="1003" w:type="dxa"/>
-            <w:shd w:val="clear" w:color="auto" w:fill="auto"/>
+            <w:shd w:val="clear" w:color="auto" w:fill="D9D9D9" w:themeFill="background1" w:themeFillShade="D9"/>
           </w:tcPr>
           <w:p>
             <w:pPr>
@@ -24810,7 +24801,7 @@
         <w:tc>
           <w:tcPr>
             <w:tcW w:w="1057" w:type="dxa"/>
-            <w:shd w:val="clear" w:color="auto" w:fill="auto"/>
+            <w:shd w:val="clear" w:color="auto" w:fill="D9D9D9" w:themeFill="background1" w:themeFillShade="D9"/>
           </w:tcPr>
           <w:p>
             <w:pPr>
@@ -24832,7 +24823,7 @@
         <w:tc>
           <w:tcPr>
             <w:tcW w:w="3580" w:type="dxa"/>
-            <w:shd w:val="clear" w:color="auto" w:fill="auto"/>
+            <w:shd w:val="clear" w:color="auto" w:fill="D9D9D9" w:themeFill="background1" w:themeFillShade="D9"/>
           </w:tcPr>
           <w:p>
             <w:pPr>
@@ -24906,7 +24897,7 @@
         <w:tc>
           <w:tcPr>
             <w:tcW w:w="1193" w:type="dxa"/>
-            <w:shd w:val="clear" w:color="auto" w:fill="auto"/>
+            <w:shd w:val="clear" w:color="auto" w:fill="D9D9D9" w:themeFill="background1" w:themeFillShade="D9"/>
           </w:tcPr>
           <w:p>
             <w:pPr>
@@ -24927,7 +24918,7 @@
         <w:tc>
           <w:tcPr>
             <w:tcW w:w="1903" w:type="dxa"/>
-            <w:shd w:val="clear" w:color="auto" w:fill="auto"/>
+            <w:shd w:val="clear" w:color="auto" w:fill="D9D9D9" w:themeFill="background1" w:themeFillShade="D9"/>
           </w:tcPr>
           <w:p>
             <w:pPr>
@@ -24954,7 +24945,7 @@
         <w:tc>
           <w:tcPr>
             <w:tcW w:w="413" w:type="dxa"/>
-            <w:shd w:val="clear" w:color="auto" w:fill="auto"/>
+            <w:shd w:val="clear" w:color="auto" w:fill="D9D9D9" w:themeFill="background1" w:themeFillShade="D9"/>
           </w:tcPr>
           <w:p>
             <w:pPr>
@@ -24976,7 +24967,7 @@
         <w:tc>
           <w:tcPr>
             <w:tcW w:w="5836" w:type="dxa"/>
-            <w:shd w:val="clear" w:color="auto" w:fill="auto"/>
+            <w:shd w:val="clear" w:color="auto" w:fill="D9D9D9" w:themeFill="background1" w:themeFillShade="D9"/>
           </w:tcPr>
           <w:p>
             <w:pPr>
@@ -25067,7 +25058,7 @@
         <w:tc>
           <w:tcPr>
             <w:tcW w:w="1003" w:type="dxa"/>
-            <w:shd w:val="clear" w:color="auto" w:fill="auto"/>
+            <w:shd w:val="clear" w:color="auto" w:fill="D9D9D9" w:themeFill="background1" w:themeFillShade="D9"/>
           </w:tcPr>
           <w:p>
             <w:pPr>
@@ -25089,7 +25080,7 @@
         <w:tc>
           <w:tcPr>
             <w:tcW w:w="1057" w:type="dxa"/>
-            <w:shd w:val="clear" w:color="auto" w:fill="auto"/>
+            <w:shd w:val="clear" w:color="auto" w:fill="D9D9D9" w:themeFill="background1" w:themeFillShade="D9"/>
           </w:tcPr>
           <w:p>
             <w:pPr>
@@ -25111,7 +25102,7 @@
         <w:tc>
           <w:tcPr>
             <w:tcW w:w="3580" w:type="dxa"/>
-            <w:shd w:val="clear" w:color="auto" w:fill="auto"/>
+            <w:shd w:val="clear" w:color="auto" w:fill="D9D9D9" w:themeFill="background1" w:themeFillShade="D9"/>
           </w:tcPr>
           <w:p>
             <w:pPr>
@@ -25153,34 +25144,11 @@
               <w:t>We suggested updating all existing jobs to the correct field, which could be done during deployment (DEV &amp; PROD).</w:t>
             </w:r>
           </w:p>
-          <w:p>
-            <w:pPr>
-              <w:rPr>
-                <w:sz w:val="18"/>
-                <w:szCs w:val="18"/>
-              </w:rPr>
-            </w:pPr>
-          </w:p>
-          <w:p>
-            <w:pPr>
-              <w:rPr>
-                <w:sz w:val="18"/>
-                <w:szCs w:val="18"/>
-              </w:rPr>
-            </w:pPr>
-            <w:r>
-              <w:rPr>
-                <w:sz w:val="18"/>
-                <w:szCs w:val="18"/>
-              </w:rPr>
-              <w:t>See item #92.</w:t>
-            </w:r>
-          </w:p>
         </w:tc>
         <w:tc>
           <w:tcPr>
             <w:tcW w:w="1193" w:type="dxa"/>
-            <w:shd w:val="clear" w:color="auto" w:fill="auto"/>
+            <w:shd w:val="clear" w:color="auto" w:fill="D9D9D9" w:themeFill="background1" w:themeFillShade="D9"/>
           </w:tcPr>
           <w:p>
             <w:pPr>
@@ -25194,15 +25162,22 @@
         <w:tc>
           <w:tcPr>
             <w:tcW w:w="1903" w:type="dxa"/>
-            <w:shd w:val="clear" w:color="auto" w:fill="auto"/>
-          </w:tcPr>
-          <w:p>
-            <w:pPr>
-              <w:rPr>
-                <w:sz w:val="18"/>
-                <w:szCs w:val="18"/>
-              </w:rPr>
-            </w:pPr>
+            <w:shd w:val="clear" w:color="auto" w:fill="D9D9D9" w:themeFill="background1" w:themeFillShade="D9"/>
+          </w:tcPr>
+          <w:p>
+            <w:pPr>
+              <w:rPr>
+                <w:sz w:val="18"/>
+                <w:szCs w:val="18"/>
+              </w:rPr>
+            </w:pPr>
+            <w:r>
+              <w:rPr>
+                <w:sz w:val="18"/>
+                <w:szCs w:val="18"/>
+              </w:rPr>
+              <w:t>See item #92</w:t>
+            </w:r>
           </w:p>
         </w:tc>
       </w:tr>
@@ -25566,7 +25541,7 @@
         <w:tc>
           <w:tcPr>
             <w:tcW w:w="413" w:type="dxa"/>
-            <w:shd w:val="clear" w:color="auto" w:fill="auto"/>
+            <w:shd w:val="clear" w:color="auto" w:fill="D9D9D9" w:themeFill="background1" w:themeFillShade="D9"/>
           </w:tcPr>
           <w:p>
             <w:pPr>
@@ -25587,7 +25562,7 @@
         <w:tc>
           <w:tcPr>
             <w:tcW w:w="5836" w:type="dxa"/>
-            <w:shd w:val="clear" w:color="auto" w:fill="auto"/>
+            <w:shd w:val="clear" w:color="auto" w:fill="D9D9D9" w:themeFill="background1" w:themeFillShade="D9"/>
           </w:tcPr>
           <w:p>
             <w:pPr>
@@ -25610,7 +25585,7 @@
         <w:tc>
           <w:tcPr>
             <w:tcW w:w="1003" w:type="dxa"/>
-            <w:shd w:val="clear" w:color="auto" w:fill="auto"/>
+            <w:shd w:val="clear" w:color="auto" w:fill="D9D9D9" w:themeFill="background1" w:themeFillShade="D9"/>
           </w:tcPr>
           <w:p>
             <w:pPr>
@@ -25632,7 +25607,7 @@
         <w:tc>
           <w:tcPr>
             <w:tcW w:w="1057" w:type="dxa"/>
-            <w:shd w:val="clear" w:color="auto" w:fill="auto"/>
+            <w:shd w:val="clear" w:color="auto" w:fill="D9D9D9" w:themeFill="background1" w:themeFillShade="D9"/>
           </w:tcPr>
           <w:p>
             <w:pPr>
@@ -25654,7 +25629,7 @@
         <w:tc>
           <w:tcPr>
             <w:tcW w:w="3580" w:type="dxa"/>
-            <w:shd w:val="clear" w:color="auto" w:fill="auto"/>
+            <w:shd w:val="clear" w:color="auto" w:fill="D9D9D9" w:themeFill="background1" w:themeFillShade="D9"/>
           </w:tcPr>
           <w:p>
             <w:pPr>
@@ -25735,7 +25710,7 @@
         <w:tc>
           <w:tcPr>
             <w:tcW w:w="1193" w:type="dxa"/>
-            <w:shd w:val="clear" w:color="auto" w:fill="auto"/>
+            <w:shd w:val="clear" w:color="auto" w:fill="D9D9D9" w:themeFill="background1" w:themeFillShade="D9"/>
           </w:tcPr>
           <w:p>
             <w:pPr>
@@ -25756,7 +25731,7 @@
         <w:tc>
           <w:tcPr>
             <w:tcW w:w="1903" w:type="dxa"/>
-            <w:shd w:val="clear" w:color="auto" w:fill="auto"/>
+            <w:shd w:val="clear" w:color="auto" w:fill="D9D9D9" w:themeFill="background1" w:themeFillShade="D9"/>
           </w:tcPr>
           <w:p>
             <w:pPr>
@@ -25783,21 +25758,20 @@
         <w:tc>
           <w:tcPr>
             <w:tcW w:w="413" w:type="dxa"/>
-            <w:shd w:val="clear" w:color="auto" w:fill="auto"/>
-          </w:tcPr>
-          <w:p>
-            <w:pPr>
-              <w:rPr>
-                <w:sz w:val="18"/>
-                <w:szCs w:val="18"/>
-              </w:rPr>
-            </w:pPr>
-            <w:r>
-              <w:rPr>
-                <w:sz w:val="18"/>
-                <w:szCs w:val="18"/>
-              </w:rPr>
-              <w:lastRenderedPageBreak/>
+            <w:shd w:val="clear" w:color="auto" w:fill="D9D9D9" w:themeFill="background1" w:themeFillShade="D9"/>
+          </w:tcPr>
+          <w:p>
+            <w:pPr>
+              <w:rPr>
+                <w:sz w:val="18"/>
+                <w:szCs w:val="18"/>
+              </w:rPr>
+            </w:pPr>
+            <w:r>
+              <w:rPr>
+                <w:sz w:val="18"/>
+                <w:szCs w:val="18"/>
+              </w:rPr>
               <w:t>78</w:t>
             </w:r>
           </w:p>
@@ -25805,7 +25779,7 @@
         <w:tc>
           <w:tcPr>
             <w:tcW w:w="5836" w:type="dxa"/>
-            <w:shd w:val="clear" w:color="auto" w:fill="auto"/>
+            <w:shd w:val="clear" w:color="auto" w:fill="D9D9D9" w:themeFill="background1" w:themeFillShade="D9"/>
           </w:tcPr>
           <w:p>
             <w:pPr>
@@ -25828,7 +25802,7 @@
         <w:tc>
           <w:tcPr>
             <w:tcW w:w="1003" w:type="dxa"/>
-            <w:shd w:val="clear" w:color="auto" w:fill="auto"/>
+            <w:shd w:val="clear" w:color="auto" w:fill="D9D9D9" w:themeFill="background1" w:themeFillShade="D9"/>
           </w:tcPr>
           <w:p>
             <w:pPr>
@@ -25850,7 +25824,7 @@
         <w:tc>
           <w:tcPr>
             <w:tcW w:w="1057" w:type="dxa"/>
-            <w:shd w:val="clear" w:color="auto" w:fill="auto"/>
+            <w:shd w:val="clear" w:color="auto" w:fill="D9D9D9" w:themeFill="background1" w:themeFillShade="D9"/>
           </w:tcPr>
           <w:p>
             <w:pPr>
@@ -25872,7 +25846,7 @@
         <w:tc>
           <w:tcPr>
             <w:tcW w:w="3580" w:type="dxa"/>
-            <w:shd w:val="clear" w:color="auto" w:fill="auto"/>
+            <w:shd w:val="clear" w:color="auto" w:fill="D9D9D9" w:themeFill="background1" w:themeFillShade="D9"/>
           </w:tcPr>
           <w:p>
             <w:pPr>
@@ -25994,7 +25968,7 @@
         <w:tc>
           <w:tcPr>
             <w:tcW w:w="1193" w:type="dxa"/>
-            <w:shd w:val="clear" w:color="auto" w:fill="auto"/>
+            <w:shd w:val="clear" w:color="auto" w:fill="D9D9D9" w:themeFill="background1" w:themeFillShade="D9"/>
           </w:tcPr>
           <w:p>
             <w:pPr>
@@ -26008,8 +25982,23 @@
         <w:tc>
           <w:tcPr>
             <w:tcW w:w="1903" w:type="dxa"/>
-            <w:shd w:val="clear" w:color="auto" w:fill="auto"/>
-          </w:tcPr>
+            <w:shd w:val="clear" w:color="auto" w:fill="D9D9D9" w:themeFill="background1" w:themeFillShade="D9"/>
+          </w:tcPr>
+          <w:p>
+            <w:pPr>
+              <w:rPr>
+                <w:sz w:val="18"/>
+                <w:szCs w:val="18"/>
+              </w:rPr>
+            </w:pPr>
+            <w:r>
+              <w:rPr>
+                <w:sz w:val="18"/>
+                <w:szCs w:val="18"/>
+              </w:rPr>
+              <w:t>See item #92</w:t>
+            </w:r>
+          </w:p>
           <w:p>
             <w:pPr>
               <w:rPr>
@@ -26292,15 +26281,6 @@
               </w:rPr>
               <w:t xml:space="preserve"> </w:t>
             </w:r>
-          </w:p>
-          <w:p>
-            <w:pPr>
-              <w:rPr>
-                <w:bCs/>
-                <w:sz w:val="18"/>
-                <w:szCs w:val="18"/>
-              </w:rPr>
-            </w:pPr>
           </w:p>
           <w:tbl>
             <w:tblPr>
@@ -29464,7 +29444,7 @@
         <w:tc>
           <w:tcPr>
             <w:tcW w:w="413" w:type="dxa"/>
-            <w:shd w:val="clear" w:color="auto" w:fill="auto"/>
+            <w:shd w:val="clear" w:color="auto" w:fill="D9D9D9" w:themeFill="background1" w:themeFillShade="D9"/>
           </w:tcPr>
           <w:p>
             <w:pPr>
@@ -29493,7 +29473,7 @@
         <w:tc>
           <w:tcPr>
             <w:tcW w:w="5836" w:type="dxa"/>
-            <w:shd w:val="clear" w:color="auto" w:fill="auto"/>
+            <w:shd w:val="clear" w:color="auto" w:fill="D9D9D9" w:themeFill="background1" w:themeFillShade="D9"/>
           </w:tcPr>
           <w:p>
             <w:pPr>
@@ -29572,7 +29552,7 @@
         <w:tc>
           <w:tcPr>
             <w:tcW w:w="1003" w:type="dxa"/>
-            <w:shd w:val="clear" w:color="auto" w:fill="auto"/>
+            <w:shd w:val="clear" w:color="auto" w:fill="D9D9D9" w:themeFill="background1" w:themeFillShade="D9"/>
           </w:tcPr>
           <w:p>
             <w:pPr>
@@ -29594,7 +29574,7 @@
         <w:tc>
           <w:tcPr>
             <w:tcW w:w="1057" w:type="dxa"/>
-            <w:shd w:val="clear" w:color="auto" w:fill="auto"/>
+            <w:shd w:val="clear" w:color="auto" w:fill="D9D9D9" w:themeFill="background1" w:themeFillShade="D9"/>
           </w:tcPr>
           <w:p>
             <w:pPr>
@@ -29616,7 +29596,7 @@
         <w:tc>
           <w:tcPr>
             <w:tcW w:w="3580" w:type="dxa"/>
-            <w:shd w:val="clear" w:color="auto" w:fill="auto"/>
+            <w:shd w:val="clear" w:color="auto" w:fill="D9D9D9" w:themeFill="background1" w:themeFillShade="D9"/>
           </w:tcPr>
           <w:p>
             <w:pPr>
@@ -29667,7 +29647,7 @@
         <w:tc>
           <w:tcPr>
             <w:tcW w:w="1193" w:type="dxa"/>
-            <w:shd w:val="clear" w:color="auto" w:fill="auto"/>
+            <w:shd w:val="clear" w:color="auto" w:fill="D9D9D9" w:themeFill="background1" w:themeFillShade="D9"/>
           </w:tcPr>
           <w:p>
             <w:pPr>
@@ -29695,7 +29675,7 @@
         <w:tc>
           <w:tcPr>
             <w:tcW w:w="1903" w:type="dxa"/>
-            <w:shd w:val="clear" w:color="auto" w:fill="auto"/>
+            <w:shd w:val="clear" w:color="auto" w:fill="D9D9D9" w:themeFill="background1" w:themeFillShade="D9"/>
           </w:tcPr>
           <w:p>
             <w:pPr>
@@ -29722,7 +29702,7 @@
         <w:tc>
           <w:tcPr>
             <w:tcW w:w="413" w:type="dxa"/>
-            <w:shd w:val="clear" w:color="auto" w:fill="auto"/>
+            <w:shd w:val="clear" w:color="auto" w:fill="D9D9D9" w:themeFill="background1" w:themeFillShade="D9"/>
           </w:tcPr>
           <w:p>
             <w:pPr>
@@ -29750,7 +29730,7 @@
         <w:tc>
           <w:tcPr>
             <w:tcW w:w="5836" w:type="dxa"/>
-            <w:shd w:val="clear" w:color="auto" w:fill="auto"/>
+            <w:shd w:val="clear" w:color="auto" w:fill="D9D9D9" w:themeFill="background1" w:themeFillShade="D9"/>
           </w:tcPr>
           <w:p>
             <w:pPr>
@@ -29848,7 +29828,7 @@
         <w:tc>
           <w:tcPr>
             <w:tcW w:w="1003" w:type="dxa"/>
-            <w:shd w:val="clear" w:color="auto" w:fill="auto"/>
+            <w:shd w:val="clear" w:color="auto" w:fill="D9D9D9" w:themeFill="background1" w:themeFillShade="D9"/>
           </w:tcPr>
           <w:p>
             <w:pPr>
@@ -29870,7 +29850,7 @@
         <w:tc>
           <w:tcPr>
             <w:tcW w:w="1057" w:type="dxa"/>
-            <w:shd w:val="clear" w:color="auto" w:fill="auto"/>
+            <w:shd w:val="clear" w:color="auto" w:fill="D9D9D9" w:themeFill="background1" w:themeFillShade="D9"/>
           </w:tcPr>
           <w:p>
             <w:pPr>
@@ -29892,7 +29872,7 @@
         <w:tc>
           <w:tcPr>
             <w:tcW w:w="3580" w:type="dxa"/>
-            <w:shd w:val="clear" w:color="auto" w:fill="auto"/>
+            <w:shd w:val="clear" w:color="auto" w:fill="D9D9D9" w:themeFill="background1" w:themeFillShade="D9"/>
           </w:tcPr>
           <w:p>
             <w:pPr>
@@ -29920,7 +29900,7 @@
         <w:tc>
           <w:tcPr>
             <w:tcW w:w="1193" w:type="dxa"/>
-            <w:shd w:val="clear" w:color="auto" w:fill="auto"/>
+            <w:shd w:val="clear" w:color="auto" w:fill="D9D9D9" w:themeFill="background1" w:themeFillShade="D9"/>
           </w:tcPr>
           <w:p>
             <w:pPr>
@@ -29941,7 +29921,7 @@
         <w:tc>
           <w:tcPr>
             <w:tcW w:w="1903" w:type="dxa"/>
-            <w:shd w:val="clear" w:color="auto" w:fill="auto"/>
+            <w:shd w:val="clear" w:color="auto" w:fill="D9D9D9" w:themeFill="background1" w:themeFillShade="D9"/>
           </w:tcPr>
           <w:p>
             <w:pPr>
@@ -29968,7 +29948,7 @@
         <w:tc>
           <w:tcPr>
             <w:tcW w:w="413" w:type="dxa"/>
-            <w:shd w:val="clear" w:color="auto" w:fill="auto"/>
+            <w:shd w:val="clear" w:color="auto" w:fill="D9D9D9" w:themeFill="background1" w:themeFillShade="D9"/>
           </w:tcPr>
           <w:p>
             <w:pPr>
@@ -29996,7 +29976,7 @@
         <w:tc>
           <w:tcPr>
             <w:tcW w:w="5836" w:type="dxa"/>
-            <w:shd w:val="clear" w:color="auto" w:fill="auto"/>
+            <w:shd w:val="clear" w:color="auto" w:fill="D9D9D9" w:themeFill="background1" w:themeFillShade="D9"/>
           </w:tcPr>
           <w:p>
             <w:pPr>
@@ -30197,7 +30177,7 @@
         <w:tc>
           <w:tcPr>
             <w:tcW w:w="1003" w:type="dxa"/>
-            <w:shd w:val="clear" w:color="auto" w:fill="auto"/>
+            <w:shd w:val="clear" w:color="auto" w:fill="D9D9D9" w:themeFill="background1" w:themeFillShade="D9"/>
           </w:tcPr>
           <w:p>
             <w:pPr>
@@ -30219,7 +30199,7 @@
         <w:tc>
           <w:tcPr>
             <w:tcW w:w="1057" w:type="dxa"/>
-            <w:shd w:val="clear" w:color="auto" w:fill="auto"/>
+            <w:shd w:val="clear" w:color="auto" w:fill="D9D9D9" w:themeFill="background1" w:themeFillShade="D9"/>
           </w:tcPr>
           <w:p>
             <w:pPr>
@@ -30241,7 +30221,7 @@
         <w:tc>
           <w:tcPr>
             <w:tcW w:w="3580" w:type="dxa"/>
-            <w:shd w:val="clear" w:color="auto" w:fill="auto"/>
+            <w:shd w:val="clear" w:color="auto" w:fill="D9D9D9" w:themeFill="background1" w:themeFillShade="D9"/>
           </w:tcPr>
           <w:p>
             <w:pPr>
@@ -30314,7 +30294,7 @@
         <w:tc>
           <w:tcPr>
             <w:tcW w:w="1193" w:type="dxa"/>
-            <w:shd w:val="clear" w:color="auto" w:fill="auto"/>
+            <w:shd w:val="clear" w:color="auto" w:fill="D9D9D9" w:themeFill="background1" w:themeFillShade="D9"/>
           </w:tcPr>
           <w:p>
             <w:pPr>
@@ -30349,7 +30329,7 @@
         <w:tc>
           <w:tcPr>
             <w:tcW w:w="1903" w:type="dxa"/>
-            <w:shd w:val="clear" w:color="auto" w:fill="auto"/>
+            <w:shd w:val="clear" w:color="auto" w:fill="D9D9D9" w:themeFill="background1" w:themeFillShade="D9"/>
           </w:tcPr>
           <w:p>
             <w:pPr>
@@ -30540,7 +30520,7 @@
         <w:tc>
           <w:tcPr>
             <w:tcW w:w="413" w:type="dxa"/>
-            <w:shd w:val="clear" w:color="auto" w:fill="auto"/>
+            <w:shd w:val="clear" w:color="auto" w:fill="D9D9D9" w:themeFill="background1" w:themeFillShade="D9"/>
           </w:tcPr>
           <w:p>
             <w:pPr>
@@ -30561,7 +30541,7 @@
         <w:tc>
           <w:tcPr>
             <w:tcW w:w="5836" w:type="dxa"/>
-            <w:shd w:val="clear" w:color="auto" w:fill="auto"/>
+            <w:shd w:val="clear" w:color="auto" w:fill="D9D9D9" w:themeFill="background1" w:themeFillShade="D9"/>
           </w:tcPr>
           <w:p>
             <w:pPr>
@@ -30650,7 +30630,7 @@
         <w:tc>
           <w:tcPr>
             <w:tcW w:w="1003" w:type="dxa"/>
-            <w:shd w:val="clear" w:color="auto" w:fill="auto"/>
+            <w:shd w:val="clear" w:color="auto" w:fill="D9D9D9" w:themeFill="background1" w:themeFillShade="D9"/>
           </w:tcPr>
           <w:p>
             <w:pPr>
@@ -30672,7 +30652,7 @@
         <w:tc>
           <w:tcPr>
             <w:tcW w:w="1057" w:type="dxa"/>
-            <w:shd w:val="clear" w:color="auto" w:fill="auto"/>
+            <w:shd w:val="clear" w:color="auto" w:fill="D9D9D9" w:themeFill="background1" w:themeFillShade="D9"/>
           </w:tcPr>
           <w:p>
             <w:pPr>
@@ -30694,7 +30674,7 @@
         <w:tc>
           <w:tcPr>
             <w:tcW w:w="3580" w:type="dxa"/>
-            <w:shd w:val="clear" w:color="auto" w:fill="auto"/>
+            <w:shd w:val="clear" w:color="auto" w:fill="D9D9D9" w:themeFill="background1" w:themeFillShade="D9"/>
           </w:tcPr>
           <w:p>
             <w:pPr>
@@ -30767,29 +30747,43 @@
         <w:tc>
           <w:tcPr>
             <w:tcW w:w="1193" w:type="dxa"/>
-            <w:shd w:val="clear" w:color="auto" w:fill="auto"/>
-          </w:tcPr>
-          <w:p>
-            <w:pPr>
-              <w:rPr>
-                <w:sz w:val="18"/>
-                <w:szCs w:val="18"/>
-              </w:rPr>
-            </w:pPr>
+            <w:shd w:val="clear" w:color="auto" w:fill="D9D9D9" w:themeFill="background1" w:themeFillShade="D9"/>
+          </w:tcPr>
+          <w:p>
+            <w:pPr>
+              <w:rPr>
+                <w:sz w:val="18"/>
+                <w:szCs w:val="18"/>
+              </w:rPr>
+            </w:pPr>
+            <w:r>
+              <w:rPr>
+                <w:sz w:val="18"/>
+                <w:szCs w:val="18"/>
+              </w:rPr>
+              <w:t>2024-07-02</w:t>
+            </w:r>
           </w:p>
         </w:tc>
         <w:tc>
           <w:tcPr>
             <w:tcW w:w="1903" w:type="dxa"/>
-            <w:shd w:val="clear" w:color="auto" w:fill="auto"/>
-          </w:tcPr>
-          <w:p>
-            <w:pPr>
-              <w:rPr>
-                <w:sz w:val="18"/>
-                <w:szCs w:val="18"/>
-              </w:rPr>
-            </w:pPr>
+            <w:shd w:val="clear" w:color="auto" w:fill="D9D9D9" w:themeFill="background1" w:themeFillShade="D9"/>
+          </w:tcPr>
+          <w:p>
+            <w:pPr>
+              <w:rPr>
+                <w:sz w:val="18"/>
+                <w:szCs w:val="18"/>
+              </w:rPr>
+            </w:pPr>
+            <w:r>
+              <w:rPr>
+                <w:sz w:val="18"/>
+                <w:szCs w:val="18"/>
+              </w:rPr>
+              <w:t>Implemented</w:t>
+            </w:r>
           </w:p>
         </w:tc>
       </w:tr>
@@ -30801,7 +30795,7 @@
         <w:tc>
           <w:tcPr>
             <w:tcW w:w="413" w:type="dxa"/>
-            <w:shd w:val="clear" w:color="auto" w:fill="auto"/>
+            <w:shd w:val="clear" w:color="auto" w:fill="D9D9D9" w:themeFill="background1" w:themeFillShade="D9"/>
           </w:tcPr>
           <w:p>
             <w:pPr>
@@ -30822,7 +30816,7 @@
         <w:tc>
           <w:tcPr>
             <w:tcW w:w="5836" w:type="dxa"/>
-            <w:shd w:val="clear" w:color="auto" w:fill="auto"/>
+            <w:shd w:val="clear" w:color="auto" w:fill="D9D9D9" w:themeFill="background1" w:themeFillShade="D9"/>
           </w:tcPr>
           <w:p>
             <w:pPr>
@@ -30845,7 +30839,7 @@
         <w:tc>
           <w:tcPr>
             <w:tcW w:w="1003" w:type="dxa"/>
-            <w:shd w:val="clear" w:color="auto" w:fill="auto"/>
+            <w:shd w:val="clear" w:color="auto" w:fill="D9D9D9" w:themeFill="background1" w:themeFillShade="D9"/>
           </w:tcPr>
           <w:p>
             <w:pPr>
@@ -30867,7 +30861,7 @@
         <w:tc>
           <w:tcPr>
             <w:tcW w:w="1057" w:type="dxa"/>
-            <w:shd w:val="clear" w:color="auto" w:fill="auto"/>
+            <w:shd w:val="clear" w:color="auto" w:fill="D9D9D9" w:themeFill="background1" w:themeFillShade="D9"/>
           </w:tcPr>
           <w:p>
             <w:pPr>
@@ -30889,7 +30883,7 @@
         <w:tc>
           <w:tcPr>
             <w:tcW w:w="3580" w:type="dxa"/>
-            <w:shd w:val="clear" w:color="auto" w:fill="auto"/>
+            <w:shd w:val="clear" w:color="auto" w:fill="D9D9D9" w:themeFill="background1" w:themeFillShade="D9"/>
           </w:tcPr>
           <w:p>
             <w:pPr>
@@ -30910,7 +30904,7 @@
         <w:tc>
           <w:tcPr>
             <w:tcW w:w="1193" w:type="dxa"/>
-            <w:shd w:val="clear" w:color="auto" w:fill="auto"/>
+            <w:shd w:val="clear" w:color="auto" w:fill="D9D9D9" w:themeFill="background1" w:themeFillShade="D9"/>
           </w:tcPr>
           <w:p>
             <w:pPr>
@@ -30931,7 +30925,7 @@
         <w:tc>
           <w:tcPr>
             <w:tcW w:w="1903" w:type="dxa"/>
-            <w:shd w:val="clear" w:color="auto" w:fill="auto"/>
+            <w:shd w:val="clear" w:color="auto" w:fill="D9D9D9" w:themeFill="background1" w:themeFillShade="D9"/>
           </w:tcPr>
           <w:p>
             <w:pPr>
@@ -30958,21 +30952,20 @@
         <w:tc>
           <w:tcPr>
             <w:tcW w:w="413" w:type="dxa"/>
-            <w:shd w:val="clear" w:color="auto" w:fill="auto"/>
-          </w:tcPr>
-          <w:p>
-            <w:pPr>
-              <w:rPr>
-                <w:sz w:val="18"/>
-                <w:szCs w:val="18"/>
-              </w:rPr>
-            </w:pPr>
-            <w:r>
-              <w:rPr>
-                <w:sz w:val="18"/>
-                <w:szCs w:val="18"/>
-              </w:rPr>
-              <w:lastRenderedPageBreak/>
+            <w:shd w:val="clear" w:color="auto" w:fill="D9D9D9" w:themeFill="background1" w:themeFillShade="D9"/>
+          </w:tcPr>
+          <w:p>
+            <w:pPr>
+              <w:rPr>
+                <w:sz w:val="18"/>
+                <w:szCs w:val="18"/>
+              </w:rPr>
+            </w:pPr>
+            <w:r>
+              <w:rPr>
+                <w:sz w:val="18"/>
+                <w:szCs w:val="18"/>
+              </w:rPr>
               <w:t>87</w:t>
             </w:r>
           </w:p>
@@ -30980,7 +30973,7 @@
         <w:tc>
           <w:tcPr>
             <w:tcW w:w="5836" w:type="dxa"/>
-            <w:shd w:val="clear" w:color="auto" w:fill="auto"/>
+            <w:shd w:val="clear" w:color="auto" w:fill="D9D9D9" w:themeFill="background1" w:themeFillShade="D9"/>
           </w:tcPr>
           <w:p>
             <w:pPr>
@@ -31003,7 +30996,7 @@
         <w:tc>
           <w:tcPr>
             <w:tcW w:w="1003" w:type="dxa"/>
-            <w:shd w:val="clear" w:color="auto" w:fill="auto"/>
+            <w:shd w:val="clear" w:color="auto" w:fill="D9D9D9" w:themeFill="background1" w:themeFillShade="D9"/>
           </w:tcPr>
           <w:p>
             <w:pPr>
@@ -31025,7 +31018,7 @@
         <w:tc>
           <w:tcPr>
             <w:tcW w:w="1057" w:type="dxa"/>
-            <w:shd w:val="clear" w:color="auto" w:fill="auto"/>
+            <w:shd w:val="clear" w:color="auto" w:fill="D9D9D9" w:themeFill="background1" w:themeFillShade="D9"/>
           </w:tcPr>
           <w:p>
             <w:pPr>
@@ -31047,7 +31040,7 @@
         <w:tc>
           <w:tcPr>
             <w:tcW w:w="3580" w:type="dxa"/>
-            <w:shd w:val="clear" w:color="auto" w:fill="auto"/>
+            <w:shd w:val="clear" w:color="auto" w:fill="D9D9D9" w:themeFill="background1" w:themeFillShade="D9"/>
           </w:tcPr>
           <w:p>
             <w:pPr>
@@ -31297,7 +31290,7 @@
         <w:tc>
           <w:tcPr>
             <w:tcW w:w="1193" w:type="dxa"/>
-            <w:shd w:val="clear" w:color="auto" w:fill="auto"/>
+            <w:shd w:val="clear" w:color="auto" w:fill="D9D9D9" w:themeFill="background1" w:themeFillShade="D9"/>
           </w:tcPr>
           <w:p>
             <w:pPr>
@@ -31318,7 +31311,7 @@
         <w:tc>
           <w:tcPr>
             <w:tcW w:w="1903" w:type="dxa"/>
-            <w:shd w:val="clear" w:color="auto" w:fill="auto"/>
+            <w:shd w:val="clear" w:color="auto" w:fill="D9D9D9" w:themeFill="background1" w:themeFillShade="D9"/>
           </w:tcPr>
           <w:p>
             <w:pPr>
@@ -31345,20 +31338,21 @@
         <w:tc>
           <w:tcPr>
             <w:tcW w:w="413" w:type="dxa"/>
-            <w:shd w:val="clear" w:color="auto" w:fill="auto"/>
-          </w:tcPr>
-          <w:p>
-            <w:pPr>
-              <w:rPr>
-                <w:sz w:val="18"/>
-                <w:szCs w:val="18"/>
-              </w:rPr>
-            </w:pPr>
-            <w:r>
-              <w:rPr>
-                <w:sz w:val="18"/>
-                <w:szCs w:val="18"/>
-              </w:rPr>
+            <w:shd w:val="clear" w:color="auto" w:fill="D9D9D9" w:themeFill="background1" w:themeFillShade="D9"/>
+          </w:tcPr>
+          <w:p>
+            <w:pPr>
+              <w:rPr>
+                <w:sz w:val="18"/>
+                <w:szCs w:val="18"/>
+              </w:rPr>
+            </w:pPr>
+            <w:r>
+              <w:rPr>
+                <w:sz w:val="18"/>
+                <w:szCs w:val="18"/>
+              </w:rPr>
+              <w:lastRenderedPageBreak/>
               <w:t>88</w:t>
             </w:r>
           </w:p>
@@ -31366,7 +31360,7 @@
         <w:tc>
           <w:tcPr>
             <w:tcW w:w="5836" w:type="dxa"/>
-            <w:shd w:val="clear" w:color="auto" w:fill="auto"/>
+            <w:shd w:val="clear" w:color="auto" w:fill="D9D9D9" w:themeFill="background1" w:themeFillShade="D9"/>
           </w:tcPr>
           <w:p>
             <w:pPr>
@@ -31389,7 +31383,7 @@
         <w:tc>
           <w:tcPr>
             <w:tcW w:w="1003" w:type="dxa"/>
-            <w:shd w:val="clear" w:color="auto" w:fill="auto"/>
+            <w:shd w:val="clear" w:color="auto" w:fill="D9D9D9" w:themeFill="background1" w:themeFillShade="D9"/>
           </w:tcPr>
           <w:p>
             <w:pPr>
@@ -31411,7 +31405,7 @@
         <w:tc>
           <w:tcPr>
             <w:tcW w:w="1057" w:type="dxa"/>
-            <w:shd w:val="clear" w:color="auto" w:fill="auto"/>
+            <w:shd w:val="clear" w:color="auto" w:fill="D9D9D9" w:themeFill="background1" w:themeFillShade="D9"/>
           </w:tcPr>
           <w:p>
             <w:pPr>
@@ -31433,7 +31427,7 @@
         <w:tc>
           <w:tcPr>
             <w:tcW w:w="3580" w:type="dxa"/>
-            <w:shd w:val="clear" w:color="auto" w:fill="auto"/>
+            <w:shd w:val="clear" w:color="auto" w:fill="D9D9D9" w:themeFill="background1" w:themeFillShade="D9"/>
           </w:tcPr>
           <w:p>
             <w:pPr>
@@ -31454,7 +31448,7 @@
         <w:tc>
           <w:tcPr>
             <w:tcW w:w="1193" w:type="dxa"/>
-            <w:shd w:val="clear" w:color="auto" w:fill="auto"/>
+            <w:shd w:val="clear" w:color="auto" w:fill="D9D9D9" w:themeFill="background1" w:themeFillShade="D9"/>
           </w:tcPr>
           <w:p>
             <w:pPr>
@@ -31475,7 +31469,7 @@
         <w:tc>
           <w:tcPr>
             <w:tcW w:w="1903" w:type="dxa"/>
-            <w:shd w:val="clear" w:color="auto" w:fill="auto"/>
+            <w:shd w:val="clear" w:color="auto" w:fill="D9D9D9" w:themeFill="background1" w:themeFillShade="D9"/>
           </w:tcPr>
           <w:p>
             <w:pPr>
@@ -31502,7 +31496,7 @@
         <w:tc>
           <w:tcPr>
             <w:tcW w:w="413" w:type="dxa"/>
-            <w:shd w:val="clear" w:color="auto" w:fill="auto"/>
+            <w:shd w:val="clear" w:color="auto" w:fill="D9D9D9" w:themeFill="background1" w:themeFillShade="D9"/>
           </w:tcPr>
           <w:p>
             <w:pPr>
@@ -31523,7 +31517,7 @@
         <w:tc>
           <w:tcPr>
             <w:tcW w:w="5836" w:type="dxa"/>
-            <w:shd w:val="clear" w:color="auto" w:fill="auto"/>
+            <w:shd w:val="clear" w:color="auto" w:fill="D9D9D9" w:themeFill="background1" w:themeFillShade="D9"/>
           </w:tcPr>
           <w:p>
             <w:pPr>
@@ -31628,7 +31622,7 @@
         <w:tc>
           <w:tcPr>
             <w:tcW w:w="1003" w:type="dxa"/>
-            <w:shd w:val="clear" w:color="auto" w:fill="auto"/>
+            <w:shd w:val="clear" w:color="auto" w:fill="D9D9D9" w:themeFill="background1" w:themeFillShade="D9"/>
           </w:tcPr>
           <w:p>
             <w:pPr>
@@ -31650,7 +31644,7 @@
         <w:tc>
           <w:tcPr>
             <w:tcW w:w="1057" w:type="dxa"/>
-            <w:shd w:val="clear" w:color="auto" w:fill="auto"/>
+            <w:shd w:val="clear" w:color="auto" w:fill="D9D9D9" w:themeFill="background1" w:themeFillShade="D9"/>
           </w:tcPr>
           <w:p>
             <w:pPr>
@@ -31672,7 +31666,7 @@
         <w:tc>
           <w:tcPr>
             <w:tcW w:w="3580" w:type="dxa"/>
-            <w:shd w:val="clear" w:color="auto" w:fill="auto"/>
+            <w:shd w:val="clear" w:color="auto" w:fill="D9D9D9" w:themeFill="background1" w:themeFillShade="D9"/>
           </w:tcPr>
           <w:p>
             <w:pPr>
@@ -31762,7 +31756,7 @@
         <w:tc>
           <w:tcPr>
             <w:tcW w:w="1193" w:type="dxa"/>
-            <w:shd w:val="clear" w:color="auto" w:fill="auto"/>
+            <w:shd w:val="clear" w:color="auto" w:fill="D9D9D9" w:themeFill="background1" w:themeFillShade="D9"/>
           </w:tcPr>
           <w:p>
             <w:pPr>
@@ -31790,7 +31784,7 @@
         <w:tc>
           <w:tcPr>
             <w:tcW w:w="1903" w:type="dxa"/>
-            <w:shd w:val="clear" w:color="auto" w:fill="auto"/>
+            <w:shd w:val="clear" w:color="auto" w:fill="D9D9D9" w:themeFill="background1" w:themeFillShade="D9"/>
           </w:tcPr>
           <w:p>
             <w:pPr>
@@ -31806,8 +31800,6 @@
               </w:rPr>
               <w:t>Implemented</w:t>
             </w:r>
-            <w:bookmarkStart w:id="1" w:name="_GoBack"/>
-            <w:bookmarkEnd w:id="1"/>
           </w:p>
         </w:tc>
       </w:tr>
@@ -31819,7 +31811,7 @@
         <w:tc>
           <w:tcPr>
             <w:tcW w:w="413" w:type="dxa"/>
-            <w:shd w:val="clear" w:color="auto" w:fill="auto"/>
+            <w:shd w:val="clear" w:color="auto" w:fill="D9D9D9" w:themeFill="background1" w:themeFillShade="D9"/>
           </w:tcPr>
           <w:p>
             <w:pPr>
@@ -31840,7 +31832,7 @@
         <w:tc>
           <w:tcPr>
             <w:tcW w:w="5836" w:type="dxa"/>
-            <w:shd w:val="clear" w:color="auto" w:fill="auto"/>
+            <w:shd w:val="clear" w:color="auto" w:fill="D9D9D9" w:themeFill="background1" w:themeFillShade="D9"/>
           </w:tcPr>
           <w:p>
             <w:pPr>
@@ -32062,7 +32054,7 @@
         <w:tc>
           <w:tcPr>
             <w:tcW w:w="1003" w:type="dxa"/>
-            <w:shd w:val="clear" w:color="auto" w:fill="auto"/>
+            <w:shd w:val="clear" w:color="auto" w:fill="D9D9D9" w:themeFill="background1" w:themeFillShade="D9"/>
           </w:tcPr>
           <w:p>
             <w:pPr>
@@ -32084,7 +32076,7 @@
         <w:tc>
           <w:tcPr>
             <w:tcW w:w="1057" w:type="dxa"/>
-            <w:shd w:val="clear" w:color="auto" w:fill="auto"/>
+            <w:shd w:val="clear" w:color="auto" w:fill="D9D9D9" w:themeFill="background1" w:themeFillShade="D9"/>
           </w:tcPr>
           <w:p>
             <w:pPr>
@@ -32106,7 +32098,7 @@
         <w:tc>
           <w:tcPr>
             <w:tcW w:w="3580" w:type="dxa"/>
-            <w:shd w:val="clear" w:color="auto" w:fill="auto"/>
+            <w:shd w:val="clear" w:color="auto" w:fill="D9D9D9" w:themeFill="background1" w:themeFillShade="D9"/>
           </w:tcPr>
           <w:p>
             <w:pPr>
@@ -32341,7 +32333,7 @@
         <w:tc>
           <w:tcPr>
             <w:tcW w:w="1193" w:type="dxa"/>
-            <w:shd w:val="clear" w:color="auto" w:fill="auto"/>
+            <w:shd w:val="clear" w:color="auto" w:fill="D9D9D9" w:themeFill="background1" w:themeFillShade="D9"/>
           </w:tcPr>
           <w:p>
             <w:pPr>
@@ -32362,7 +32354,7 @@
         <w:tc>
           <w:tcPr>
             <w:tcW w:w="1903" w:type="dxa"/>
-            <w:shd w:val="clear" w:color="auto" w:fill="auto"/>
+            <w:shd w:val="clear" w:color="auto" w:fill="D9D9D9" w:themeFill="background1" w:themeFillShade="D9"/>
           </w:tcPr>
           <w:p>
             <w:pPr>
@@ -32389,21 +32381,20 @@
         <w:tc>
           <w:tcPr>
             <w:tcW w:w="413" w:type="dxa"/>
-            <w:shd w:val="clear" w:color="auto" w:fill="auto"/>
-          </w:tcPr>
-          <w:p>
-            <w:pPr>
-              <w:rPr>
-                <w:sz w:val="18"/>
-                <w:szCs w:val="18"/>
-              </w:rPr>
-            </w:pPr>
-            <w:r>
-              <w:rPr>
-                <w:sz w:val="18"/>
-                <w:szCs w:val="18"/>
-              </w:rPr>
-              <w:lastRenderedPageBreak/>
+            <w:shd w:val="clear" w:color="auto" w:fill="D9D9D9" w:themeFill="background1" w:themeFillShade="D9"/>
+          </w:tcPr>
+          <w:p>
+            <w:pPr>
+              <w:rPr>
+                <w:sz w:val="18"/>
+                <w:szCs w:val="18"/>
+              </w:rPr>
+            </w:pPr>
+            <w:r>
+              <w:rPr>
+                <w:sz w:val="18"/>
+                <w:szCs w:val="18"/>
+              </w:rPr>
               <w:t>91</w:t>
             </w:r>
           </w:p>
@@ -32411,7 +32402,7 @@
         <w:tc>
           <w:tcPr>
             <w:tcW w:w="5836" w:type="dxa"/>
-            <w:shd w:val="clear" w:color="auto" w:fill="auto"/>
+            <w:shd w:val="clear" w:color="auto" w:fill="D9D9D9" w:themeFill="background1" w:themeFillShade="D9"/>
           </w:tcPr>
           <w:p>
             <w:pPr>
@@ -32478,7 +32469,7 @@
         <w:tc>
           <w:tcPr>
             <w:tcW w:w="1003" w:type="dxa"/>
-            <w:shd w:val="clear" w:color="auto" w:fill="auto"/>
+            <w:shd w:val="clear" w:color="auto" w:fill="D9D9D9" w:themeFill="background1" w:themeFillShade="D9"/>
           </w:tcPr>
           <w:p>
             <w:pPr>
@@ -32500,7 +32491,7 @@
         <w:tc>
           <w:tcPr>
             <w:tcW w:w="1057" w:type="dxa"/>
-            <w:shd w:val="clear" w:color="auto" w:fill="auto"/>
+            <w:shd w:val="clear" w:color="auto" w:fill="D9D9D9" w:themeFill="background1" w:themeFillShade="D9"/>
           </w:tcPr>
           <w:p>
             <w:pPr>
@@ -32522,7 +32513,7 @@
         <w:tc>
           <w:tcPr>
             <w:tcW w:w="3580" w:type="dxa"/>
-            <w:shd w:val="clear" w:color="auto" w:fill="auto"/>
+            <w:shd w:val="clear" w:color="auto" w:fill="D9D9D9" w:themeFill="background1" w:themeFillShade="D9"/>
           </w:tcPr>
           <w:p>
             <w:pPr>
@@ -32743,7 +32734,7 @@
         <w:tc>
           <w:tcPr>
             <w:tcW w:w="1193" w:type="dxa"/>
-            <w:shd w:val="clear" w:color="auto" w:fill="auto"/>
+            <w:shd w:val="clear" w:color="auto" w:fill="D9D9D9" w:themeFill="background1" w:themeFillShade="D9"/>
           </w:tcPr>
           <w:p>
             <w:pPr>
@@ -32764,7 +32755,7 @@
         <w:tc>
           <w:tcPr>
             <w:tcW w:w="1903" w:type="dxa"/>
-            <w:shd w:val="clear" w:color="auto" w:fill="auto"/>
+            <w:shd w:val="clear" w:color="auto" w:fill="D9D9D9" w:themeFill="background1" w:themeFillShade="D9"/>
           </w:tcPr>
           <w:p>
             <w:pPr>
@@ -32805,6 +32796,7 @@
                 <w:sz w:val="18"/>
                 <w:szCs w:val="18"/>
               </w:rPr>
+              <w:lastRenderedPageBreak/>
               <w:t>92</w:t>
             </w:r>
           </w:p>
@@ -33547,21 +33539,20 @@
         <w:tc>
           <w:tcPr>
             <w:tcW w:w="413" w:type="dxa"/>
-            <w:shd w:val="clear" w:color="auto" w:fill="auto"/>
-          </w:tcPr>
-          <w:p>
-            <w:pPr>
-              <w:rPr>
-                <w:sz w:val="18"/>
-                <w:szCs w:val="18"/>
-              </w:rPr>
-            </w:pPr>
-            <w:r>
-              <w:rPr>
-                <w:sz w:val="18"/>
-                <w:szCs w:val="18"/>
-              </w:rPr>
-              <w:lastRenderedPageBreak/>
+            <w:shd w:val="clear" w:color="auto" w:fill="D9D9D9" w:themeFill="background1" w:themeFillShade="D9"/>
+          </w:tcPr>
+          <w:p>
+            <w:pPr>
+              <w:rPr>
+                <w:sz w:val="18"/>
+                <w:szCs w:val="18"/>
+              </w:rPr>
+            </w:pPr>
+            <w:r>
+              <w:rPr>
+                <w:sz w:val="18"/>
+                <w:szCs w:val="18"/>
+              </w:rPr>
               <w:t>95</w:t>
             </w:r>
           </w:p>
@@ -33569,7 +33560,7 @@
         <w:tc>
           <w:tcPr>
             <w:tcW w:w="5836" w:type="dxa"/>
-            <w:shd w:val="clear" w:color="auto" w:fill="auto"/>
+            <w:shd w:val="clear" w:color="auto" w:fill="D9D9D9" w:themeFill="background1" w:themeFillShade="D9"/>
           </w:tcPr>
           <w:p>
             <w:pPr>
@@ -33592,7 +33583,7 @@
         <w:tc>
           <w:tcPr>
             <w:tcW w:w="1003" w:type="dxa"/>
-            <w:shd w:val="clear" w:color="auto" w:fill="auto"/>
+            <w:shd w:val="clear" w:color="auto" w:fill="D9D9D9" w:themeFill="background1" w:themeFillShade="D9"/>
           </w:tcPr>
           <w:p>
             <w:pPr>
@@ -33614,7 +33605,7 @@
         <w:tc>
           <w:tcPr>
             <w:tcW w:w="1057" w:type="dxa"/>
-            <w:shd w:val="clear" w:color="auto" w:fill="auto"/>
+            <w:shd w:val="clear" w:color="auto" w:fill="D9D9D9" w:themeFill="background1" w:themeFillShade="D9"/>
           </w:tcPr>
           <w:p>
             <w:pPr>
@@ -33636,7 +33627,43 @@
         <w:tc>
           <w:tcPr>
             <w:tcW w:w="3580" w:type="dxa"/>
-            <w:shd w:val="clear" w:color="auto" w:fill="auto"/>
+            <w:shd w:val="clear" w:color="auto" w:fill="D9D9D9" w:themeFill="background1" w:themeFillShade="D9"/>
+          </w:tcPr>
+          <w:p>
+            <w:pPr>
+              <w:rPr>
+                <w:sz w:val="18"/>
+                <w:szCs w:val="18"/>
+              </w:rPr>
+            </w:pPr>
+            <w:r>
+              <w:rPr>
+                <w:sz w:val="18"/>
+                <w:szCs w:val="18"/>
+                <w:highlight w:val="yellow"/>
+              </w:rPr>
+              <w:t>We suggested updating all existing jobs to the correct field, which could be done during deployment (DEV &amp; PROD).</w:t>
+            </w:r>
+          </w:p>
+        </w:tc>
+        <w:tc>
+          <w:tcPr>
+            <w:tcW w:w="1193" w:type="dxa"/>
+            <w:shd w:val="clear" w:color="auto" w:fill="D9D9D9" w:themeFill="background1" w:themeFillShade="D9"/>
+          </w:tcPr>
+          <w:p>
+            <w:pPr>
+              <w:rPr>
+                <w:sz w:val="18"/>
+                <w:szCs w:val="18"/>
+              </w:rPr>
+            </w:pPr>
+          </w:p>
+        </w:tc>
+        <w:tc>
+          <w:tcPr>
+            <w:tcW w:w="1903" w:type="dxa"/>
+            <w:shd w:val="clear" w:color="auto" w:fill="D9D9D9" w:themeFill="background1" w:themeFillShade="D9"/>
           </w:tcPr>
           <w:p>
             <w:pPr>
@@ -33653,50 +33680,6 @@
               <w:t>See item #92</w:t>
             </w:r>
           </w:p>
-          <w:p>
-            <w:pPr>
-              <w:rPr>
-                <w:sz w:val="18"/>
-                <w:szCs w:val="18"/>
-              </w:rPr>
-            </w:pPr>
-          </w:p>
-          <w:p>
-            <w:pPr>
-              <w:rPr>
-                <w:sz w:val="18"/>
-                <w:szCs w:val="18"/>
-              </w:rPr>
-            </w:pPr>
-            <w:r>
-              <w:rPr>
-                <w:sz w:val="18"/>
-                <w:szCs w:val="18"/>
-                <w:highlight w:val="yellow"/>
-              </w:rPr>
-              <w:t>We suggested updating all existing jobs to the correct field, which could be done during deployment (DEV &amp; PROD).</w:t>
-            </w:r>
-          </w:p>
-        </w:tc>
-        <w:tc>
-          <w:tcPr>
-            <w:tcW w:w="1193" w:type="dxa"/>
-            <w:shd w:val="clear" w:color="auto" w:fill="auto"/>
-          </w:tcPr>
-          <w:p>
-            <w:pPr>
-              <w:rPr>
-                <w:sz w:val="18"/>
-                <w:szCs w:val="18"/>
-              </w:rPr>
-            </w:pPr>
-          </w:p>
-        </w:tc>
-        <w:tc>
-          <w:tcPr>
-            <w:tcW w:w="1903" w:type="dxa"/>
-            <w:shd w:val="clear" w:color="auto" w:fill="auto"/>
-          </w:tcPr>
           <w:p>
             <w:pPr>
               <w:rPr>
@@ -33715,7 +33698,7 @@
         <w:tc>
           <w:tcPr>
             <w:tcW w:w="413" w:type="dxa"/>
-            <w:shd w:val="clear" w:color="auto" w:fill="auto"/>
+            <w:shd w:val="clear" w:color="auto" w:fill="D9D9D9" w:themeFill="background1" w:themeFillShade="D9"/>
           </w:tcPr>
           <w:p>
             <w:pPr>
@@ -33736,7 +33719,7 @@
         <w:tc>
           <w:tcPr>
             <w:tcW w:w="5836" w:type="dxa"/>
-            <w:shd w:val="clear" w:color="auto" w:fill="auto"/>
+            <w:shd w:val="clear" w:color="auto" w:fill="D9D9D9" w:themeFill="background1" w:themeFillShade="D9"/>
           </w:tcPr>
           <w:p>
             <w:pPr>
@@ -33794,7 +33777,7 @@
         <w:tc>
           <w:tcPr>
             <w:tcW w:w="1003" w:type="dxa"/>
-            <w:shd w:val="clear" w:color="auto" w:fill="auto"/>
+            <w:shd w:val="clear" w:color="auto" w:fill="D9D9D9" w:themeFill="background1" w:themeFillShade="D9"/>
           </w:tcPr>
           <w:p>
             <w:pPr>
@@ -33816,7 +33799,7 @@
         <w:tc>
           <w:tcPr>
             <w:tcW w:w="1057" w:type="dxa"/>
-            <w:shd w:val="clear" w:color="auto" w:fill="auto"/>
+            <w:shd w:val="clear" w:color="auto" w:fill="D9D9D9" w:themeFill="background1" w:themeFillShade="D9"/>
           </w:tcPr>
           <w:p>
             <w:pPr>
@@ -33838,7 +33821,7 @@
         <w:tc>
           <w:tcPr>
             <w:tcW w:w="3580" w:type="dxa"/>
-            <w:shd w:val="clear" w:color="auto" w:fill="auto"/>
+            <w:shd w:val="clear" w:color="auto" w:fill="D9D9D9" w:themeFill="background1" w:themeFillShade="D9"/>
           </w:tcPr>
           <w:p>
             <w:pPr>
@@ -33859,7 +33842,7 @@
         <w:tc>
           <w:tcPr>
             <w:tcW w:w="1193" w:type="dxa"/>
-            <w:shd w:val="clear" w:color="auto" w:fill="auto"/>
+            <w:shd w:val="clear" w:color="auto" w:fill="D9D9D9" w:themeFill="background1" w:themeFillShade="D9"/>
           </w:tcPr>
           <w:p>
             <w:pPr>
@@ -33880,15 +33863,22 @@
         <w:tc>
           <w:tcPr>
             <w:tcW w:w="1903" w:type="dxa"/>
-            <w:shd w:val="clear" w:color="auto" w:fill="auto"/>
-          </w:tcPr>
-          <w:p>
-            <w:pPr>
-              <w:rPr>
-                <w:sz w:val="18"/>
-                <w:szCs w:val="18"/>
-              </w:rPr>
-            </w:pPr>
+            <w:shd w:val="clear" w:color="auto" w:fill="D9D9D9" w:themeFill="background1" w:themeFillShade="D9"/>
+          </w:tcPr>
+          <w:p>
+            <w:pPr>
+              <w:rPr>
+                <w:sz w:val="18"/>
+                <w:szCs w:val="18"/>
+              </w:rPr>
+            </w:pPr>
+            <w:r>
+              <w:rPr>
+                <w:sz w:val="18"/>
+                <w:szCs w:val="18"/>
+              </w:rPr>
+              <w:t>Implemented</w:t>
+            </w:r>
           </w:p>
         </w:tc>
       </w:tr>
@@ -33971,6 +33961,14 @@
               </w:rPr>
               <w:t>) to MEDS_JOB_TYPE so we can test the layer</w:t>
             </w:r>
+            <w:r>
+              <w:rPr>
+                <w:bCs/>
+                <w:sz w:val="18"/>
+                <w:szCs w:val="18"/>
+              </w:rPr>
+              <w:t xml:space="preserve"> (the sample data sent has a job type that was not in MEDS_JOB_TYPE)</w:t>
+            </w:r>
           </w:p>
         </w:tc>
         <w:tc>
@@ -34029,6 +34027,13 @@
                 <w:szCs w:val="18"/>
               </w:rPr>
             </w:pPr>
+            <w:r>
+              <w:rPr>
+                <w:sz w:val="18"/>
+                <w:szCs w:val="18"/>
+              </w:rPr>
+              <w:t>Chat with Steve about this when executing tests in UAT</w:t>
+            </w:r>
           </w:p>
         </w:tc>
         <w:tc>
@@ -34159,7 +34164,21 @@
                 <w:sz w:val="18"/>
                 <w:szCs w:val="18"/>
               </w:rPr>
-              <w:t>2024-6-27</w:t>
+              <w:t>2024-</w:t>
+            </w:r>
+            <w:r>
+              <w:rPr>
+                <w:sz w:val="18"/>
+                <w:szCs w:val="18"/>
+              </w:rPr>
+              <w:t>0</w:t>
+            </w:r>
+            <w:r>
+              <w:rPr>
+                <w:sz w:val="18"/>
+                <w:szCs w:val="18"/>
+              </w:rPr>
+              <w:t>6-27</w:t>
             </w:r>
           </w:p>
         </w:tc>
@@ -34175,6 +34194,181 @@
                 <w:szCs w:val="18"/>
               </w:rPr>
             </w:pPr>
+            <w:r>
+              <w:rPr>
+                <w:sz w:val="18"/>
+                <w:szCs w:val="18"/>
+              </w:rPr>
+              <w:t>Full Code asked</w:t>
+            </w:r>
+          </w:p>
+        </w:tc>
+        <w:tc>
+          <w:tcPr>
+            <w:tcW w:w="1193" w:type="dxa"/>
+            <w:shd w:val="clear" w:color="auto" w:fill="auto"/>
+          </w:tcPr>
+          <w:p>
+            <w:pPr>
+              <w:rPr>
+                <w:sz w:val="18"/>
+                <w:szCs w:val="18"/>
+              </w:rPr>
+            </w:pPr>
+          </w:p>
+        </w:tc>
+        <w:tc>
+          <w:tcPr>
+            <w:tcW w:w="1903" w:type="dxa"/>
+            <w:shd w:val="clear" w:color="auto" w:fill="auto"/>
+          </w:tcPr>
+          <w:p>
+            <w:pPr>
+              <w:rPr>
+                <w:sz w:val="18"/>
+                <w:szCs w:val="18"/>
+              </w:rPr>
+            </w:pPr>
+          </w:p>
+        </w:tc>
+      </w:tr>
+      <w:tr>
+        <w:trPr>
+          <w:cantSplit/>
+          <w:trHeight w:val="300"/>
+        </w:trPr>
+        <w:tc>
+          <w:tcPr>
+            <w:tcW w:w="413" w:type="dxa"/>
+            <w:shd w:val="clear" w:color="auto" w:fill="auto"/>
+          </w:tcPr>
+          <w:p>
+            <w:pPr>
+              <w:rPr>
+                <w:sz w:val="18"/>
+                <w:szCs w:val="18"/>
+              </w:rPr>
+            </w:pPr>
+            <w:r>
+              <w:rPr>
+                <w:sz w:val="18"/>
+                <w:szCs w:val="18"/>
+              </w:rPr>
+              <w:t>99</w:t>
+            </w:r>
+          </w:p>
+        </w:tc>
+        <w:tc>
+          <w:tcPr>
+            <w:tcW w:w="5836" w:type="dxa"/>
+            <w:shd w:val="clear" w:color="auto" w:fill="auto"/>
+          </w:tcPr>
+          <w:p>
+            <w:pPr>
+              <w:rPr>
+                <w:bCs/>
+                <w:sz w:val="18"/>
+                <w:szCs w:val="18"/>
+              </w:rPr>
+            </w:pPr>
+            <w:r>
+              <w:rPr>
+                <w:bCs/>
+                <w:sz w:val="18"/>
+                <w:szCs w:val="18"/>
+              </w:rPr>
+              <w:t>Clarify all the requirements still not dev</w:t>
+            </w:r>
+            <w:bookmarkStart w:id="1" w:name="_GoBack"/>
+            <w:bookmarkEnd w:id="1"/>
+            <w:r>
+              <w:rPr>
+                <w:bCs/>
+                <w:sz w:val="18"/>
+                <w:szCs w:val="18"/>
+              </w:rPr>
+              <w:t>eloped</w:t>
+            </w:r>
+          </w:p>
+        </w:tc>
+        <w:tc>
+          <w:tcPr>
+            <w:tcW w:w="1003" w:type="dxa"/>
+            <w:shd w:val="clear" w:color="auto" w:fill="auto"/>
+          </w:tcPr>
+          <w:p>
+            <w:pPr>
+              <w:jc w:val="center"/>
+              <w:rPr>
+                <w:sz w:val="18"/>
+                <w:szCs w:val="18"/>
+              </w:rPr>
+            </w:pPr>
+            <w:r>
+              <w:rPr>
+                <w:sz w:val="18"/>
+                <w:szCs w:val="18"/>
+              </w:rPr>
+              <w:t>n/a</w:t>
+            </w:r>
+          </w:p>
+        </w:tc>
+        <w:tc>
+          <w:tcPr>
+            <w:tcW w:w="1057" w:type="dxa"/>
+            <w:shd w:val="clear" w:color="auto" w:fill="auto"/>
+          </w:tcPr>
+          <w:p>
+            <w:pPr>
+              <w:jc w:val="center"/>
+              <w:rPr>
+                <w:sz w:val="18"/>
+                <w:szCs w:val="18"/>
+              </w:rPr>
+            </w:pPr>
+            <w:r>
+              <w:rPr>
+                <w:sz w:val="18"/>
+                <w:szCs w:val="18"/>
+              </w:rPr>
+              <w:t>2024-07-02</w:t>
+            </w:r>
+          </w:p>
+        </w:tc>
+        <w:tc>
+          <w:tcPr>
+            <w:tcW w:w="3580" w:type="dxa"/>
+            <w:shd w:val="clear" w:color="auto" w:fill="auto"/>
+          </w:tcPr>
+          <w:p>
+            <w:pPr>
+              <w:rPr>
+                <w:sz w:val="18"/>
+                <w:szCs w:val="18"/>
+              </w:rPr>
+            </w:pPr>
+            <w:r>
+              <w:rPr>
+                <w:sz w:val="18"/>
+                <w:szCs w:val="18"/>
+              </w:rPr>
+              <w:t>MEDS011 – Consider the requirement covered by MED010 (same functionality).</w:t>
+            </w:r>
+          </w:p>
+          <w:p>
+            <w:pPr>
+              <w:rPr>
+                <w:sz w:val="18"/>
+                <w:szCs w:val="18"/>
+              </w:rPr>
+            </w:pPr>
+            <w:r>
+              <w:rPr>
+                <w:sz w:val="18"/>
+                <w:szCs w:val="18"/>
+              </w:rPr>
+              <w:t xml:space="preserve">MEDS019 - </w:t>
+            </w:r>
           </w:p>
         </w:tc>
         <w:tc>
@@ -34210,7 +34404,7 @@
     <w:p/>
     <w:sectPr>
       <w:pgSz w:w="16838" w:h="11906" w:orient="landscape"/>
-      <w:pgMar w:top="1440" w:right="1440" w:bottom="1440" w:left="1440" w:header="708" w:footer="708" w:gutter="0"/>
+      <w:pgMar w:top="1440" w:right="1440" w:bottom="1134" w:left="1440" w:header="708" w:footer="708" w:gutter="0"/>
       <w:cols w:space="708"/>
       <w:docGrid w:linePitch="360"/>
     </w:sectPr>
@@ -38425,14 +38619,14 @@
   <ds:schemaRefs>
     <ds:schemaRef ds:uri="http://schemas.openxmlformats.org/package/2006/metadata/core-properties"/>
     <ds:schemaRef ds:uri="42d8e6db-7b1e-4a51-8fbb-e5e83cc76820"/>
+    <ds:schemaRef ds:uri="http://schemas.microsoft.com/office/2006/metadata/properties"/>
+    <ds:schemaRef ds:uri="3d161086-4829-409f-9f75-5bde88dcb151"/>
+    <ds:schemaRef ds:uri="http://www.w3.org/XML/1998/namespace"/>
+    <ds:schemaRef ds:uri="http://purl.org/dc/elements/1.1/"/>
+    <ds:schemaRef ds:uri="http://schemas.microsoft.com/office/2006/documentManagement/types"/>
+    <ds:schemaRef ds:uri="http://schemas.microsoft.com/office/infopath/2007/PartnerControls"/>
     <ds:schemaRef ds:uri="http://purl.org/dc/dcmitype/"/>
     <ds:schemaRef ds:uri="http://purl.org/dc/terms/"/>
-    <ds:schemaRef ds:uri="http://schemas.microsoft.com/office/infopath/2007/PartnerControls"/>
-    <ds:schemaRef ds:uri="3d161086-4829-409f-9f75-5bde88dcb151"/>
-    <ds:schemaRef ds:uri="http://schemas.microsoft.com/office/2006/documentManagement/types"/>
-    <ds:schemaRef ds:uri="http://www.w3.org/XML/1998/namespace"/>
-    <ds:schemaRef ds:uri="http://purl.org/dc/elements/1.1/"/>
-    <ds:schemaRef ds:uri="http://schemas.microsoft.com/office/2006/metadata/properties"/>
   </ds:schemaRefs>
 </ds:datastoreItem>
 </file>
@@ -38465,7 +38659,7 @@
 </file>
 
 <file path=customXml/itemProps4.xml><?xml version="1.0" encoding="utf-8"?>
-<ds:datastoreItem xmlns:ds="http://schemas.openxmlformats.org/officeDocument/2006/customXml" ds:itemID="{B47EE251-6B46-48C7-97CE-2C52E618A850}">
+<ds:datastoreItem xmlns:ds="http://schemas.openxmlformats.org/officeDocument/2006/customXml" ds:itemID="{120AB37A-BB82-4B0E-AF37-75716EAC2A68}">
   <ds:schemaRefs>
     <ds:schemaRef ds:uri="http://schemas.openxmlformats.org/officeDocument/2006/bibliography"/>
   </ds:schemaRefs>

--- a/analysis/User_Questions.docx
+++ b/analysis/User_Questions.docx
@@ -7,16 +7,17 @@
         <w:tblStyle w:val="TableGrid"/>
         <w:tblW w:w="14985" w:type="dxa"/>
         <w:tblInd w:w="-572" w:type="dxa"/>
+        <w:tblLayout w:type="fixed"/>
         <w:tblLook w:val="04A0" w:firstRow="1" w:lastRow="0" w:firstColumn="1" w:lastColumn="0" w:noHBand="0" w:noVBand="1"/>
       </w:tblPr>
       <w:tblGrid>
-        <w:gridCol w:w="413"/>
+        <w:gridCol w:w="490"/>
         <w:gridCol w:w="5836"/>
-        <w:gridCol w:w="1003"/>
-        <w:gridCol w:w="1057"/>
-        <w:gridCol w:w="3580"/>
-        <w:gridCol w:w="1193"/>
-        <w:gridCol w:w="1903"/>
+        <w:gridCol w:w="990"/>
+        <w:gridCol w:w="1189"/>
+        <w:gridCol w:w="3424"/>
+        <w:gridCol w:w="1187"/>
+        <w:gridCol w:w="1869"/>
       </w:tblGrid>
       <w:tr>
         <w:trPr>
@@ -24,7 +25,7 @@
         </w:trPr>
         <w:tc>
           <w:tcPr>
-            <w:tcW w:w="413" w:type="dxa"/>
+            <w:tcW w:w="490" w:type="dxa"/>
           </w:tcPr>
           <w:p>
             <w:pPr>
@@ -56,7 +57,7 @@
         </w:tc>
         <w:tc>
           <w:tcPr>
-            <w:tcW w:w="1003" w:type="dxa"/>
+            <w:tcW w:w="990" w:type="dxa"/>
           </w:tcPr>
           <w:p>
             <w:pPr>
@@ -81,7 +82,7 @@
         </w:tc>
         <w:tc>
           <w:tcPr>
-            <w:tcW w:w="1057" w:type="dxa"/>
+            <w:tcW w:w="1189" w:type="dxa"/>
           </w:tcPr>
           <w:p>
             <w:pPr>
@@ -100,7 +101,7 @@
         </w:tc>
         <w:tc>
           <w:tcPr>
-            <w:tcW w:w="3580" w:type="dxa"/>
+            <w:tcW w:w="3424" w:type="dxa"/>
           </w:tcPr>
           <w:p>
             <w:pPr>
@@ -125,7 +126,7 @@
         </w:tc>
         <w:tc>
           <w:tcPr>
-            <w:tcW w:w="1193" w:type="dxa"/>
+            <w:tcW w:w="1187" w:type="dxa"/>
           </w:tcPr>
           <w:p>
             <w:pPr>
@@ -144,7 +145,7 @@
         </w:tc>
         <w:tc>
           <w:tcPr>
-            <w:tcW w:w="1903" w:type="dxa"/>
+            <w:tcW w:w="1869" w:type="dxa"/>
           </w:tcPr>
           <w:p>
             <w:pPr>
@@ -168,7 +169,7 @@
         </w:trPr>
         <w:tc>
           <w:tcPr>
-            <w:tcW w:w="413" w:type="dxa"/>
+            <w:tcW w:w="490" w:type="dxa"/>
             <w:shd w:val="clear" w:color="auto" w:fill="D9D9D9" w:themeFill="background1" w:themeFillShade="D9"/>
           </w:tcPr>
           <w:p>
@@ -215,7 +216,7 @@
         </w:tc>
         <w:tc>
           <w:tcPr>
-            <w:tcW w:w="1003" w:type="dxa"/>
+            <w:tcW w:w="990" w:type="dxa"/>
             <w:shd w:val="clear" w:color="auto" w:fill="D9D9D9" w:themeFill="background1" w:themeFillShade="D9"/>
           </w:tcPr>
           <w:p>
@@ -235,7 +236,7 @@
         </w:tc>
         <w:tc>
           <w:tcPr>
-            <w:tcW w:w="1057" w:type="dxa"/>
+            <w:tcW w:w="1189" w:type="dxa"/>
             <w:shd w:val="clear" w:color="auto" w:fill="D9D9D9" w:themeFill="background1" w:themeFillShade="D9"/>
           </w:tcPr>
           <w:p>
@@ -254,33 +255,33 @@
         </w:tc>
         <w:tc>
           <w:tcPr>
-            <w:tcW w:w="3580" w:type="dxa"/>
-            <w:shd w:val="clear" w:color="auto" w:fill="D9D9D9" w:themeFill="background1" w:themeFillShade="D9"/>
-          </w:tcPr>
-          <w:p>
-            <w:pPr>
-              <w:rPr>
-                <w:sz w:val="18"/>
-              </w:rPr>
-            </w:pPr>
-          </w:p>
-        </w:tc>
-        <w:tc>
-          <w:tcPr>
-            <w:tcW w:w="1193" w:type="dxa"/>
-            <w:shd w:val="clear" w:color="auto" w:fill="D9D9D9" w:themeFill="background1" w:themeFillShade="D9"/>
-          </w:tcPr>
-          <w:p>
-            <w:pPr>
-              <w:rPr>
-                <w:sz w:val="18"/>
-              </w:rPr>
-            </w:pPr>
-          </w:p>
-        </w:tc>
-        <w:tc>
-          <w:tcPr>
-            <w:tcW w:w="1903" w:type="dxa"/>
+            <w:tcW w:w="3424" w:type="dxa"/>
+            <w:shd w:val="clear" w:color="auto" w:fill="D9D9D9" w:themeFill="background1" w:themeFillShade="D9"/>
+          </w:tcPr>
+          <w:p>
+            <w:pPr>
+              <w:rPr>
+                <w:sz w:val="18"/>
+              </w:rPr>
+            </w:pPr>
+          </w:p>
+        </w:tc>
+        <w:tc>
+          <w:tcPr>
+            <w:tcW w:w="1187" w:type="dxa"/>
+            <w:shd w:val="clear" w:color="auto" w:fill="D9D9D9" w:themeFill="background1" w:themeFillShade="D9"/>
+          </w:tcPr>
+          <w:p>
+            <w:pPr>
+              <w:rPr>
+                <w:sz w:val="18"/>
+              </w:rPr>
+            </w:pPr>
+          </w:p>
+        </w:tc>
+        <w:tc>
+          <w:tcPr>
+            <w:tcW w:w="1869" w:type="dxa"/>
             <w:shd w:val="clear" w:color="auto" w:fill="D9D9D9" w:themeFill="background1" w:themeFillShade="D9"/>
           </w:tcPr>
           <w:p>
@@ -298,7 +299,7 @@
         </w:trPr>
         <w:tc>
           <w:tcPr>
-            <w:tcW w:w="413" w:type="dxa"/>
+            <w:tcW w:w="490" w:type="dxa"/>
             <w:shd w:val="clear" w:color="auto" w:fill="D9D9D9" w:themeFill="background1" w:themeFillShade="D9"/>
           </w:tcPr>
           <w:p>
@@ -368,7 +369,7 @@
         </w:tc>
         <w:tc>
           <w:tcPr>
-            <w:tcW w:w="1003" w:type="dxa"/>
+            <w:tcW w:w="990" w:type="dxa"/>
             <w:shd w:val="clear" w:color="auto" w:fill="D9D9D9" w:themeFill="background1" w:themeFillShade="D9"/>
           </w:tcPr>
           <w:p>
@@ -388,7 +389,7 @@
         </w:tc>
         <w:tc>
           <w:tcPr>
-            <w:tcW w:w="1057" w:type="dxa"/>
+            <w:tcW w:w="1189" w:type="dxa"/>
             <w:shd w:val="clear" w:color="auto" w:fill="D9D9D9" w:themeFill="background1" w:themeFillShade="D9"/>
           </w:tcPr>
           <w:p>
@@ -407,7 +408,7 @@
         </w:tc>
         <w:tc>
           <w:tcPr>
-            <w:tcW w:w="3580" w:type="dxa"/>
+            <w:tcW w:w="3424" w:type="dxa"/>
             <w:shd w:val="clear" w:color="auto" w:fill="D9D9D9" w:themeFill="background1" w:themeFillShade="D9"/>
           </w:tcPr>
           <w:p>
@@ -433,20 +434,20 @@
         </w:tc>
         <w:tc>
           <w:tcPr>
-            <w:tcW w:w="1193" w:type="dxa"/>
-            <w:shd w:val="clear" w:color="auto" w:fill="D9D9D9" w:themeFill="background1" w:themeFillShade="D9"/>
-          </w:tcPr>
-          <w:p>
-            <w:pPr>
-              <w:rPr>
-                <w:sz w:val="18"/>
-              </w:rPr>
-            </w:pPr>
-          </w:p>
-        </w:tc>
-        <w:tc>
-          <w:tcPr>
-            <w:tcW w:w="1903" w:type="dxa"/>
+            <w:tcW w:w="1187" w:type="dxa"/>
+            <w:shd w:val="clear" w:color="auto" w:fill="D9D9D9" w:themeFill="background1" w:themeFillShade="D9"/>
+          </w:tcPr>
+          <w:p>
+            <w:pPr>
+              <w:rPr>
+                <w:sz w:val="18"/>
+              </w:rPr>
+            </w:pPr>
+          </w:p>
+        </w:tc>
+        <w:tc>
+          <w:tcPr>
+            <w:tcW w:w="1869" w:type="dxa"/>
             <w:shd w:val="clear" w:color="auto" w:fill="D9D9D9" w:themeFill="background1" w:themeFillShade="D9"/>
           </w:tcPr>
           <w:p>
@@ -476,7 +477,7 @@
         </w:trPr>
         <w:tc>
           <w:tcPr>
-            <w:tcW w:w="413" w:type="dxa"/>
+            <w:tcW w:w="490" w:type="dxa"/>
             <w:shd w:val="clear" w:color="auto" w:fill="D9D9D9" w:themeFill="background1" w:themeFillShade="D9"/>
           </w:tcPr>
           <w:p>
@@ -550,7 +551,7 @@
         </w:tc>
         <w:tc>
           <w:tcPr>
-            <w:tcW w:w="1003" w:type="dxa"/>
+            <w:tcW w:w="990" w:type="dxa"/>
             <w:shd w:val="clear" w:color="auto" w:fill="D9D9D9" w:themeFill="background1" w:themeFillShade="D9"/>
           </w:tcPr>
           <w:p>
@@ -570,7 +571,7 @@
         </w:tc>
         <w:tc>
           <w:tcPr>
-            <w:tcW w:w="1057" w:type="dxa"/>
+            <w:tcW w:w="1189" w:type="dxa"/>
             <w:shd w:val="clear" w:color="auto" w:fill="D9D9D9" w:themeFill="background1" w:themeFillShade="D9"/>
           </w:tcPr>
           <w:p>
@@ -589,33 +590,33 @@
         </w:tc>
         <w:tc>
           <w:tcPr>
-            <w:tcW w:w="3580" w:type="dxa"/>
-            <w:shd w:val="clear" w:color="auto" w:fill="D9D9D9" w:themeFill="background1" w:themeFillShade="D9"/>
-          </w:tcPr>
-          <w:p>
-            <w:pPr>
-              <w:rPr>
-                <w:sz w:val="18"/>
-              </w:rPr>
-            </w:pPr>
-          </w:p>
-        </w:tc>
-        <w:tc>
-          <w:tcPr>
-            <w:tcW w:w="1193" w:type="dxa"/>
-            <w:shd w:val="clear" w:color="auto" w:fill="D9D9D9" w:themeFill="background1" w:themeFillShade="D9"/>
-          </w:tcPr>
-          <w:p>
-            <w:pPr>
-              <w:rPr>
-                <w:sz w:val="18"/>
-              </w:rPr>
-            </w:pPr>
-          </w:p>
-        </w:tc>
-        <w:tc>
-          <w:tcPr>
-            <w:tcW w:w="1903" w:type="dxa"/>
+            <w:tcW w:w="3424" w:type="dxa"/>
+            <w:shd w:val="clear" w:color="auto" w:fill="D9D9D9" w:themeFill="background1" w:themeFillShade="D9"/>
+          </w:tcPr>
+          <w:p>
+            <w:pPr>
+              <w:rPr>
+                <w:sz w:val="18"/>
+              </w:rPr>
+            </w:pPr>
+          </w:p>
+        </w:tc>
+        <w:tc>
+          <w:tcPr>
+            <w:tcW w:w="1187" w:type="dxa"/>
+            <w:shd w:val="clear" w:color="auto" w:fill="D9D9D9" w:themeFill="background1" w:themeFillShade="D9"/>
+          </w:tcPr>
+          <w:p>
+            <w:pPr>
+              <w:rPr>
+                <w:sz w:val="18"/>
+              </w:rPr>
+            </w:pPr>
+          </w:p>
+        </w:tc>
+        <w:tc>
+          <w:tcPr>
+            <w:tcW w:w="1869" w:type="dxa"/>
             <w:shd w:val="clear" w:color="auto" w:fill="D9D9D9" w:themeFill="background1" w:themeFillShade="D9"/>
           </w:tcPr>
           <w:p>
@@ -633,7 +634,7 @@
         </w:trPr>
         <w:tc>
           <w:tcPr>
-            <w:tcW w:w="413" w:type="dxa"/>
+            <w:tcW w:w="490" w:type="dxa"/>
             <w:shd w:val="clear" w:color="auto" w:fill="D9D9D9" w:themeFill="background1" w:themeFillShade="D9"/>
           </w:tcPr>
           <w:p>
@@ -680,7 +681,7 @@
         </w:tc>
         <w:tc>
           <w:tcPr>
-            <w:tcW w:w="1003" w:type="dxa"/>
+            <w:tcW w:w="990" w:type="dxa"/>
             <w:shd w:val="clear" w:color="auto" w:fill="D9D9D9" w:themeFill="background1" w:themeFillShade="D9"/>
           </w:tcPr>
           <w:p>
@@ -700,7 +701,7 @@
         </w:tc>
         <w:tc>
           <w:tcPr>
-            <w:tcW w:w="1057" w:type="dxa"/>
+            <w:tcW w:w="1189" w:type="dxa"/>
             <w:shd w:val="clear" w:color="auto" w:fill="D9D9D9" w:themeFill="background1" w:themeFillShade="D9"/>
           </w:tcPr>
           <w:p>
@@ -719,33 +720,33 @@
         </w:tc>
         <w:tc>
           <w:tcPr>
-            <w:tcW w:w="3580" w:type="dxa"/>
-            <w:shd w:val="clear" w:color="auto" w:fill="D9D9D9" w:themeFill="background1" w:themeFillShade="D9"/>
-          </w:tcPr>
-          <w:p>
-            <w:pPr>
-              <w:rPr>
-                <w:sz w:val="18"/>
-              </w:rPr>
-            </w:pPr>
-          </w:p>
-        </w:tc>
-        <w:tc>
-          <w:tcPr>
-            <w:tcW w:w="1193" w:type="dxa"/>
-            <w:shd w:val="clear" w:color="auto" w:fill="D9D9D9" w:themeFill="background1" w:themeFillShade="D9"/>
-          </w:tcPr>
-          <w:p>
-            <w:pPr>
-              <w:rPr>
-                <w:sz w:val="18"/>
-              </w:rPr>
-            </w:pPr>
-          </w:p>
-        </w:tc>
-        <w:tc>
-          <w:tcPr>
-            <w:tcW w:w="1903" w:type="dxa"/>
+            <w:tcW w:w="3424" w:type="dxa"/>
+            <w:shd w:val="clear" w:color="auto" w:fill="D9D9D9" w:themeFill="background1" w:themeFillShade="D9"/>
+          </w:tcPr>
+          <w:p>
+            <w:pPr>
+              <w:rPr>
+                <w:sz w:val="18"/>
+              </w:rPr>
+            </w:pPr>
+          </w:p>
+        </w:tc>
+        <w:tc>
+          <w:tcPr>
+            <w:tcW w:w="1187" w:type="dxa"/>
+            <w:shd w:val="clear" w:color="auto" w:fill="D9D9D9" w:themeFill="background1" w:themeFillShade="D9"/>
+          </w:tcPr>
+          <w:p>
+            <w:pPr>
+              <w:rPr>
+                <w:sz w:val="18"/>
+              </w:rPr>
+            </w:pPr>
+          </w:p>
+        </w:tc>
+        <w:tc>
+          <w:tcPr>
+            <w:tcW w:w="1869" w:type="dxa"/>
             <w:shd w:val="clear" w:color="auto" w:fill="D9D9D9" w:themeFill="background1" w:themeFillShade="D9"/>
           </w:tcPr>
           <w:p>
@@ -769,7 +770,7 @@
         </w:trPr>
         <w:tc>
           <w:tcPr>
-            <w:tcW w:w="413" w:type="dxa"/>
+            <w:tcW w:w="490" w:type="dxa"/>
             <w:shd w:val="clear" w:color="auto" w:fill="D9D9D9" w:themeFill="background1" w:themeFillShade="D9"/>
           </w:tcPr>
           <w:p>
@@ -873,7 +874,7 @@
         </w:tc>
         <w:tc>
           <w:tcPr>
-            <w:tcW w:w="1003" w:type="dxa"/>
+            <w:tcW w:w="990" w:type="dxa"/>
             <w:shd w:val="clear" w:color="auto" w:fill="D9D9D9" w:themeFill="background1" w:themeFillShade="D9"/>
           </w:tcPr>
           <w:p>
@@ -893,7 +894,7 @@
         </w:tc>
         <w:tc>
           <w:tcPr>
-            <w:tcW w:w="1057" w:type="dxa"/>
+            <w:tcW w:w="1189" w:type="dxa"/>
             <w:shd w:val="clear" w:color="auto" w:fill="D9D9D9" w:themeFill="background1" w:themeFillShade="D9"/>
           </w:tcPr>
           <w:p>
@@ -912,7 +913,7 @@
         </w:tc>
         <w:tc>
           <w:tcPr>
-            <w:tcW w:w="3580" w:type="dxa"/>
+            <w:tcW w:w="3424" w:type="dxa"/>
             <w:shd w:val="clear" w:color="auto" w:fill="D9D9D9" w:themeFill="background1" w:themeFillShade="D9"/>
           </w:tcPr>
           <w:p>
@@ -931,20 +932,20 @@
         </w:tc>
         <w:tc>
           <w:tcPr>
-            <w:tcW w:w="1193" w:type="dxa"/>
-            <w:shd w:val="clear" w:color="auto" w:fill="D9D9D9" w:themeFill="background1" w:themeFillShade="D9"/>
-          </w:tcPr>
-          <w:p>
-            <w:pPr>
-              <w:rPr>
-                <w:sz w:val="18"/>
-              </w:rPr>
-            </w:pPr>
-          </w:p>
-        </w:tc>
-        <w:tc>
-          <w:tcPr>
-            <w:tcW w:w="1903" w:type="dxa"/>
+            <w:tcW w:w="1187" w:type="dxa"/>
+            <w:shd w:val="clear" w:color="auto" w:fill="D9D9D9" w:themeFill="background1" w:themeFillShade="D9"/>
+          </w:tcPr>
+          <w:p>
+            <w:pPr>
+              <w:rPr>
+                <w:sz w:val="18"/>
+              </w:rPr>
+            </w:pPr>
+          </w:p>
+        </w:tc>
+        <w:tc>
+          <w:tcPr>
+            <w:tcW w:w="1869" w:type="dxa"/>
             <w:shd w:val="clear" w:color="auto" w:fill="D9D9D9" w:themeFill="background1" w:themeFillShade="D9"/>
           </w:tcPr>
           <w:p>
@@ -968,7 +969,7 @@
         </w:trPr>
         <w:tc>
           <w:tcPr>
-            <w:tcW w:w="413" w:type="dxa"/>
+            <w:tcW w:w="490" w:type="dxa"/>
             <w:shd w:val="clear" w:color="auto" w:fill="D9D9D9" w:themeFill="background1" w:themeFillShade="D9"/>
           </w:tcPr>
           <w:p>
@@ -1109,7 +1110,7 @@
         </w:tc>
         <w:tc>
           <w:tcPr>
-            <w:tcW w:w="1003" w:type="dxa"/>
+            <w:tcW w:w="990" w:type="dxa"/>
             <w:shd w:val="clear" w:color="auto" w:fill="D9D9D9" w:themeFill="background1" w:themeFillShade="D9"/>
           </w:tcPr>
           <w:p>
@@ -1129,7 +1130,7 @@
         </w:tc>
         <w:tc>
           <w:tcPr>
-            <w:tcW w:w="1057" w:type="dxa"/>
+            <w:tcW w:w="1189" w:type="dxa"/>
             <w:shd w:val="clear" w:color="auto" w:fill="D9D9D9" w:themeFill="background1" w:themeFillShade="D9"/>
           </w:tcPr>
           <w:p>
@@ -1148,7 +1149,7 @@
         </w:tc>
         <w:tc>
           <w:tcPr>
-            <w:tcW w:w="3580" w:type="dxa"/>
+            <w:tcW w:w="3424" w:type="dxa"/>
             <w:shd w:val="clear" w:color="auto" w:fill="D9D9D9" w:themeFill="background1" w:themeFillShade="D9"/>
           </w:tcPr>
           <w:p>
@@ -1174,20 +1175,20 @@
         </w:tc>
         <w:tc>
           <w:tcPr>
-            <w:tcW w:w="1193" w:type="dxa"/>
-            <w:shd w:val="clear" w:color="auto" w:fill="D9D9D9" w:themeFill="background1" w:themeFillShade="D9"/>
-          </w:tcPr>
-          <w:p>
-            <w:pPr>
-              <w:rPr>
-                <w:sz w:val="18"/>
-              </w:rPr>
-            </w:pPr>
-          </w:p>
-        </w:tc>
-        <w:tc>
-          <w:tcPr>
-            <w:tcW w:w="1903" w:type="dxa"/>
+            <w:tcW w:w="1187" w:type="dxa"/>
+            <w:shd w:val="clear" w:color="auto" w:fill="D9D9D9" w:themeFill="background1" w:themeFillShade="D9"/>
+          </w:tcPr>
+          <w:p>
+            <w:pPr>
+              <w:rPr>
+                <w:sz w:val="18"/>
+              </w:rPr>
+            </w:pPr>
+          </w:p>
+        </w:tc>
+        <w:tc>
+          <w:tcPr>
+            <w:tcW w:w="1869" w:type="dxa"/>
             <w:shd w:val="clear" w:color="auto" w:fill="D9D9D9" w:themeFill="background1" w:themeFillShade="D9"/>
           </w:tcPr>
           <w:p>
@@ -1205,7 +1206,7 @@
         </w:trPr>
         <w:tc>
           <w:tcPr>
-            <w:tcW w:w="413" w:type="dxa"/>
+            <w:tcW w:w="490" w:type="dxa"/>
             <w:shd w:val="clear" w:color="auto" w:fill="D9D9D9" w:themeFill="background1" w:themeFillShade="D9"/>
           </w:tcPr>
           <w:p>
@@ -1349,7 +1350,7 @@
         </w:tc>
         <w:tc>
           <w:tcPr>
-            <w:tcW w:w="1003" w:type="dxa"/>
+            <w:tcW w:w="990" w:type="dxa"/>
             <w:shd w:val="clear" w:color="auto" w:fill="D9D9D9" w:themeFill="background1" w:themeFillShade="D9"/>
           </w:tcPr>
           <w:p>
@@ -1387,7 +1388,7 @@
         </w:tc>
         <w:tc>
           <w:tcPr>
-            <w:tcW w:w="1057" w:type="dxa"/>
+            <w:tcW w:w="1189" w:type="dxa"/>
             <w:shd w:val="clear" w:color="auto" w:fill="D9D9D9" w:themeFill="background1" w:themeFillShade="D9"/>
           </w:tcPr>
           <w:p>
@@ -1408,7 +1409,7 @@
         </w:tc>
         <w:tc>
           <w:tcPr>
-            <w:tcW w:w="3580" w:type="dxa"/>
+            <w:tcW w:w="3424" w:type="dxa"/>
             <w:shd w:val="clear" w:color="auto" w:fill="D9D9D9" w:themeFill="background1" w:themeFillShade="D9"/>
           </w:tcPr>
           <w:p>
@@ -1464,20 +1465,20 @@
         </w:tc>
         <w:tc>
           <w:tcPr>
-            <w:tcW w:w="1193" w:type="dxa"/>
-            <w:shd w:val="clear" w:color="auto" w:fill="D9D9D9" w:themeFill="background1" w:themeFillShade="D9"/>
-          </w:tcPr>
-          <w:p>
-            <w:pPr>
-              <w:rPr>
-                <w:sz w:val="18"/>
-              </w:rPr>
-            </w:pPr>
-          </w:p>
-        </w:tc>
-        <w:tc>
-          <w:tcPr>
-            <w:tcW w:w="1903" w:type="dxa"/>
+            <w:tcW w:w="1187" w:type="dxa"/>
+            <w:shd w:val="clear" w:color="auto" w:fill="D9D9D9" w:themeFill="background1" w:themeFillShade="D9"/>
+          </w:tcPr>
+          <w:p>
+            <w:pPr>
+              <w:rPr>
+                <w:sz w:val="18"/>
+              </w:rPr>
+            </w:pPr>
+          </w:p>
+        </w:tc>
+        <w:tc>
+          <w:tcPr>
+            <w:tcW w:w="1869" w:type="dxa"/>
             <w:shd w:val="clear" w:color="auto" w:fill="D9D9D9" w:themeFill="background1" w:themeFillShade="D9"/>
           </w:tcPr>
           <w:p>
@@ -1495,7 +1496,7 @@
         </w:trPr>
         <w:tc>
           <w:tcPr>
-            <w:tcW w:w="413" w:type="dxa"/>
+            <w:tcW w:w="490" w:type="dxa"/>
             <w:shd w:val="clear" w:color="auto" w:fill="D9D9D9" w:themeFill="background1" w:themeFillShade="D9"/>
           </w:tcPr>
           <w:p>
@@ -1613,7 +1614,7 @@
         </w:tc>
         <w:tc>
           <w:tcPr>
-            <w:tcW w:w="1003" w:type="dxa"/>
+            <w:tcW w:w="990" w:type="dxa"/>
             <w:shd w:val="clear" w:color="auto" w:fill="D9D9D9" w:themeFill="background1" w:themeFillShade="D9"/>
           </w:tcPr>
           <w:p>
@@ -1633,7 +1634,7 @@
         </w:tc>
         <w:tc>
           <w:tcPr>
-            <w:tcW w:w="1057" w:type="dxa"/>
+            <w:tcW w:w="1189" w:type="dxa"/>
             <w:shd w:val="clear" w:color="auto" w:fill="D9D9D9" w:themeFill="background1" w:themeFillShade="D9"/>
           </w:tcPr>
           <w:p>
@@ -1652,7 +1653,7 @@
         </w:tc>
         <w:tc>
           <w:tcPr>
-            <w:tcW w:w="3580" w:type="dxa"/>
+            <w:tcW w:w="3424" w:type="dxa"/>
             <w:shd w:val="clear" w:color="auto" w:fill="D9D9D9" w:themeFill="background1" w:themeFillShade="D9"/>
           </w:tcPr>
           <w:p>
@@ -1678,20 +1679,20 @@
         </w:tc>
         <w:tc>
           <w:tcPr>
-            <w:tcW w:w="1193" w:type="dxa"/>
-            <w:shd w:val="clear" w:color="auto" w:fill="D9D9D9" w:themeFill="background1" w:themeFillShade="D9"/>
-          </w:tcPr>
-          <w:p>
-            <w:pPr>
-              <w:rPr>
-                <w:sz w:val="18"/>
-              </w:rPr>
-            </w:pPr>
-          </w:p>
-        </w:tc>
-        <w:tc>
-          <w:tcPr>
-            <w:tcW w:w="1903" w:type="dxa"/>
+            <w:tcW w:w="1187" w:type="dxa"/>
+            <w:shd w:val="clear" w:color="auto" w:fill="D9D9D9" w:themeFill="background1" w:themeFillShade="D9"/>
+          </w:tcPr>
+          <w:p>
+            <w:pPr>
+              <w:rPr>
+                <w:sz w:val="18"/>
+              </w:rPr>
+            </w:pPr>
+          </w:p>
+        </w:tc>
+        <w:tc>
+          <w:tcPr>
+            <w:tcW w:w="1869" w:type="dxa"/>
             <w:shd w:val="clear" w:color="auto" w:fill="D9D9D9" w:themeFill="background1" w:themeFillShade="D9"/>
           </w:tcPr>
           <w:p>
@@ -1715,7 +1716,7 @@
         </w:trPr>
         <w:tc>
           <w:tcPr>
-            <w:tcW w:w="413" w:type="dxa"/>
+            <w:tcW w:w="490" w:type="dxa"/>
             <w:shd w:val="clear" w:color="auto" w:fill="D9D9D9" w:themeFill="background1" w:themeFillShade="D9"/>
           </w:tcPr>
           <w:p>
@@ -1948,7 +1949,7 @@
         </w:tc>
         <w:tc>
           <w:tcPr>
-            <w:tcW w:w="1003" w:type="dxa"/>
+            <w:tcW w:w="990" w:type="dxa"/>
             <w:shd w:val="clear" w:color="auto" w:fill="D9D9D9" w:themeFill="background1" w:themeFillShade="D9"/>
           </w:tcPr>
           <w:p>
@@ -1968,7 +1969,7 @@
         </w:tc>
         <w:tc>
           <w:tcPr>
-            <w:tcW w:w="1057" w:type="dxa"/>
+            <w:tcW w:w="1189" w:type="dxa"/>
             <w:shd w:val="clear" w:color="auto" w:fill="D9D9D9" w:themeFill="background1" w:themeFillShade="D9"/>
           </w:tcPr>
           <w:p>
@@ -1987,7 +1988,7 @@
         </w:tc>
         <w:tc>
           <w:tcPr>
-            <w:tcW w:w="3580" w:type="dxa"/>
+            <w:tcW w:w="3424" w:type="dxa"/>
             <w:shd w:val="clear" w:color="auto" w:fill="D9D9D9" w:themeFill="background1" w:themeFillShade="D9"/>
           </w:tcPr>
           <w:p>
@@ -2082,20 +2083,20 @@
         </w:tc>
         <w:tc>
           <w:tcPr>
-            <w:tcW w:w="1193" w:type="dxa"/>
-            <w:shd w:val="clear" w:color="auto" w:fill="D9D9D9" w:themeFill="background1" w:themeFillShade="D9"/>
-          </w:tcPr>
-          <w:p>
-            <w:pPr>
-              <w:rPr>
-                <w:sz w:val="18"/>
-              </w:rPr>
-            </w:pPr>
-          </w:p>
-        </w:tc>
-        <w:tc>
-          <w:tcPr>
-            <w:tcW w:w="1903" w:type="dxa"/>
+            <w:tcW w:w="1187" w:type="dxa"/>
+            <w:shd w:val="clear" w:color="auto" w:fill="D9D9D9" w:themeFill="background1" w:themeFillShade="D9"/>
+          </w:tcPr>
+          <w:p>
+            <w:pPr>
+              <w:rPr>
+                <w:sz w:val="18"/>
+              </w:rPr>
+            </w:pPr>
+          </w:p>
+        </w:tc>
+        <w:tc>
+          <w:tcPr>
+            <w:tcW w:w="1869" w:type="dxa"/>
             <w:shd w:val="clear" w:color="auto" w:fill="D9D9D9" w:themeFill="background1" w:themeFillShade="D9"/>
           </w:tcPr>
           <w:p>
@@ -2113,7 +2114,7 @@
         </w:trPr>
         <w:tc>
           <w:tcPr>
-            <w:tcW w:w="413" w:type="dxa"/>
+            <w:tcW w:w="490" w:type="dxa"/>
             <w:shd w:val="clear" w:color="auto" w:fill="D9D9D9" w:themeFill="background1" w:themeFillShade="D9"/>
           </w:tcPr>
           <w:p>
@@ -2151,7 +2152,7 @@
         </w:tc>
         <w:tc>
           <w:tcPr>
-            <w:tcW w:w="1003" w:type="dxa"/>
+            <w:tcW w:w="990" w:type="dxa"/>
             <w:shd w:val="clear" w:color="auto" w:fill="D9D9D9" w:themeFill="background1" w:themeFillShade="D9"/>
           </w:tcPr>
           <w:p>
@@ -2165,20 +2166,20 @@
         </w:tc>
         <w:tc>
           <w:tcPr>
-            <w:tcW w:w="1057" w:type="dxa"/>
-            <w:shd w:val="clear" w:color="auto" w:fill="D9D9D9" w:themeFill="background1" w:themeFillShade="D9"/>
-          </w:tcPr>
-          <w:p>
-            <w:pPr>
-              <w:rPr>
-                <w:sz w:val="18"/>
-              </w:rPr>
-            </w:pPr>
-          </w:p>
-        </w:tc>
-        <w:tc>
-          <w:tcPr>
-            <w:tcW w:w="3580" w:type="dxa"/>
+            <w:tcW w:w="1189" w:type="dxa"/>
+            <w:shd w:val="clear" w:color="auto" w:fill="D9D9D9" w:themeFill="background1" w:themeFillShade="D9"/>
+          </w:tcPr>
+          <w:p>
+            <w:pPr>
+              <w:rPr>
+                <w:sz w:val="18"/>
+              </w:rPr>
+            </w:pPr>
+          </w:p>
+        </w:tc>
+        <w:tc>
+          <w:tcPr>
+            <w:tcW w:w="3424" w:type="dxa"/>
             <w:shd w:val="clear" w:color="auto" w:fill="D9D9D9" w:themeFill="background1" w:themeFillShade="D9"/>
           </w:tcPr>
           <w:p>
@@ -2232,20 +2233,20 @@
         </w:tc>
         <w:tc>
           <w:tcPr>
-            <w:tcW w:w="1193" w:type="dxa"/>
-            <w:shd w:val="clear" w:color="auto" w:fill="D9D9D9" w:themeFill="background1" w:themeFillShade="D9"/>
-          </w:tcPr>
-          <w:p>
-            <w:pPr>
-              <w:rPr>
-                <w:sz w:val="18"/>
-              </w:rPr>
-            </w:pPr>
-          </w:p>
-        </w:tc>
-        <w:tc>
-          <w:tcPr>
-            <w:tcW w:w="1903" w:type="dxa"/>
+            <w:tcW w:w="1187" w:type="dxa"/>
+            <w:shd w:val="clear" w:color="auto" w:fill="D9D9D9" w:themeFill="background1" w:themeFillShade="D9"/>
+          </w:tcPr>
+          <w:p>
+            <w:pPr>
+              <w:rPr>
+                <w:sz w:val="18"/>
+              </w:rPr>
+            </w:pPr>
+          </w:p>
+        </w:tc>
+        <w:tc>
+          <w:tcPr>
+            <w:tcW w:w="1869" w:type="dxa"/>
             <w:shd w:val="clear" w:color="auto" w:fill="D9D9D9" w:themeFill="background1" w:themeFillShade="D9"/>
           </w:tcPr>
           <w:p>
@@ -2263,7 +2264,7 @@
         </w:trPr>
         <w:tc>
           <w:tcPr>
-            <w:tcW w:w="413" w:type="dxa"/>
+            <w:tcW w:w="490" w:type="dxa"/>
             <w:shd w:val="clear" w:color="auto" w:fill="D9D9D9" w:themeFill="background1" w:themeFillShade="D9"/>
           </w:tcPr>
           <w:p>
@@ -2414,7 +2415,7 @@
         </w:tc>
         <w:tc>
           <w:tcPr>
-            <w:tcW w:w="1003" w:type="dxa"/>
+            <w:tcW w:w="990" w:type="dxa"/>
             <w:shd w:val="clear" w:color="auto" w:fill="D9D9D9" w:themeFill="background1" w:themeFillShade="D9"/>
           </w:tcPr>
           <w:p>
@@ -2428,20 +2429,20 @@
         </w:tc>
         <w:tc>
           <w:tcPr>
-            <w:tcW w:w="1057" w:type="dxa"/>
-            <w:shd w:val="clear" w:color="auto" w:fill="D9D9D9" w:themeFill="background1" w:themeFillShade="D9"/>
-          </w:tcPr>
-          <w:p>
-            <w:pPr>
-              <w:rPr>
-                <w:sz w:val="18"/>
-              </w:rPr>
-            </w:pPr>
-          </w:p>
-        </w:tc>
-        <w:tc>
-          <w:tcPr>
-            <w:tcW w:w="3580" w:type="dxa"/>
+            <w:tcW w:w="1189" w:type="dxa"/>
+            <w:shd w:val="clear" w:color="auto" w:fill="D9D9D9" w:themeFill="background1" w:themeFillShade="D9"/>
+          </w:tcPr>
+          <w:p>
+            <w:pPr>
+              <w:rPr>
+                <w:sz w:val="18"/>
+              </w:rPr>
+            </w:pPr>
+          </w:p>
+        </w:tc>
+        <w:tc>
+          <w:tcPr>
+            <w:tcW w:w="3424" w:type="dxa"/>
             <w:shd w:val="clear" w:color="auto" w:fill="D9D9D9" w:themeFill="background1" w:themeFillShade="D9"/>
           </w:tcPr>
           <w:p>
@@ -2467,20 +2468,20 @@
         </w:tc>
         <w:tc>
           <w:tcPr>
-            <w:tcW w:w="1193" w:type="dxa"/>
-            <w:shd w:val="clear" w:color="auto" w:fill="D9D9D9" w:themeFill="background1" w:themeFillShade="D9"/>
-          </w:tcPr>
-          <w:p>
-            <w:pPr>
-              <w:rPr>
-                <w:sz w:val="18"/>
-              </w:rPr>
-            </w:pPr>
-          </w:p>
-        </w:tc>
-        <w:tc>
-          <w:tcPr>
-            <w:tcW w:w="1903" w:type="dxa"/>
+            <w:tcW w:w="1187" w:type="dxa"/>
+            <w:shd w:val="clear" w:color="auto" w:fill="D9D9D9" w:themeFill="background1" w:themeFillShade="D9"/>
+          </w:tcPr>
+          <w:p>
+            <w:pPr>
+              <w:rPr>
+                <w:sz w:val="18"/>
+              </w:rPr>
+            </w:pPr>
+          </w:p>
+        </w:tc>
+        <w:tc>
+          <w:tcPr>
+            <w:tcW w:w="1869" w:type="dxa"/>
             <w:shd w:val="clear" w:color="auto" w:fill="D9D9D9" w:themeFill="background1" w:themeFillShade="D9"/>
           </w:tcPr>
           <w:p>
@@ -2504,7 +2505,7 @@
         </w:trPr>
         <w:tc>
           <w:tcPr>
-            <w:tcW w:w="413" w:type="dxa"/>
+            <w:tcW w:w="490" w:type="dxa"/>
             <w:shd w:val="clear" w:color="auto" w:fill="D9D9D9" w:themeFill="background1" w:themeFillShade="D9"/>
           </w:tcPr>
           <w:p>
@@ -2596,7 +2597,7 @@
         </w:tc>
         <w:tc>
           <w:tcPr>
-            <w:tcW w:w="1003" w:type="dxa"/>
+            <w:tcW w:w="990" w:type="dxa"/>
             <w:shd w:val="clear" w:color="auto" w:fill="D9D9D9" w:themeFill="background1" w:themeFillShade="D9"/>
           </w:tcPr>
           <w:p>
@@ -2610,20 +2611,20 @@
         </w:tc>
         <w:tc>
           <w:tcPr>
-            <w:tcW w:w="1057" w:type="dxa"/>
-            <w:shd w:val="clear" w:color="auto" w:fill="D9D9D9" w:themeFill="background1" w:themeFillShade="D9"/>
-          </w:tcPr>
-          <w:p>
-            <w:pPr>
-              <w:rPr>
-                <w:sz w:val="18"/>
-              </w:rPr>
-            </w:pPr>
-          </w:p>
-        </w:tc>
-        <w:tc>
-          <w:tcPr>
-            <w:tcW w:w="3580" w:type="dxa"/>
+            <w:tcW w:w="1189" w:type="dxa"/>
+            <w:shd w:val="clear" w:color="auto" w:fill="D9D9D9" w:themeFill="background1" w:themeFillShade="D9"/>
+          </w:tcPr>
+          <w:p>
+            <w:pPr>
+              <w:rPr>
+                <w:sz w:val="18"/>
+              </w:rPr>
+            </w:pPr>
+          </w:p>
+        </w:tc>
+        <w:tc>
+          <w:tcPr>
+            <w:tcW w:w="3424" w:type="dxa"/>
             <w:shd w:val="clear" w:color="auto" w:fill="D9D9D9" w:themeFill="background1" w:themeFillShade="D9"/>
           </w:tcPr>
           <w:p>
@@ -2649,20 +2650,20 @@
         </w:tc>
         <w:tc>
           <w:tcPr>
-            <w:tcW w:w="1193" w:type="dxa"/>
-            <w:shd w:val="clear" w:color="auto" w:fill="D9D9D9" w:themeFill="background1" w:themeFillShade="D9"/>
-          </w:tcPr>
-          <w:p>
-            <w:pPr>
-              <w:rPr>
-                <w:sz w:val="18"/>
-              </w:rPr>
-            </w:pPr>
-          </w:p>
-        </w:tc>
-        <w:tc>
-          <w:tcPr>
-            <w:tcW w:w="1903" w:type="dxa"/>
+            <w:tcW w:w="1187" w:type="dxa"/>
+            <w:shd w:val="clear" w:color="auto" w:fill="D9D9D9" w:themeFill="background1" w:themeFillShade="D9"/>
+          </w:tcPr>
+          <w:p>
+            <w:pPr>
+              <w:rPr>
+                <w:sz w:val="18"/>
+              </w:rPr>
+            </w:pPr>
+          </w:p>
+        </w:tc>
+        <w:tc>
+          <w:tcPr>
+            <w:tcW w:w="1869" w:type="dxa"/>
             <w:shd w:val="clear" w:color="auto" w:fill="D9D9D9" w:themeFill="background1" w:themeFillShade="D9"/>
           </w:tcPr>
           <w:p>
@@ -2686,7 +2687,7 @@
         </w:trPr>
         <w:tc>
           <w:tcPr>
-            <w:tcW w:w="413" w:type="dxa"/>
+            <w:tcW w:w="490" w:type="dxa"/>
             <w:shd w:val="clear" w:color="auto" w:fill="D9D9D9" w:themeFill="background1" w:themeFillShade="D9"/>
           </w:tcPr>
           <w:p>
@@ -2931,7 +2932,7 @@
         </w:tc>
         <w:tc>
           <w:tcPr>
-            <w:tcW w:w="1003" w:type="dxa"/>
+            <w:tcW w:w="990" w:type="dxa"/>
             <w:shd w:val="clear" w:color="auto" w:fill="D9D9D9" w:themeFill="background1" w:themeFillShade="D9"/>
           </w:tcPr>
           <w:p>
@@ -2945,20 +2946,20 @@
         </w:tc>
         <w:tc>
           <w:tcPr>
-            <w:tcW w:w="1057" w:type="dxa"/>
-            <w:shd w:val="clear" w:color="auto" w:fill="D9D9D9" w:themeFill="background1" w:themeFillShade="D9"/>
-          </w:tcPr>
-          <w:p>
-            <w:pPr>
-              <w:rPr>
-                <w:sz w:val="18"/>
-              </w:rPr>
-            </w:pPr>
-          </w:p>
-        </w:tc>
-        <w:tc>
-          <w:tcPr>
-            <w:tcW w:w="3580" w:type="dxa"/>
+            <w:tcW w:w="1189" w:type="dxa"/>
+            <w:shd w:val="clear" w:color="auto" w:fill="D9D9D9" w:themeFill="background1" w:themeFillShade="D9"/>
+          </w:tcPr>
+          <w:p>
+            <w:pPr>
+              <w:rPr>
+                <w:sz w:val="18"/>
+              </w:rPr>
+            </w:pPr>
+          </w:p>
+        </w:tc>
+        <w:tc>
+          <w:tcPr>
+            <w:tcW w:w="3424" w:type="dxa"/>
             <w:shd w:val="clear" w:color="auto" w:fill="D9D9D9" w:themeFill="background1" w:themeFillShade="D9"/>
           </w:tcPr>
           <w:p>
@@ -3148,20 +3149,20 @@
         </w:tc>
         <w:tc>
           <w:tcPr>
-            <w:tcW w:w="1193" w:type="dxa"/>
-            <w:shd w:val="clear" w:color="auto" w:fill="D9D9D9" w:themeFill="background1" w:themeFillShade="D9"/>
-          </w:tcPr>
-          <w:p>
-            <w:pPr>
-              <w:rPr>
-                <w:sz w:val="18"/>
-              </w:rPr>
-            </w:pPr>
-          </w:p>
-        </w:tc>
-        <w:tc>
-          <w:tcPr>
-            <w:tcW w:w="1903" w:type="dxa"/>
+            <w:tcW w:w="1187" w:type="dxa"/>
+            <w:shd w:val="clear" w:color="auto" w:fill="D9D9D9" w:themeFill="background1" w:themeFillShade="D9"/>
+          </w:tcPr>
+          <w:p>
+            <w:pPr>
+              <w:rPr>
+                <w:sz w:val="18"/>
+              </w:rPr>
+            </w:pPr>
+          </w:p>
+        </w:tc>
+        <w:tc>
+          <w:tcPr>
+            <w:tcW w:w="1869" w:type="dxa"/>
             <w:shd w:val="clear" w:color="auto" w:fill="D9D9D9" w:themeFill="background1" w:themeFillShade="D9"/>
           </w:tcPr>
           <w:p>
@@ -3179,7 +3180,7 @@
         </w:trPr>
         <w:tc>
           <w:tcPr>
-            <w:tcW w:w="413" w:type="dxa"/>
+            <w:tcW w:w="490" w:type="dxa"/>
             <w:shd w:val="clear" w:color="auto" w:fill="D9D9D9" w:themeFill="background1" w:themeFillShade="D9"/>
           </w:tcPr>
           <w:p>
@@ -3290,7 +3291,7 @@
         </w:tc>
         <w:tc>
           <w:tcPr>
-            <w:tcW w:w="1003" w:type="dxa"/>
+            <w:tcW w:w="990" w:type="dxa"/>
             <w:shd w:val="clear" w:color="auto" w:fill="D9D9D9" w:themeFill="background1" w:themeFillShade="D9"/>
           </w:tcPr>
           <w:p>
@@ -3304,20 +3305,20 @@
         </w:tc>
         <w:tc>
           <w:tcPr>
-            <w:tcW w:w="1057" w:type="dxa"/>
-            <w:shd w:val="clear" w:color="auto" w:fill="D9D9D9" w:themeFill="background1" w:themeFillShade="D9"/>
-          </w:tcPr>
-          <w:p>
-            <w:pPr>
-              <w:rPr>
-                <w:sz w:val="18"/>
-              </w:rPr>
-            </w:pPr>
-          </w:p>
-        </w:tc>
-        <w:tc>
-          <w:tcPr>
-            <w:tcW w:w="3580" w:type="dxa"/>
+            <w:tcW w:w="1189" w:type="dxa"/>
+            <w:shd w:val="clear" w:color="auto" w:fill="D9D9D9" w:themeFill="background1" w:themeFillShade="D9"/>
+          </w:tcPr>
+          <w:p>
+            <w:pPr>
+              <w:rPr>
+                <w:sz w:val="18"/>
+              </w:rPr>
+            </w:pPr>
+          </w:p>
+        </w:tc>
+        <w:tc>
+          <w:tcPr>
+            <w:tcW w:w="3424" w:type="dxa"/>
             <w:shd w:val="clear" w:color="auto" w:fill="D9D9D9" w:themeFill="background1" w:themeFillShade="D9"/>
           </w:tcPr>
           <w:p>
@@ -3342,20 +3343,20 @@
         </w:tc>
         <w:tc>
           <w:tcPr>
-            <w:tcW w:w="1193" w:type="dxa"/>
-            <w:shd w:val="clear" w:color="auto" w:fill="D9D9D9" w:themeFill="background1" w:themeFillShade="D9"/>
-          </w:tcPr>
-          <w:p>
-            <w:pPr>
-              <w:rPr>
-                <w:sz w:val="18"/>
-              </w:rPr>
-            </w:pPr>
-          </w:p>
-        </w:tc>
-        <w:tc>
-          <w:tcPr>
-            <w:tcW w:w="1903" w:type="dxa"/>
+            <w:tcW w:w="1187" w:type="dxa"/>
+            <w:shd w:val="clear" w:color="auto" w:fill="D9D9D9" w:themeFill="background1" w:themeFillShade="D9"/>
+          </w:tcPr>
+          <w:p>
+            <w:pPr>
+              <w:rPr>
+                <w:sz w:val="18"/>
+              </w:rPr>
+            </w:pPr>
+          </w:p>
+        </w:tc>
+        <w:tc>
+          <w:tcPr>
+            <w:tcW w:w="1869" w:type="dxa"/>
             <w:shd w:val="clear" w:color="auto" w:fill="D9D9D9" w:themeFill="background1" w:themeFillShade="D9"/>
           </w:tcPr>
           <w:p>
@@ -3373,7 +3374,7 @@
         </w:trPr>
         <w:tc>
           <w:tcPr>
-            <w:tcW w:w="413" w:type="dxa"/>
+            <w:tcW w:w="490" w:type="dxa"/>
             <w:shd w:val="clear" w:color="auto" w:fill="D9D9D9" w:themeFill="background1" w:themeFillShade="D9"/>
           </w:tcPr>
           <w:p>
@@ -3459,7 +3460,7 @@
         </w:tc>
         <w:tc>
           <w:tcPr>
-            <w:tcW w:w="1003" w:type="dxa"/>
+            <w:tcW w:w="990" w:type="dxa"/>
             <w:shd w:val="clear" w:color="auto" w:fill="D9D9D9" w:themeFill="background1" w:themeFillShade="D9"/>
           </w:tcPr>
           <w:p>
@@ -3481,7 +3482,7 @@
         </w:tc>
         <w:tc>
           <w:tcPr>
-            <w:tcW w:w="1057" w:type="dxa"/>
+            <w:tcW w:w="1189" w:type="dxa"/>
             <w:shd w:val="clear" w:color="auto" w:fill="D9D9D9" w:themeFill="background1" w:themeFillShade="D9"/>
           </w:tcPr>
           <w:p>
@@ -3502,33 +3503,33 @@
         </w:tc>
         <w:tc>
           <w:tcPr>
-            <w:tcW w:w="3580" w:type="dxa"/>
-            <w:shd w:val="clear" w:color="auto" w:fill="D9D9D9" w:themeFill="background1" w:themeFillShade="D9"/>
-          </w:tcPr>
-          <w:p>
-            <w:pPr>
-              <w:rPr>
-                <w:sz w:val="18"/>
-              </w:rPr>
-            </w:pPr>
-          </w:p>
-        </w:tc>
-        <w:tc>
-          <w:tcPr>
-            <w:tcW w:w="1193" w:type="dxa"/>
-            <w:shd w:val="clear" w:color="auto" w:fill="D9D9D9" w:themeFill="background1" w:themeFillShade="D9"/>
-          </w:tcPr>
-          <w:p>
-            <w:pPr>
-              <w:rPr>
-                <w:sz w:val="18"/>
-              </w:rPr>
-            </w:pPr>
-          </w:p>
-        </w:tc>
-        <w:tc>
-          <w:tcPr>
-            <w:tcW w:w="1903" w:type="dxa"/>
+            <w:tcW w:w="3424" w:type="dxa"/>
+            <w:shd w:val="clear" w:color="auto" w:fill="D9D9D9" w:themeFill="background1" w:themeFillShade="D9"/>
+          </w:tcPr>
+          <w:p>
+            <w:pPr>
+              <w:rPr>
+                <w:sz w:val="18"/>
+              </w:rPr>
+            </w:pPr>
+          </w:p>
+        </w:tc>
+        <w:tc>
+          <w:tcPr>
+            <w:tcW w:w="1187" w:type="dxa"/>
+            <w:shd w:val="clear" w:color="auto" w:fill="D9D9D9" w:themeFill="background1" w:themeFillShade="D9"/>
+          </w:tcPr>
+          <w:p>
+            <w:pPr>
+              <w:rPr>
+                <w:sz w:val="18"/>
+              </w:rPr>
+            </w:pPr>
+          </w:p>
+        </w:tc>
+        <w:tc>
+          <w:tcPr>
+            <w:tcW w:w="1869" w:type="dxa"/>
             <w:shd w:val="clear" w:color="auto" w:fill="D9D9D9" w:themeFill="background1" w:themeFillShade="D9"/>
           </w:tcPr>
           <w:p>
@@ -3546,7 +3547,7 @@
         </w:trPr>
         <w:tc>
           <w:tcPr>
-            <w:tcW w:w="413" w:type="dxa"/>
+            <w:tcW w:w="490" w:type="dxa"/>
             <w:shd w:val="clear" w:color="auto" w:fill="D9D9D9" w:themeFill="background1" w:themeFillShade="D9"/>
           </w:tcPr>
           <w:p>
@@ -3797,7 +3798,7 @@
         </w:tc>
         <w:tc>
           <w:tcPr>
-            <w:tcW w:w="1003" w:type="dxa"/>
+            <w:tcW w:w="990" w:type="dxa"/>
             <w:shd w:val="clear" w:color="auto" w:fill="D9D9D9" w:themeFill="background1" w:themeFillShade="D9"/>
           </w:tcPr>
           <w:p>
@@ -3817,7 +3818,7 @@
         </w:tc>
         <w:tc>
           <w:tcPr>
-            <w:tcW w:w="1057" w:type="dxa"/>
+            <w:tcW w:w="1189" w:type="dxa"/>
             <w:shd w:val="clear" w:color="auto" w:fill="D9D9D9" w:themeFill="background1" w:themeFillShade="D9"/>
           </w:tcPr>
           <w:p>
@@ -3836,7 +3837,7 @@
         </w:tc>
         <w:tc>
           <w:tcPr>
-            <w:tcW w:w="3580" w:type="dxa"/>
+            <w:tcW w:w="3424" w:type="dxa"/>
             <w:shd w:val="clear" w:color="auto" w:fill="D9D9D9" w:themeFill="background1" w:themeFillShade="D9"/>
           </w:tcPr>
           <w:p>
@@ -3873,20 +3874,20 @@
         </w:tc>
         <w:tc>
           <w:tcPr>
-            <w:tcW w:w="1193" w:type="dxa"/>
-            <w:shd w:val="clear" w:color="auto" w:fill="D9D9D9" w:themeFill="background1" w:themeFillShade="D9"/>
-          </w:tcPr>
-          <w:p>
-            <w:pPr>
-              <w:rPr>
-                <w:sz w:val="18"/>
-              </w:rPr>
-            </w:pPr>
-          </w:p>
-        </w:tc>
-        <w:tc>
-          <w:tcPr>
-            <w:tcW w:w="1903" w:type="dxa"/>
+            <w:tcW w:w="1187" w:type="dxa"/>
+            <w:shd w:val="clear" w:color="auto" w:fill="D9D9D9" w:themeFill="background1" w:themeFillShade="D9"/>
+          </w:tcPr>
+          <w:p>
+            <w:pPr>
+              <w:rPr>
+                <w:sz w:val="18"/>
+              </w:rPr>
+            </w:pPr>
+          </w:p>
+        </w:tc>
+        <w:tc>
+          <w:tcPr>
+            <w:tcW w:w="1869" w:type="dxa"/>
             <w:shd w:val="clear" w:color="auto" w:fill="D9D9D9" w:themeFill="background1" w:themeFillShade="D9"/>
           </w:tcPr>
           <w:p>
@@ -3904,7 +3905,7 @@
         </w:trPr>
         <w:tc>
           <w:tcPr>
-            <w:tcW w:w="413" w:type="dxa"/>
+            <w:tcW w:w="490" w:type="dxa"/>
             <w:shd w:val="clear" w:color="auto" w:fill="D9D9D9" w:themeFill="background1" w:themeFillShade="D9"/>
           </w:tcPr>
           <w:p>
@@ -4099,7 +4100,7 @@
         </w:tc>
         <w:tc>
           <w:tcPr>
-            <w:tcW w:w="1003" w:type="dxa"/>
+            <w:tcW w:w="990" w:type="dxa"/>
             <w:shd w:val="clear" w:color="auto" w:fill="D9D9D9" w:themeFill="background1" w:themeFillShade="D9"/>
           </w:tcPr>
           <w:p>
@@ -4119,7 +4120,7 @@
         </w:tc>
         <w:tc>
           <w:tcPr>
-            <w:tcW w:w="1057" w:type="dxa"/>
+            <w:tcW w:w="1189" w:type="dxa"/>
             <w:shd w:val="clear" w:color="auto" w:fill="D9D9D9" w:themeFill="background1" w:themeFillShade="D9"/>
           </w:tcPr>
           <w:p>
@@ -4138,7 +4139,7 @@
         </w:tc>
         <w:tc>
           <w:tcPr>
-            <w:tcW w:w="3580" w:type="dxa"/>
+            <w:tcW w:w="3424" w:type="dxa"/>
             <w:shd w:val="clear" w:color="auto" w:fill="D9D9D9" w:themeFill="background1" w:themeFillShade="D9"/>
           </w:tcPr>
           <w:p>
@@ -4169,20 +4170,20 @@
         </w:tc>
         <w:tc>
           <w:tcPr>
-            <w:tcW w:w="1193" w:type="dxa"/>
-            <w:shd w:val="clear" w:color="auto" w:fill="D9D9D9" w:themeFill="background1" w:themeFillShade="D9"/>
-          </w:tcPr>
-          <w:p>
-            <w:pPr>
-              <w:rPr>
-                <w:sz w:val="18"/>
-              </w:rPr>
-            </w:pPr>
-          </w:p>
-        </w:tc>
-        <w:tc>
-          <w:tcPr>
-            <w:tcW w:w="1903" w:type="dxa"/>
+            <w:tcW w:w="1187" w:type="dxa"/>
+            <w:shd w:val="clear" w:color="auto" w:fill="D9D9D9" w:themeFill="background1" w:themeFillShade="D9"/>
+          </w:tcPr>
+          <w:p>
+            <w:pPr>
+              <w:rPr>
+                <w:sz w:val="18"/>
+              </w:rPr>
+            </w:pPr>
+          </w:p>
+        </w:tc>
+        <w:tc>
+          <w:tcPr>
+            <w:tcW w:w="1869" w:type="dxa"/>
             <w:shd w:val="clear" w:color="auto" w:fill="D9D9D9" w:themeFill="background1" w:themeFillShade="D9"/>
           </w:tcPr>
           <w:p>
@@ -4200,7 +4201,7 @@
         </w:trPr>
         <w:tc>
           <w:tcPr>
-            <w:tcW w:w="413" w:type="dxa"/>
+            <w:tcW w:w="490" w:type="dxa"/>
             <w:shd w:val="clear" w:color="auto" w:fill="D9D9D9" w:themeFill="background1" w:themeFillShade="D9"/>
           </w:tcPr>
           <w:p>
@@ -4238,7 +4239,7 @@
         </w:tc>
         <w:tc>
           <w:tcPr>
-            <w:tcW w:w="1003" w:type="dxa"/>
+            <w:tcW w:w="990" w:type="dxa"/>
             <w:shd w:val="clear" w:color="auto" w:fill="D9D9D9" w:themeFill="background1" w:themeFillShade="D9"/>
           </w:tcPr>
           <w:p>
@@ -4258,7 +4259,7 @@
         </w:tc>
         <w:tc>
           <w:tcPr>
-            <w:tcW w:w="1057" w:type="dxa"/>
+            <w:tcW w:w="1189" w:type="dxa"/>
             <w:shd w:val="clear" w:color="auto" w:fill="D9D9D9" w:themeFill="background1" w:themeFillShade="D9"/>
           </w:tcPr>
           <w:p>
@@ -4277,7 +4278,7 @@
         </w:tc>
         <w:tc>
           <w:tcPr>
-            <w:tcW w:w="3580" w:type="dxa"/>
+            <w:tcW w:w="3424" w:type="dxa"/>
             <w:shd w:val="clear" w:color="auto" w:fill="D9D9D9" w:themeFill="background1" w:themeFillShade="D9"/>
           </w:tcPr>
           <w:p>
@@ -4308,20 +4309,20 @@
         </w:tc>
         <w:tc>
           <w:tcPr>
-            <w:tcW w:w="1193" w:type="dxa"/>
-            <w:shd w:val="clear" w:color="auto" w:fill="D9D9D9" w:themeFill="background1" w:themeFillShade="D9"/>
-          </w:tcPr>
-          <w:p>
-            <w:pPr>
-              <w:rPr>
-                <w:sz w:val="18"/>
-              </w:rPr>
-            </w:pPr>
-          </w:p>
-        </w:tc>
-        <w:tc>
-          <w:tcPr>
-            <w:tcW w:w="1903" w:type="dxa"/>
+            <w:tcW w:w="1187" w:type="dxa"/>
+            <w:shd w:val="clear" w:color="auto" w:fill="D9D9D9" w:themeFill="background1" w:themeFillShade="D9"/>
+          </w:tcPr>
+          <w:p>
+            <w:pPr>
+              <w:rPr>
+                <w:sz w:val="18"/>
+              </w:rPr>
+            </w:pPr>
+          </w:p>
+        </w:tc>
+        <w:tc>
+          <w:tcPr>
+            <w:tcW w:w="1869" w:type="dxa"/>
             <w:shd w:val="clear" w:color="auto" w:fill="D9D9D9" w:themeFill="background1" w:themeFillShade="D9"/>
           </w:tcPr>
           <w:p>
@@ -4339,7 +4340,7 @@
         </w:trPr>
         <w:tc>
           <w:tcPr>
-            <w:tcW w:w="413" w:type="dxa"/>
+            <w:tcW w:w="490" w:type="dxa"/>
             <w:shd w:val="clear" w:color="auto" w:fill="D9D9D9" w:themeFill="background1" w:themeFillShade="D9"/>
           </w:tcPr>
           <w:p>
@@ -4377,7 +4378,7 @@
         </w:tc>
         <w:tc>
           <w:tcPr>
-            <w:tcW w:w="1003" w:type="dxa"/>
+            <w:tcW w:w="990" w:type="dxa"/>
             <w:shd w:val="clear" w:color="auto" w:fill="D9D9D9" w:themeFill="background1" w:themeFillShade="D9"/>
           </w:tcPr>
           <w:p>
@@ -4397,7 +4398,7 @@
         </w:tc>
         <w:tc>
           <w:tcPr>
-            <w:tcW w:w="1057" w:type="dxa"/>
+            <w:tcW w:w="1189" w:type="dxa"/>
             <w:shd w:val="clear" w:color="auto" w:fill="D9D9D9" w:themeFill="background1" w:themeFillShade="D9"/>
           </w:tcPr>
           <w:p>
@@ -4416,7 +4417,7 @@
         </w:tc>
         <w:tc>
           <w:tcPr>
-            <w:tcW w:w="3580" w:type="dxa"/>
+            <w:tcW w:w="3424" w:type="dxa"/>
             <w:shd w:val="clear" w:color="auto" w:fill="D9D9D9" w:themeFill="background1" w:themeFillShade="D9"/>
           </w:tcPr>
           <w:p>
@@ -4435,20 +4436,20 @@
         </w:tc>
         <w:tc>
           <w:tcPr>
-            <w:tcW w:w="1193" w:type="dxa"/>
-            <w:shd w:val="clear" w:color="auto" w:fill="D9D9D9" w:themeFill="background1" w:themeFillShade="D9"/>
-          </w:tcPr>
-          <w:p>
-            <w:pPr>
-              <w:rPr>
-                <w:sz w:val="18"/>
-              </w:rPr>
-            </w:pPr>
-          </w:p>
-        </w:tc>
-        <w:tc>
-          <w:tcPr>
-            <w:tcW w:w="1903" w:type="dxa"/>
+            <w:tcW w:w="1187" w:type="dxa"/>
+            <w:shd w:val="clear" w:color="auto" w:fill="D9D9D9" w:themeFill="background1" w:themeFillShade="D9"/>
+          </w:tcPr>
+          <w:p>
+            <w:pPr>
+              <w:rPr>
+                <w:sz w:val="18"/>
+              </w:rPr>
+            </w:pPr>
+          </w:p>
+        </w:tc>
+        <w:tc>
+          <w:tcPr>
+            <w:tcW w:w="1869" w:type="dxa"/>
             <w:shd w:val="clear" w:color="auto" w:fill="D9D9D9" w:themeFill="background1" w:themeFillShade="D9"/>
           </w:tcPr>
           <w:p>
@@ -4466,7 +4467,7 @@
         </w:trPr>
         <w:tc>
           <w:tcPr>
-            <w:tcW w:w="413" w:type="dxa"/>
+            <w:tcW w:w="490" w:type="dxa"/>
             <w:shd w:val="clear" w:color="auto" w:fill="D9D9D9" w:themeFill="background1" w:themeFillShade="D9"/>
           </w:tcPr>
           <w:p>
@@ -4504,7 +4505,7 @@
         </w:tc>
         <w:tc>
           <w:tcPr>
-            <w:tcW w:w="1003" w:type="dxa"/>
+            <w:tcW w:w="990" w:type="dxa"/>
             <w:shd w:val="clear" w:color="auto" w:fill="D9D9D9" w:themeFill="background1" w:themeFillShade="D9"/>
           </w:tcPr>
           <w:p>
@@ -4524,7 +4525,7 @@
         </w:tc>
         <w:tc>
           <w:tcPr>
-            <w:tcW w:w="1057" w:type="dxa"/>
+            <w:tcW w:w="1189" w:type="dxa"/>
             <w:shd w:val="clear" w:color="auto" w:fill="D9D9D9" w:themeFill="background1" w:themeFillShade="D9"/>
           </w:tcPr>
           <w:p>
@@ -4543,7 +4544,7 @@
         </w:tc>
         <w:tc>
           <w:tcPr>
-            <w:tcW w:w="3580" w:type="dxa"/>
+            <w:tcW w:w="3424" w:type="dxa"/>
             <w:shd w:val="clear" w:color="auto" w:fill="D9D9D9" w:themeFill="background1" w:themeFillShade="D9"/>
           </w:tcPr>
           <w:p>
@@ -4568,20 +4569,20 @@
         </w:tc>
         <w:tc>
           <w:tcPr>
-            <w:tcW w:w="1193" w:type="dxa"/>
-            <w:shd w:val="clear" w:color="auto" w:fill="D9D9D9" w:themeFill="background1" w:themeFillShade="D9"/>
-          </w:tcPr>
-          <w:p>
-            <w:pPr>
-              <w:rPr>
-                <w:sz w:val="18"/>
-              </w:rPr>
-            </w:pPr>
-          </w:p>
-        </w:tc>
-        <w:tc>
-          <w:tcPr>
-            <w:tcW w:w="1903" w:type="dxa"/>
+            <w:tcW w:w="1187" w:type="dxa"/>
+            <w:shd w:val="clear" w:color="auto" w:fill="D9D9D9" w:themeFill="background1" w:themeFillShade="D9"/>
+          </w:tcPr>
+          <w:p>
+            <w:pPr>
+              <w:rPr>
+                <w:sz w:val="18"/>
+              </w:rPr>
+            </w:pPr>
+          </w:p>
+        </w:tc>
+        <w:tc>
+          <w:tcPr>
+            <w:tcW w:w="1869" w:type="dxa"/>
             <w:shd w:val="clear" w:color="auto" w:fill="D9D9D9" w:themeFill="background1" w:themeFillShade="D9"/>
           </w:tcPr>
           <w:p>
@@ -4599,7 +4600,7 @@
         </w:trPr>
         <w:tc>
           <w:tcPr>
-            <w:tcW w:w="413" w:type="dxa"/>
+            <w:tcW w:w="490" w:type="dxa"/>
             <w:shd w:val="clear" w:color="auto" w:fill="D9D9D9" w:themeFill="background1" w:themeFillShade="D9"/>
           </w:tcPr>
           <w:p>
@@ -4650,7 +4651,7 @@
         </w:tc>
         <w:tc>
           <w:tcPr>
-            <w:tcW w:w="1003" w:type="dxa"/>
+            <w:tcW w:w="990" w:type="dxa"/>
             <w:shd w:val="clear" w:color="auto" w:fill="D9D9D9" w:themeFill="background1" w:themeFillShade="D9"/>
           </w:tcPr>
           <w:p>
@@ -4670,7 +4671,7 @@
         </w:tc>
         <w:tc>
           <w:tcPr>
-            <w:tcW w:w="1057" w:type="dxa"/>
+            <w:tcW w:w="1189" w:type="dxa"/>
             <w:shd w:val="clear" w:color="auto" w:fill="D9D9D9" w:themeFill="background1" w:themeFillShade="D9"/>
           </w:tcPr>
           <w:p>
@@ -4695,7 +4696,7 @@
         </w:tc>
         <w:tc>
           <w:tcPr>
-            <w:tcW w:w="3580" w:type="dxa"/>
+            <w:tcW w:w="3424" w:type="dxa"/>
             <w:shd w:val="clear" w:color="auto" w:fill="D9D9D9" w:themeFill="background1" w:themeFillShade="D9"/>
           </w:tcPr>
           <w:p>
@@ -4726,20 +4727,20 @@
         </w:tc>
         <w:tc>
           <w:tcPr>
-            <w:tcW w:w="1193" w:type="dxa"/>
-            <w:shd w:val="clear" w:color="auto" w:fill="D9D9D9" w:themeFill="background1" w:themeFillShade="D9"/>
-          </w:tcPr>
-          <w:p>
-            <w:pPr>
-              <w:rPr>
-                <w:sz w:val="18"/>
-              </w:rPr>
-            </w:pPr>
-          </w:p>
-        </w:tc>
-        <w:tc>
-          <w:tcPr>
-            <w:tcW w:w="1903" w:type="dxa"/>
+            <w:tcW w:w="1187" w:type="dxa"/>
+            <w:shd w:val="clear" w:color="auto" w:fill="D9D9D9" w:themeFill="background1" w:themeFillShade="D9"/>
+          </w:tcPr>
+          <w:p>
+            <w:pPr>
+              <w:rPr>
+                <w:sz w:val="18"/>
+              </w:rPr>
+            </w:pPr>
+          </w:p>
+        </w:tc>
+        <w:tc>
+          <w:tcPr>
+            <w:tcW w:w="1869" w:type="dxa"/>
             <w:shd w:val="clear" w:color="auto" w:fill="D9D9D9" w:themeFill="background1" w:themeFillShade="D9"/>
           </w:tcPr>
           <w:p>
@@ -4757,7 +4758,7 @@
         </w:trPr>
         <w:tc>
           <w:tcPr>
-            <w:tcW w:w="413" w:type="dxa"/>
+            <w:tcW w:w="490" w:type="dxa"/>
             <w:shd w:val="clear" w:color="auto" w:fill="D9D9D9" w:themeFill="background1" w:themeFillShade="D9"/>
           </w:tcPr>
           <w:p>
@@ -4795,7 +4796,7 @@
         </w:tc>
         <w:tc>
           <w:tcPr>
-            <w:tcW w:w="1003" w:type="dxa"/>
+            <w:tcW w:w="990" w:type="dxa"/>
             <w:shd w:val="clear" w:color="auto" w:fill="D9D9D9" w:themeFill="background1" w:themeFillShade="D9"/>
           </w:tcPr>
           <w:p>
@@ -4809,7 +4810,7 @@
         </w:tc>
         <w:tc>
           <w:tcPr>
-            <w:tcW w:w="1057" w:type="dxa"/>
+            <w:tcW w:w="1189" w:type="dxa"/>
             <w:shd w:val="clear" w:color="auto" w:fill="D9D9D9" w:themeFill="background1" w:themeFillShade="D9"/>
           </w:tcPr>
           <w:p>
@@ -4828,7 +4829,7 @@
         </w:tc>
         <w:tc>
           <w:tcPr>
-            <w:tcW w:w="3580" w:type="dxa"/>
+            <w:tcW w:w="3424" w:type="dxa"/>
             <w:shd w:val="clear" w:color="auto" w:fill="D9D9D9" w:themeFill="background1" w:themeFillShade="D9"/>
           </w:tcPr>
           <w:p>
@@ -4865,20 +4866,20 @@
         </w:tc>
         <w:tc>
           <w:tcPr>
-            <w:tcW w:w="1193" w:type="dxa"/>
-            <w:shd w:val="clear" w:color="auto" w:fill="D9D9D9" w:themeFill="background1" w:themeFillShade="D9"/>
-          </w:tcPr>
-          <w:p>
-            <w:pPr>
-              <w:rPr>
-                <w:sz w:val="18"/>
-              </w:rPr>
-            </w:pPr>
-          </w:p>
-        </w:tc>
-        <w:tc>
-          <w:tcPr>
-            <w:tcW w:w="1903" w:type="dxa"/>
+            <w:tcW w:w="1187" w:type="dxa"/>
+            <w:shd w:val="clear" w:color="auto" w:fill="D9D9D9" w:themeFill="background1" w:themeFillShade="D9"/>
+          </w:tcPr>
+          <w:p>
+            <w:pPr>
+              <w:rPr>
+                <w:sz w:val="18"/>
+              </w:rPr>
+            </w:pPr>
+          </w:p>
+        </w:tc>
+        <w:tc>
+          <w:tcPr>
+            <w:tcW w:w="1869" w:type="dxa"/>
             <w:shd w:val="clear" w:color="auto" w:fill="D9D9D9" w:themeFill="background1" w:themeFillShade="D9"/>
           </w:tcPr>
           <w:p>
@@ -4896,7 +4897,7 @@
         </w:trPr>
         <w:tc>
           <w:tcPr>
-            <w:tcW w:w="413" w:type="dxa"/>
+            <w:tcW w:w="490" w:type="dxa"/>
             <w:shd w:val="clear" w:color="auto" w:fill="D9D9D9" w:themeFill="background1" w:themeFillShade="D9"/>
           </w:tcPr>
           <w:p>
@@ -4976,7 +4977,7 @@
         </w:tc>
         <w:tc>
           <w:tcPr>
-            <w:tcW w:w="1003" w:type="dxa"/>
+            <w:tcW w:w="990" w:type="dxa"/>
             <w:shd w:val="clear" w:color="auto" w:fill="D9D9D9" w:themeFill="background1" w:themeFillShade="D9"/>
           </w:tcPr>
           <w:p>
@@ -4996,7 +4997,7 @@
         </w:tc>
         <w:tc>
           <w:tcPr>
-            <w:tcW w:w="1057" w:type="dxa"/>
+            <w:tcW w:w="1189" w:type="dxa"/>
             <w:shd w:val="clear" w:color="auto" w:fill="D9D9D9" w:themeFill="background1" w:themeFillShade="D9"/>
           </w:tcPr>
           <w:p>
@@ -5015,7 +5016,7 @@
         </w:tc>
         <w:tc>
           <w:tcPr>
-            <w:tcW w:w="3580" w:type="dxa"/>
+            <w:tcW w:w="3424" w:type="dxa"/>
             <w:shd w:val="clear" w:color="auto" w:fill="D9D9D9" w:themeFill="background1" w:themeFillShade="D9"/>
           </w:tcPr>
           <w:p>
@@ -5034,20 +5035,20 @@
         </w:tc>
         <w:tc>
           <w:tcPr>
-            <w:tcW w:w="1193" w:type="dxa"/>
-            <w:shd w:val="clear" w:color="auto" w:fill="D9D9D9" w:themeFill="background1" w:themeFillShade="D9"/>
-          </w:tcPr>
-          <w:p>
-            <w:pPr>
-              <w:rPr>
-                <w:sz w:val="18"/>
-              </w:rPr>
-            </w:pPr>
-          </w:p>
-        </w:tc>
-        <w:tc>
-          <w:tcPr>
-            <w:tcW w:w="1903" w:type="dxa"/>
+            <w:tcW w:w="1187" w:type="dxa"/>
+            <w:shd w:val="clear" w:color="auto" w:fill="D9D9D9" w:themeFill="background1" w:themeFillShade="D9"/>
+          </w:tcPr>
+          <w:p>
+            <w:pPr>
+              <w:rPr>
+                <w:sz w:val="18"/>
+              </w:rPr>
+            </w:pPr>
+          </w:p>
+        </w:tc>
+        <w:tc>
+          <w:tcPr>
+            <w:tcW w:w="1869" w:type="dxa"/>
             <w:shd w:val="clear" w:color="auto" w:fill="D9D9D9" w:themeFill="background1" w:themeFillShade="D9"/>
           </w:tcPr>
           <w:p>
@@ -5065,7 +5066,7 @@
         </w:trPr>
         <w:tc>
           <w:tcPr>
-            <w:tcW w:w="413" w:type="dxa"/>
+            <w:tcW w:w="490" w:type="dxa"/>
             <w:shd w:val="clear" w:color="auto" w:fill="D9D9D9" w:themeFill="background1" w:themeFillShade="D9"/>
           </w:tcPr>
           <w:p>
@@ -5115,7 +5116,7 @@
         </w:tc>
         <w:tc>
           <w:tcPr>
-            <w:tcW w:w="1003" w:type="dxa"/>
+            <w:tcW w:w="990" w:type="dxa"/>
             <w:shd w:val="clear" w:color="auto" w:fill="D9D9D9" w:themeFill="background1" w:themeFillShade="D9"/>
           </w:tcPr>
           <w:p>
@@ -5135,7 +5136,7 @@
         </w:tc>
         <w:tc>
           <w:tcPr>
-            <w:tcW w:w="1057" w:type="dxa"/>
+            <w:tcW w:w="1189" w:type="dxa"/>
             <w:shd w:val="clear" w:color="auto" w:fill="D9D9D9" w:themeFill="background1" w:themeFillShade="D9"/>
           </w:tcPr>
           <w:p>
@@ -5154,7 +5155,7 @@
         </w:tc>
         <w:tc>
           <w:tcPr>
-            <w:tcW w:w="3580" w:type="dxa"/>
+            <w:tcW w:w="3424" w:type="dxa"/>
             <w:shd w:val="clear" w:color="auto" w:fill="D9D9D9" w:themeFill="background1" w:themeFillShade="D9"/>
           </w:tcPr>
           <w:p>
@@ -5173,20 +5174,20 @@
         </w:tc>
         <w:tc>
           <w:tcPr>
-            <w:tcW w:w="1193" w:type="dxa"/>
-            <w:shd w:val="clear" w:color="auto" w:fill="D9D9D9" w:themeFill="background1" w:themeFillShade="D9"/>
-          </w:tcPr>
-          <w:p>
-            <w:pPr>
-              <w:rPr>
-                <w:sz w:val="18"/>
-              </w:rPr>
-            </w:pPr>
-          </w:p>
-        </w:tc>
-        <w:tc>
-          <w:tcPr>
-            <w:tcW w:w="1903" w:type="dxa"/>
+            <w:tcW w:w="1187" w:type="dxa"/>
+            <w:shd w:val="clear" w:color="auto" w:fill="D9D9D9" w:themeFill="background1" w:themeFillShade="D9"/>
+          </w:tcPr>
+          <w:p>
+            <w:pPr>
+              <w:rPr>
+                <w:sz w:val="18"/>
+              </w:rPr>
+            </w:pPr>
+          </w:p>
+        </w:tc>
+        <w:tc>
+          <w:tcPr>
+            <w:tcW w:w="1869" w:type="dxa"/>
             <w:shd w:val="clear" w:color="auto" w:fill="D9D9D9" w:themeFill="background1" w:themeFillShade="D9"/>
           </w:tcPr>
           <w:p>
@@ -5204,7 +5205,7 @@
         </w:trPr>
         <w:tc>
           <w:tcPr>
-            <w:tcW w:w="413" w:type="dxa"/>
+            <w:tcW w:w="490" w:type="dxa"/>
             <w:shd w:val="clear" w:color="auto" w:fill="D9D9D9" w:themeFill="background1" w:themeFillShade="D9"/>
           </w:tcPr>
           <w:p>
@@ -5254,7 +5255,7 @@
         </w:tc>
         <w:tc>
           <w:tcPr>
-            <w:tcW w:w="1003" w:type="dxa"/>
+            <w:tcW w:w="990" w:type="dxa"/>
             <w:shd w:val="clear" w:color="auto" w:fill="D9D9D9" w:themeFill="background1" w:themeFillShade="D9"/>
           </w:tcPr>
           <w:p>
@@ -5274,7 +5275,7 @@
         </w:tc>
         <w:tc>
           <w:tcPr>
-            <w:tcW w:w="1057" w:type="dxa"/>
+            <w:tcW w:w="1189" w:type="dxa"/>
             <w:shd w:val="clear" w:color="auto" w:fill="D9D9D9" w:themeFill="background1" w:themeFillShade="D9"/>
           </w:tcPr>
           <w:p>
@@ -5293,7 +5294,7 @@
         </w:tc>
         <w:tc>
           <w:tcPr>
-            <w:tcW w:w="3580" w:type="dxa"/>
+            <w:tcW w:w="3424" w:type="dxa"/>
             <w:shd w:val="clear" w:color="auto" w:fill="D9D9D9" w:themeFill="background1" w:themeFillShade="D9"/>
           </w:tcPr>
           <w:p>
@@ -5318,20 +5319,20 @@
         </w:tc>
         <w:tc>
           <w:tcPr>
-            <w:tcW w:w="1193" w:type="dxa"/>
-            <w:shd w:val="clear" w:color="auto" w:fill="D9D9D9" w:themeFill="background1" w:themeFillShade="D9"/>
-          </w:tcPr>
-          <w:p>
-            <w:pPr>
-              <w:rPr>
-                <w:sz w:val="18"/>
-              </w:rPr>
-            </w:pPr>
-          </w:p>
-        </w:tc>
-        <w:tc>
-          <w:tcPr>
-            <w:tcW w:w="1903" w:type="dxa"/>
+            <w:tcW w:w="1187" w:type="dxa"/>
+            <w:shd w:val="clear" w:color="auto" w:fill="D9D9D9" w:themeFill="background1" w:themeFillShade="D9"/>
+          </w:tcPr>
+          <w:p>
+            <w:pPr>
+              <w:rPr>
+                <w:sz w:val="18"/>
+              </w:rPr>
+            </w:pPr>
+          </w:p>
+        </w:tc>
+        <w:tc>
+          <w:tcPr>
+            <w:tcW w:w="1869" w:type="dxa"/>
             <w:shd w:val="clear" w:color="auto" w:fill="D9D9D9" w:themeFill="background1" w:themeFillShade="D9"/>
           </w:tcPr>
           <w:p>
@@ -5349,7 +5350,7 @@
         </w:trPr>
         <w:tc>
           <w:tcPr>
-            <w:tcW w:w="413" w:type="dxa"/>
+            <w:tcW w:w="490" w:type="dxa"/>
             <w:shd w:val="clear" w:color="auto" w:fill="D9D9D9" w:themeFill="background1" w:themeFillShade="D9"/>
           </w:tcPr>
           <w:p>
@@ -5405,7 +5406,7 @@
         </w:tc>
         <w:tc>
           <w:tcPr>
-            <w:tcW w:w="1003" w:type="dxa"/>
+            <w:tcW w:w="990" w:type="dxa"/>
             <w:shd w:val="clear" w:color="auto" w:fill="D9D9D9" w:themeFill="background1" w:themeFillShade="D9"/>
           </w:tcPr>
           <w:p>
@@ -5425,7 +5426,7 @@
         </w:tc>
         <w:tc>
           <w:tcPr>
-            <w:tcW w:w="1057" w:type="dxa"/>
+            <w:tcW w:w="1189" w:type="dxa"/>
             <w:shd w:val="clear" w:color="auto" w:fill="D9D9D9" w:themeFill="background1" w:themeFillShade="D9"/>
           </w:tcPr>
           <w:p>
@@ -5444,7 +5445,7 @@
         </w:tc>
         <w:tc>
           <w:tcPr>
-            <w:tcW w:w="3580" w:type="dxa"/>
+            <w:tcW w:w="3424" w:type="dxa"/>
             <w:shd w:val="clear" w:color="auto" w:fill="D9D9D9" w:themeFill="background1" w:themeFillShade="D9"/>
           </w:tcPr>
           <w:p>
@@ -5463,20 +5464,20 @@
         </w:tc>
         <w:tc>
           <w:tcPr>
-            <w:tcW w:w="1193" w:type="dxa"/>
-            <w:shd w:val="clear" w:color="auto" w:fill="D9D9D9" w:themeFill="background1" w:themeFillShade="D9"/>
-          </w:tcPr>
-          <w:p>
-            <w:pPr>
-              <w:rPr>
-                <w:sz w:val="18"/>
-              </w:rPr>
-            </w:pPr>
-          </w:p>
-        </w:tc>
-        <w:tc>
-          <w:tcPr>
-            <w:tcW w:w="1903" w:type="dxa"/>
+            <w:tcW w:w="1187" w:type="dxa"/>
+            <w:shd w:val="clear" w:color="auto" w:fill="D9D9D9" w:themeFill="background1" w:themeFillShade="D9"/>
+          </w:tcPr>
+          <w:p>
+            <w:pPr>
+              <w:rPr>
+                <w:sz w:val="18"/>
+              </w:rPr>
+            </w:pPr>
+          </w:p>
+        </w:tc>
+        <w:tc>
+          <w:tcPr>
+            <w:tcW w:w="1869" w:type="dxa"/>
             <w:shd w:val="clear" w:color="auto" w:fill="D9D9D9" w:themeFill="background1" w:themeFillShade="D9"/>
           </w:tcPr>
           <w:p>
@@ -5494,7 +5495,7 @@
         </w:trPr>
         <w:tc>
           <w:tcPr>
-            <w:tcW w:w="413" w:type="dxa"/>
+            <w:tcW w:w="490" w:type="dxa"/>
             <w:shd w:val="clear" w:color="auto" w:fill="D9D9D9" w:themeFill="background1" w:themeFillShade="D9"/>
           </w:tcPr>
           <w:p>
@@ -5592,7 +5593,7 @@
         </w:tc>
         <w:tc>
           <w:tcPr>
-            <w:tcW w:w="1003" w:type="dxa"/>
+            <w:tcW w:w="990" w:type="dxa"/>
             <w:shd w:val="clear" w:color="auto" w:fill="D9D9D9" w:themeFill="background1" w:themeFillShade="D9"/>
           </w:tcPr>
           <w:p>
@@ -5606,20 +5607,20 @@
         </w:tc>
         <w:tc>
           <w:tcPr>
-            <w:tcW w:w="1057" w:type="dxa"/>
-            <w:shd w:val="clear" w:color="auto" w:fill="D9D9D9" w:themeFill="background1" w:themeFillShade="D9"/>
-          </w:tcPr>
-          <w:p>
-            <w:pPr>
-              <w:rPr>
-                <w:sz w:val="18"/>
-              </w:rPr>
-            </w:pPr>
-          </w:p>
-        </w:tc>
-        <w:tc>
-          <w:tcPr>
-            <w:tcW w:w="3580" w:type="dxa"/>
+            <w:tcW w:w="1189" w:type="dxa"/>
+            <w:shd w:val="clear" w:color="auto" w:fill="D9D9D9" w:themeFill="background1" w:themeFillShade="D9"/>
+          </w:tcPr>
+          <w:p>
+            <w:pPr>
+              <w:rPr>
+                <w:sz w:val="18"/>
+              </w:rPr>
+            </w:pPr>
+          </w:p>
+        </w:tc>
+        <w:tc>
+          <w:tcPr>
+            <w:tcW w:w="3424" w:type="dxa"/>
             <w:shd w:val="clear" w:color="auto" w:fill="D9D9D9" w:themeFill="background1" w:themeFillShade="D9"/>
           </w:tcPr>
           <w:p>
@@ -5638,20 +5639,20 @@
         </w:tc>
         <w:tc>
           <w:tcPr>
-            <w:tcW w:w="1193" w:type="dxa"/>
-            <w:shd w:val="clear" w:color="auto" w:fill="D9D9D9" w:themeFill="background1" w:themeFillShade="D9"/>
-          </w:tcPr>
-          <w:p>
-            <w:pPr>
-              <w:rPr>
-                <w:sz w:val="18"/>
-              </w:rPr>
-            </w:pPr>
-          </w:p>
-        </w:tc>
-        <w:tc>
-          <w:tcPr>
-            <w:tcW w:w="1903" w:type="dxa"/>
+            <w:tcW w:w="1187" w:type="dxa"/>
+            <w:shd w:val="clear" w:color="auto" w:fill="D9D9D9" w:themeFill="background1" w:themeFillShade="D9"/>
+          </w:tcPr>
+          <w:p>
+            <w:pPr>
+              <w:rPr>
+                <w:sz w:val="18"/>
+              </w:rPr>
+            </w:pPr>
+          </w:p>
+        </w:tc>
+        <w:tc>
+          <w:tcPr>
+            <w:tcW w:w="1869" w:type="dxa"/>
             <w:shd w:val="clear" w:color="auto" w:fill="D9D9D9" w:themeFill="background1" w:themeFillShade="D9"/>
           </w:tcPr>
           <w:p>
@@ -5669,7 +5670,7 @@
         </w:trPr>
         <w:tc>
           <w:tcPr>
-            <w:tcW w:w="413" w:type="dxa"/>
+            <w:tcW w:w="490" w:type="dxa"/>
             <w:shd w:val="clear" w:color="auto" w:fill="D9D9D9" w:themeFill="background1" w:themeFillShade="D9"/>
           </w:tcPr>
           <w:p>
@@ -5707,7 +5708,7 @@
         </w:tc>
         <w:tc>
           <w:tcPr>
-            <w:tcW w:w="1003" w:type="dxa"/>
+            <w:tcW w:w="990" w:type="dxa"/>
             <w:shd w:val="clear" w:color="auto" w:fill="D9D9D9" w:themeFill="background1" w:themeFillShade="D9"/>
           </w:tcPr>
           <w:p>
@@ -5727,7 +5728,7 @@
         </w:tc>
         <w:tc>
           <w:tcPr>
-            <w:tcW w:w="1057" w:type="dxa"/>
+            <w:tcW w:w="1189" w:type="dxa"/>
             <w:shd w:val="clear" w:color="auto" w:fill="D9D9D9" w:themeFill="background1" w:themeFillShade="D9"/>
           </w:tcPr>
           <w:p>
@@ -5746,7 +5747,7 @@
         </w:tc>
         <w:tc>
           <w:tcPr>
-            <w:tcW w:w="3580" w:type="dxa"/>
+            <w:tcW w:w="3424" w:type="dxa"/>
             <w:shd w:val="clear" w:color="auto" w:fill="D9D9D9" w:themeFill="background1" w:themeFillShade="D9"/>
           </w:tcPr>
           <w:p>
@@ -5765,20 +5766,20 @@
         </w:tc>
         <w:tc>
           <w:tcPr>
-            <w:tcW w:w="1193" w:type="dxa"/>
-            <w:shd w:val="clear" w:color="auto" w:fill="D9D9D9" w:themeFill="background1" w:themeFillShade="D9"/>
-          </w:tcPr>
-          <w:p>
-            <w:pPr>
-              <w:rPr>
-                <w:sz w:val="18"/>
-              </w:rPr>
-            </w:pPr>
-          </w:p>
-        </w:tc>
-        <w:tc>
-          <w:tcPr>
-            <w:tcW w:w="1903" w:type="dxa"/>
+            <w:tcW w:w="1187" w:type="dxa"/>
+            <w:shd w:val="clear" w:color="auto" w:fill="D9D9D9" w:themeFill="background1" w:themeFillShade="D9"/>
+          </w:tcPr>
+          <w:p>
+            <w:pPr>
+              <w:rPr>
+                <w:sz w:val="18"/>
+              </w:rPr>
+            </w:pPr>
+          </w:p>
+        </w:tc>
+        <w:tc>
+          <w:tcPr>
+            <w:tcW w:w="1869" w:type="dxa"/>
             <w:shd w:val="clear" w:color="auto" w:fill="D9D9D9" w:themeFill="background1" w:themeFillShade="D9"/>
           </w:tcPr>
           <w:p>
@@ -5797,7 +5798,7 @@
         </w:trPr>
         <w:tc>
           <w:tcPr>
-            <w:tcW w:w="413" w:type="dxa"/>
+            <w:tcW w:w="490" w:type="dxa"/>
             <w:shd w:val="clear" w:color="auto" w:fill="D9D9D9" w:themeFill="background1" w:themeFillShade="D9"/>
           </w:tcPr>
           <w:p>
@@ -5907,7 +5908,7 @@
         </w:tc>
         <w:tc>
           <w:tcPr>
-            <w:tcW w:w="1003" w:type="dxa"/>
+            <w:tcW w:w="990" w:type="dxa"/>
             <w:shd w:val="clear" w:color="auto" w:fill="D9D9D9" w:themeFill="background1" w:themeFillShade="D9"/>
           </w:tcPr>
           <w:p>
@@ -5929,7 +5930,7 @@
         </w:tc>
         <w:tc>
           <w:tcPr>
-            <w:tcW w:w="1057" w:type="dxa"/>
+            <w:tcW w:w="1189" w:type="dxa"/>
             <w:shd w:val="clear" w:color="auto" w:fill="D9D9D9" w:themeFill="background1" w:themeFillShade="D9"/>
           </w:tcPr>
           <w:p>
@@ -5950,7 +5951,7 @@
         </w:tc>
         <w:tc>
           <w:tcPr>
-            <w:tcW w:w="3580" w:type="dxa"/>
+            <w:tcW w:w="3424" w:type="dxa"/>
             <w:shd w:val="clear" w:color="auto" w:fill="D9D9D9" w:themeFill="background1" w:themeFillShade="D9"/>
           </w:tcPr>
           <w:p>
@@ -5978,21 +5979,21 @@
         </w:tc>
         <w:tc>
           <w:tcPr>
-            <w:tcW w:w="1193" w:type="dxa"/>
-            <w:shd w:val="clear" w:color="auto" w:fill="D9D9D9" w:themeFill="background1" w:themeFillShade="D9"/>
-          </w:tcPr>
-          <w:p>
-            <w:pPr>
-              <w:rPr>
-                <w:sz w:val="18"/>
-                <w:szCs w:val="18"/>
-              </w:rPr>
-            </w:pPr>
-          </w:p>
-        </w:tc>
-        <w:tc>
-          <w:tcPr>
-            <w:tcW w:w="1903" w:type="dxa"/>
+            <w:tcW w:w="1187" w:type="dxa"/>
+            <w:shd w:val="clear" w:color="auto" w:fill="D9D9D9" w:themeFill="background1" w:themeFillShade="D9"/>
+          </w:tcPr>
+          <w:p>
+            <w:pPr>
+              <w:rPr>
+                <w:sz w:val="18"/>
+                <w:szCs w:val="18"/>
+              </w:rPr>
+            </w:pPr>
+          </w:p>
+        </w:tc>
+        <w:tc>
+          <w:tcPr>
+            <w:tcW w:w="1869" w:type="dxa"/>
             <w:shd w:val="clear" w:color="auto" w:fill="D9D9D9" w:themeFill="background1" w:themeFillShade="D9"/>
           </w:tcPr>
           <w:p>
@@ -6012,7 +6013,7 @@
         </w:trPr>
         <w:tc>
           <w:tcPr>
-            <w:tcW w:w="413" w:type="dxa"/>
+            <w:tcW w:w="490" w:type="dxa"/>
             <w:shd w:val="clear" w:color="auto" w:fill="D9D9D9" w:themeFill="background1" w:themeFillShade="D9"/>
           </w:tcPr>
           <w:p>
@@ -6113,7 +6114,7 @@
         </w:tc>
         <w:tc>
           <w:tcPr>
-            <w:tcW w:w="1003" w:type="dxa"/>
+            <w:tcW w:w="990" w:type="dxa"/>
             <w:shd w:val="clear" w:color="auto" w:fill="D9D9D9" w:themeFill="background1" w:themeFillShade="D9"/>
           </w:tcPr>
           <w:p>
@@ -6135,7 +6136,7 @@
         </w:tc>
         <w:tc>
           <w:tcPr>
-            <w:tcW w:w="1057" w:type="dxa"/>
+            <w:tcW w:w="1189" w:type="dxa"/>
             <w:shd w:val="clear" w:color="auto" w:fill="D9D9D9" w:themeFill="background1" w:themeFillShade="D9"/>
           </w:tcPr>
           <w:p>
@@ -6156,7 +6157,7 @@
         </w:tc>
         <w:tc>
           <w:tcPr>
-            <w:tcW w:w="3580" w:type="dxa"/>
+            <w:tcW w:w="3424" w:type="dxa"/>
             <w:shd w:val="clear" w:color="auto" w:fill="D9D9D9" w:themeFill="background1" w:themeFillShade="D9"/>
           </w:tcPr>
           <w:p>
@@ -6184,21 +6185,21 @@
         </w:tc>
         <w:tc>
           <w:tcPr>
-            <w:tcW w:w="1193" w:type="dxa"/>
-            <w:shd w:val="clear" w:color="auto" w:fill="D9D9D9" w:themeFill="background1" w:themeFillShade="D9"/>
-          </w:tcPr>
-          <w:p>
-            <w:pPr>
-              <w:rPr>
-                <w:sz w:val="18"/>
-                <w:szCs w:val="18"/>
-              </w:rPr>
-            </w:pPr>
-          </w:p>
-        </w:tc>
-        <w:tc>
-          <w:tcPr>
-            <w:tcW w:w="1903" w:type="dxa"/>
+            <w:tcW w:w="1187" w:type="dxa"/>
+            <w:shd w:val="clear" w:color="auto" w:fill="D9D9D9" w:themeFill="background1" w:themeFillShade="D9"/>
+          </w:tcPr>
+          <w:p>
+            <w:pPr>
+              <w:rPr>
+                <w:sz w:val="18"/>
+                <w:szCs w:val="18"/>
+              </w:rPr>
+            </w:pPr>
+          </w:p>
+        </w:tc>
+        <w:tc>
+          <w:tcPr>
+            <w:tcW w:w="1869" w:type="dxa"/>
             <w:shd w:val="clear" w:color="auto" w:fill="D9D9D9" w:themeFill="background1" w:themeFillShade="D9"/>
           </w:tcPr>
           <w:p>
@@ -6218,7 +6219,7 @@
         </w:trPr>
         <w:tc>
           <w:tcPr>
-            <w:tcW w:w="413" w:type="dxa"/>
+            <w:tcW w:w="490" w:type="dxa"/>
             <w:shd w:val="clear" w:color="auto" w:fill="FFFFFF" w:themeFill="background1"/>
           </w:tcPr>
           <w:p>
@@ -6452,7 +6453,7 @@
         </w:tc>
         <w:tc>
           <w:tcPr>
-            <w:tcW w:w="1003" w:type="dxa"/>
+            <w:tcW w:w="990" w:type="dxa"/>
             <w:shd w:val="clear" w:color="auto" w:fill="FFFFFF" w:themeFill="background1"/>
           </w:tcPr>
           <w:p>
@@ -6474,7 +6475,7 @@
         </w:tc>
         <w:tc>
           <w:tcPr>
-            <w:tcW w:w="1057" w:type="dxa"/>
+            <w:tcW w:w="1189" w:type="dxa"/>
             <w:shd w:val="clear" w:color="auto" w:fill="FFFFFF" w:themeFill="background1"/>
           </w:tcPr>
           <w:p>
@@ -6495,7 +6496,7 @@
         </w:tc>
         <w:tc>
           <w:tcPr>
-            <w:tcW w:w="3580" w:type="dxa"/>
+            <w:tcW w:w="3424" w:type="dxa"/>
             <w:shd w:val="clear" w:color="auto" w:fill="FFFFFF" w:themeFill="background1"/>
           </w:tcPr>
           <w:p>
@@ -6546,7 +6547,7 @@
         </w:tc>
         <w:tc>
           <w:tcPr>
-            <w:tcW w:w="1193" w:type="dxa"/>
+            <w:tcW w:w="1187" w:type="dxa"/>
             <w:shd w:val="clear" w:color="auto" w:fill="FFFFFF" w:themeFill="background1"/>
           </w:tcPr>
           <w:p>
@@ -6560,7 +6561,7 @@
         </w:tc>
         <w:tc>
           <w:tcPr>
-            <w:tcW w:w="1903" w:type="dxa"/>
+            <w:tcW w:w="1869" w:type="dxa"/>
             <w:shd w:val="clear" w:color="auto" w:fill="FFFFFF" w:themeFill="background1"/>
           </w:tcPr>
           <w:p>
@@ -6580,7 +6581,7 @@
         </w:trPr>
         <w:tc>
           <w:tcPr>
-            <w:tcW w:w="413" w:type="dxa"/>
+            <w:tcW w:w="490" w:type="dxa"/>
             <w:shd w:val="clear" w:color="auto" w:fill="D9D9D9" w:themeFill="background1" w:themeFillShade="D9"/>
           </w:tcPr>
           <w:p>
@@ -6629,7 +6630,7 @@
         </w:tc>
         <w:tc>
           <w:tcPr>
-            <w:tcW w:w="1003" w:type="dxa"/>
+            <w:tcW w:w="990" w:type="dxa"/>
             <w:shd w:val="clear" w:color="auto" w:fill="D9D9D9" w:themeFill="background1" w:themeFillShade="D9"/>
           </w:tcPr>
           <w:p>
@@ -6651,7 +6652,7 @@
         </w:tc>
         <w:tc>
           <w:tcPr>
-            <w:tcW w:w="1057" w:type="dxa"/>
+            <w:tcW w:w="1189" w:type="dxa"/>
             <w:shd w:val="clear" w:color="auto" w:fill="D9D9D9" w:themeFill="background1" w:themeFillShade="D9"/>
           </w:tcPr>
           <w:p>
@@ -6672,7 +6673,7 @@
         </w:tc>
         <w:tc>
           <w:tcPr>
-            <w:tcW w:w="3580" w:type="dxa"/>
+            <w:tcW w:w="3424" w:type="dxa"/>
             <w:shd w:val="clear" w:color="auto" w:fill="D9D9D9" w:themeFill="background1" w:themeFillShade="D9"/>
           </w:tcPr>
           <w:p>
@@ -6693,21 +6694,21 @@
         </w:tc>
         <w:tc>
           <w:tcPr>
-            <w:tcW w:w="1193" w:type="dxa"/>
-            <w:shd w:val="clear" w:color="auto" w:fill="D9D9D9" w:themeFill="background1" w:themeFillShade="D9"/>
-          </w:tcPr>
-          <w:p>
-            <w:pPr>
-              <w:rPr>
-                <w:sz w:val="18"/>
-                <w:szCs w:val="18"/>
-              </w:rPr>
-            </w:pPr>
-          </w:p>
-        </w:tc>
-        <w:tc>
-          <w:tcPr>
-            <w:tcW w:w="1903" w:type="dxa"/>
+            <w:tcW w:w="1187" w:type="dxa"/>
+            <w:shd w:val="clear" w:color="auto" w:fill="D9D9D9" w:themeFill="background1" w:themeFillShade="D9"/>
+          </w:tcPr>
+          <w:p>
+            <w:pPr>
+              <w:rPr>
+                <w:sz w:val="18"/>
+                <w:szCs w:val="18"/>
+              </w:rPr>
+            </w:pPr>
+          </w:p>
+        </w:tc>
+        <w:tc>
+          <w:tcPr>
+            <w:tcW w:w="1869" w:type="dxa"/>
             <w:shd w:val="clear" w:color="auto" w:fill="D9D9D9" w:themeFill="background1" w:themeFillShade="D9"/>
           </w:tcPr>
           <w:p>
@@ -6727,7 +6728,7 @@
         </w:trPr>
         <w:tc>
           <w:tcPr>
-            <w:tcW w:w="413" w:type="dxa"/>
+            <w:tcW w:w="490" w:type="dxa"/>
             <w:shd w:val="clear" w:color="auto" w:fill="D9D9D9" w:themeFill="background1" w:themeFillShade="D9"/>
           </w:tcPr>
           <w:p>
@@ -6776,7 +6777,7 @@
         </w:tc>
         <w:tc>
           <w:tcPr>
-            <w:tcW w:w="1003" w:type="dxa"/>
+            <w:tcW w:w="990" w:type="dxa"/>
             <w:shd w:val="clear" w:color="auto" w:fill="D9D9D9" w:themeFill="background1" w:themeFillShade="D9"/>
           </w:tcPr>
           <w:p>
@@ -6798,7 +6799,7 @@
         </w:tc>
         <w:tc>
           <w:tcPr>
-            <w:tcW w:w="1057" w:type="dxa"/>
+            <w:tcW w:w="1189" w:type="dxa"/>
             <w:shd w:val="clear" w:color="auto" w:fill="D9D9D9" w:themeFill="background1" w:themeFillShade="D9"/>
           </w:tcPr>
           <w:p>
@@ -6819,7 +6820,7 @@
         </w:tc>
         <w:tc>
           <w:tcPr>
-            <w:tcW w:w="3580" w:type="dxa"/>
+            <w:tcW w:w="3424" w:type="dxa"/>
             <w:shd w:val="clear" w:color="auto" w:fill="D9D9D9" w:themeFill="background1" w:themeFillShade="D9"/>
           </w:tcPr>
           <w:p>
@@ -6847,21 +6848,21 @@
         </w:tc>
         <w:tc>
           <w:tcPr>
-            <w:tcW w:w="1193" w:type="dxa"/>
-            <w:shd w:val="clear" w:color="auto" w:fill="D9D9D9" w:themeFill="background1" w:themeFillShade="D9"/>
-          </w:tcPr>
-          <w:p>
-            <w:pPr>
-              <w:rPr>
-                <w:sz w:val="18"/>
-                <w:szCs w:val="18"/>
-              </w:rPr>
-            </w:pPr>
-          </w:p>
-        </w:tc>
-        <w:tc>
-          <w:tcPr>
-            <w:tcW w:w="1903" w:type="dxa"/>
+            <w:tcW w:w="1187" w:type="dxa"/>
+            <w:shd w:val="clear" w:color="auto" w:fill="D9D9D9" w:themeFill="background1" w:themeFillShade="D9"/>
+          </w:tcPr>
+          <w:p>
+            <w:pPr>
+              <w:rPr>
+                <w:sz w:val="18"/>
+                <w:szCs w:val="18"/>
+              </w:rPr>
+            </w:pPr>
+          </w:p>
+        </w:tc>
+        <w:tc>
+          <w:tcPr>
+            <w:tcW w:w="1869" w:type="dxa"/>
             <w:shd w:val="clear" w:color="auto" w:fill="D9D9D9" w:themeFill="background1" w:themeFillShade="D9"/>
           </w:tcPr>
           <w:p>
@@ -6881,7 +6882,7 @@
         </w:trPr>
         <w:tc>
           <w:tcPr>
-            <w:tcW w:w="413" w:type="dxa"/>
+            <w:tcW w:w="490" w:type="dxa"/>
             <w:shd w:val="clear" w:color="auto" w:fill="D9D9D9" w:themeFill="background1" w:themeFillShade="D9"/>
           </w:tcPr>
           <w:p>
@@ -7007,7 +7008,7 @@
         </w:tc>
         <w:tc>
           <w:tcPr>
-            <w:tcW w:w="1003" w:type="dxa"/>
+            <w:tcW w:w="990" w:type="dxa"/>
             <w:shd w:val="clear" w:color="auto" w:fill="D9D9D9" w:themeFill="background1" w:themeFillShade="D9"/>
           </w:tcPr>
           <w:p>
@@ -7029,7 +7030,7 @@
         </w:tc>
         <w:tc>
           <w:tcPr>
-            <w:tcW w:w="1057" w:type="dxa"/>
+            <w:tcW w:w="1189" w:type="dxa"/>
             <w:shd w:val="clear" w:color="auto" w:fill="D9D9D9" w:themeFill="background1" w:themeFillShade="D9"/>
           </w:tcPr>
           <w:p>
@@ -7050,7 +7051,7 @@
         </w:tc>
         <w:tc>
           <w:tcPr>
-            <w:tcW w:w="3580" w:type="dxa"/>
+            <w:tcW w:w="3424" w:type="dxa"/>
             <w:shd w:val="clear" w:color="auto" w:fill="D9D9D9" w:themeFill="background1" w:themeFillShade="D9"/>
           </w:tcPr>
           <w:p>
@@ -7136,21 +7137,21 @@
         </w:tc>
         <w:tc>
           <w:tcPr>
-            <w:tcW w:w="1193" w:type="dxa"/>
-            <w:shd w:val="clear" w:color="auto" w:fill="D9D9D9" w:themeFill="background1" w:themeFillShade="D9"/>
-          </w:tcPr>
-          <w:p>
-            <w:pPr>
-              <w:rPr>
-                <w:sz w:val="18"/>
-                <w:szCs w:val="18"/>
-              </w:rPr>
-            </w:pPr>
-          </w:p>
-        </w:tc>
-        <w:tc>
-          <w:tcPr>
-            <w:tcW w:w="1903" w:type="dxa"/>
+            <w:tcW w:w="1187" w:type="dxa"/>
+            <w:shd w:val="clear" w:color="auto" w:fill="D9D9D9" w:themeFill="background1" w:themeFillShade="D9"/>
+          </w:tcPr>
+          <w:p>
+            <w:pPr>
+              <w:rPr>
+                <w:sz w:val="18"/>
+                <w:szCs w:val="18"/>
+              </w:rPr>
+            </w:pPr>
+          </w:p>
+        </w:tc>
+        <w:tc>
+          <w:tcPr>
+            <w:tcW w:w="1869" w:type="dxa"/>
             <w:shd w:val="clear" w:color="auto" w:fill="D9D9D9" w:themeFill="background1" w:themeFillShade="D9"/>
           </w:tcPr>
           <w:p>
@@ -7177,7 +7178,7 @@
         </w:trPr>
         <w:tc>
           <w:tcPr>
-            <w:tcW w:w="413" w:type="dxa"/>
+            <w:tcW w:w="490" w:type="dxa"/>
             <w:shd w:val="clear" w:color="auto" w:fill="D9D9D9" w:themeFill="background1" w:themeFillShade="D9"/>
           </w:tcPr>
           <w:p>
@@ -7317,7 +7318,7 @@
         </w:tc>
         <w:tc>
           <w:tcPr>
-            <w:tcW w:w="1003" w:type="dxa"/>
+            <w:tcW w:w="990" w:type="dxa"/>
             <w:shd w:val="clear" w:color="auto" w:fill="D9D9D9" w:themeFill="background1" w:themeFillShade="D9"/>
           </w:tcPr>
           <w:p>
@@ -7332,21 +7333,21 @@
         </w:tc>
         <w:tc>
           <w:tcPr>
-            <w:tcW w:w="1057" w:type="dxa"/>
-            <w:shd w:val="clear" w:color="auto" w:fill="D9D9D9" w:themeFill="background1" w:themeFillShade="D9"/>
-          </w:tcPr>
-          <w:p>
-            <w:pPr>
-              <w:rPr>
-                <w:sz w:val="18"/>
-                <w:szCs w:val="18"/>
-              </w:rPr>
-            </w:pPr>
-          </w:p>
-        </w:tc>
-        <w:tc>
-          <w:tcPr>
-            <w:tcW w:w="3580" w:type="dxa"/>
+            <w:tcW w:w="1189" w:type="dxa"/>
+            <w:shd w:val="clear" w:color="auto" w:fill="D9D9D9" w:themeFill="background1" w:themeFillShade="D9"/>
+          </w:tcPr>
+          <w:p>
+            <w:pPr>
+              <w:rPr>
+                <w:sz w:val="18"/>
+                <w:szCs w:val="18"/>
+              </w:rPr>
+            </w:pPr>
+          </w:p>
+        </w:tc>
+        <w:tc>
+          <w:tcPr>
+            <w:tcW w:w="3424" w:type="dxa"/>
             <w:shd w:val="clear" w:color="auto" w:fill="D9D9D9" w:themeFill="background1" w:themeFillShade="D9"/>
           </w:tcPr>
           <w:p>
@@ -7389,21 +7390,21 @@
         </w:tc>
         <w:tc>
           <w:tcPr>
-            <w:tcW w:w="1193" w:type="dxa"/>
-            <w:shd w:val="clear" w:color="auto" w:fill="D9D9D9" w:themeFill="background1" w:themeFillShade="D9"/>
-          </w:tcPr>
-          <w:p>
-            <w:pPr>
-              <w:rPr>
-                <w:sz w:val="18"/>
-                <w:szCs w:val="18"/>
-              </w:rPr>
-            </w:pPr>
-          </w:p>
-        </w:tc>
-        <w:tc>
-          <w:tcPr>
-            <w:tcW w:w="1903" w:type="dxa"/>
+            <w:tcW w:w="1187" w:type="dxa"/>
+            <w:shd w:val="clear" w:color="auto" w:fill="D9D9D9" w:themeFill="background1" w:themeFillShade="D9"/>
+          </w:tcPr>
+          <w:p>
+            <w:pPr>
+              <w:rPr>
+                <w:sz w:val="18"/>
+                <w:szCs w:val="18"/>
+              </w:rPr>
+            </w:pPr>
+          </w:p>
+        </w:tc>
+        <w:tc>
+          <w:tcPr>
+            <w:tcW w:w="1869" w:type="dxa"/>
             <w:shd w:val="clear" w:color="auto" w:fill="D9D9D9" w:themeFill="background1" w:themeFillShade="D9"/>
           </w:tcPr>
           <w:p>
@@ -7423,7 +7424,7 @@
         </w:trPr>
         <w:tc>
           <w:tcPr>
-            <w:tcW w:w="413" w:type="dxa"/>
+            <w:tcW w:w="490" w:type="dxa"/>
             <w:shd w:val="clear" w:color="auto" w:fill="D9D9D9" w:themeFill="background1" w:themeFillShade="D9"/>
           </w:tcPr>
           <w:p>
@@ -7481,6 +7482,7 @@
           <w:tbl>
             <w:tblPr>
               <w:tblW w:w="5430" w:type="dxa"/>
+              <w:tblLayout w:type="fixed"/>
               <w:tblLook w:val="04A0" w:firstRow="1" w:lastRow="0" w:firstColumn="1" w:lastColumn="0" w:noHBand="0" w:noVBand="1"/>
             </w:tblPr>
             <w:tblGrid>
@@ -11162,7 +11164,7 @@
         </w:tc>
         <w:tc>
           <w:tcPr>
-            <w:tcW w:w="1003" w:type="dxa"/>
+            <w:tcW w:w="990" w:type="dxa"/>
             <w:shd w:val="clear" w:color="auto" w:fill="D9D9D9" w:themeFill="background1" w:themeFillShade="D9"/>
           </w:tcPr>
           <w:p>
@@ -11184,7 +11186,7 @@
         </w:tc>
         <w:tc>
           <w:tcPr>
-            <w:tcW w:w="1057" w:type="dxa"/>
+            <w:tcW w:w="1189" w:type="dxa"/>
             <w:shd w:val="clear" w:color="auto" w:fill="D9D9D9" w:themeFill="background1" w:themeFillShade="D9"/>
           </w:tcPr>
           <w:p>
@@ -11205,7 +11207,7 @@
         </w:tc>
         <w:tc>
           <w:tcPr>
-            <w:tcW w:w="3580" w:type="dxa"/>
+            <w:tcW w:w="3424" w:type="dxa"/>
             <w:shd w:val="clear" w:color="auto" w:fill="D9D9D9" w:themeFill="background1" w:themeFillShade="D9"/>
           </w:tcPr>
           <w:p>
@@ -11234,6 +11236,7 @@
           <w:tbl>
             <w:tblPr>
               <w:tblW w:w="3238" w:type="dxa"/>
+              <w:tblLayout w:type="fixed"/>
               <w:tblLook w:val="04A0" w:firstRow="1" w:lastRow="0" w:firstColumn="1" w:lastColumn="0" w:noHBand="0" w:noVBand="1"/>
             </w:tblPr>
             <w:tblGrid>
@@ -15418,21 +15421,21 @@
         </w:tc>
         <w:tc>
           <w:tcPr>
-            <w:tcW w:w="1193" w:type="dxa"/>
-            <w:shd w:val="clear" w:color="auto" w:fill="D9D9D9" w:themeFill="background1" w:themeFillShade="D9"/>
-          </w:tcPr>
-          <w:p>
-            <w:pPr>
-              <w:rPr>
-                <w:sz w:val="18"/>
-                <w:szCs w:val="18"/>
-              </w:rPr>
-            </w:pPr>
-          </w:p>
-        </w:tc>
-        <w:tc>
-          <w:tcPr>
-            <w:tcW w:w="1903" w:type="dxa"/>
+            <w:tcW w:w="1187" w:type="dxa"/>
+            <w:shd w:val="clear" w:color="auto" w:fill="D9D9D9" w:themeFill="background1" w:themeFillShade="D9"/>
+          </w:tcPr>
+          <w:p>
+            <w:pPr>
+              <w:rPr>
+                <w:sz w:val="18"/>
+                <w:szCs w:val="18"/>
+              </w:rPr>
+            </w:pPr>
+          </w:p>
+        </w:tc>
+        <w:tc>
+          <w:tcPr>
+            <w:tcW w:w="1869" w:type="dxa"/>
             <w:shd w:val="clear" w:color="auto" w:fill="D9D9D9" w:themeFill="background1" w:themeFillShade="D9"/>
           </w:tcPr>
           <w:p>
@@ -15452,7 +15455,7 @@
         </w:trPr>
         <w:tc>
           <w:tcPr>
-            <w:tcW w:w="413" w:type="dxa"/>
+            <w:tcW w:w="490" w:type="dxa"/>
             <w:shd w:val="clear" w:color="auto" w:fill="D9D9D9" w:themeFill="background1" w:themeFillShade="D9"/>
           </w:tcPr>
           <w:p>
@@ -15631,7 +15634,7 @@
         </w:tc>
         <w:tc>
           <w:tcPr>
-            <w:tcW w:w="1003" w:type="dxa"/>
+            <w:tcW w:w="990" w:type="dxa"/>
             <w:shd w:val="clear" w:color="auto" w:fill="D9D9D9" w:themeFill="background1" w:themeFillShade="D9"/>
           </w:tcPr>
           <w:p>
@@ -15653,7 +15656,7 @@
         </w:tc>
         <w:tc>
           <w:tcPr>
-            <w:tcW w:w="1057" w:type="dxa"/>
+            <w:tcW w:w="1189" w:type="dxa"/>
             <w:shd w:val="clear" w:color="auto" w:fill="D9D9D9" w:themeFill="background1" w:themeFillShade="D9"/>
           </w:tcPr>
           <w:p>
@@ -15674,7 +15677,7 @@
         </w:tc>
         <w:tc>
           <w:tcPr>
-            <w:tcW w:w="3580" w:type="dxa"/>
+            <w:tcW w:w="3424" w:type="dxa"/>
             <w:shd w:val="clear" w:color="auto" w:fill="D9D9D9" w:themeFill="background1" w:themeFillShade="D9"/>
           </w:tcPr>
           <w:p>
@@ -15813,21 +15816,21 @@
         </w:tc>
         <w:tc>
           <w:tcPr>
-            <w:tcW w:w="1193" w:type="dxa"/>
-            <w:shd w:val="clear" w:color="auto" w:fill="D9D9D9" w:themeFill="background1" w:themeFillShade="D9"/>
-          </w:tcPr>
-          <w:p>
-            <w:pPr>
-              <w:rPr>
-                <w:sz w:val="18"/>
-                <w:szCs w:val="18"/>
-              </w:rPr>
-            </w:pPr>
-          </w:p>
-        </w:tc>
-        <w:tc>
-          <w:tcPr>
-            <w:tcW w:w="1903" w:type="dxa"/>
+            <w:tcW w:w="1187" w:type="dxa"/>
+            <w:shd w:val="clear" w:color="auto" w:fill="D9D9D9" w:themeFill="background1" w:themeFillShade="D9"/>
+          </w:tcPr>
+          <w:p>
+            <w:pPr>
+              <w:rPr>
+                <w:sz w:val="18"/>
+                <w:szCs w:val="18"/>
+              </w:rPr>
+            </w:pPr>
+          </w:p>
+        </w:tc>
+        <w:tc>
+          <w:tcPr>
+            <w:tcW w:w="1869" w:type="dxa"/>
             <w:shd w:val="clear" w:color="auto" w:fill="D9D9D9" w:themeFill="background1" w:themeFillShade="D9"/>
           </w:tcPr>
           <w:p>
@@ -15854,7 +15857,7 @@
         </w:trPr>
         <w:tc>
           <w:tcPr>
-            <w:tcW w:w="413" w:type="dxa"/>
+            <w:tcW w:w="490" w:type="dxa"/>
             <w:shd w:val="clear" w:color="auto" w:fill="D9D9D9" w:themeFill="background1" w:themeFillShade="D9"/>
           </w:tcPr>
           <w:p>
@@ -15903,7 +15906,7 @@
         </w:tc>
         <w:tc>
           <w:tcPr>
-            <w:tcW w:w="1003" w:type="dxa"/>
+            <w:tcW w:w="990" w:type="dxa"/>
             <w:shd w:val="clear" w:color="auto" w:fill="D9D9D9" w:themeFill="background1" w:themeFillShade="D9"/>
           </w:tcPr>
           <w:p>
@@ -15925,7 +15928,7 @@
         </w:tc>
         <w:tc>
           <w:tcPr>
-            <w:tcW w:w="1057" w:type="dxa"/>
+            <w:tcW w:w="1189" w:type="dxa"/>
             <w:shd w:val="clear" w:color="auto" w:fill="D9D9D9" w:themeFill="background1" w:themeFillShade="D9"/>
           </w:tcPr>
           <w:p>
@@ -15946,7 +15949,7 @@
         </w:tc>
         <w:tc>
           <w:tcPr>
-            <w:tcW w:w="3580" w:type="dxa"/>
+            <w:tcW w:w="3424" w:type="dxa"/>
             <w:shd w:val="clear" w:color="auto" w:fill="D9D9D9" w:themeFill="background1" w:themeFillShade="D9"/>
           </w:tcPr>
           <w:p>
@@ -16056,21 +16059,21 @@
         </w:tc>
         <w:tc>
           <w:tcPr>
-            <w:tcW w:w="1193" w:type="dxa"/>
-            <w:shd w:val="clear" w:color="auto" w:fill="D9D9D9" w:themeFill="background1" w:themeFillShade="D9"/>
-          </w:tcPr>
-          <w:p>
-            <w:pPr>
-              <w:rPr>
-                <w:sz w:val="18"/>
-                <w:szCs w:val="18"/>
-              </w:rPr>
-            </w:pPr>
-          </w:p>
-        </w:tc>
-        <w:tc>
-          <w:tcPr>
-            <w:tcW w:w="1903" w:type="dxa"/>
+            <w:tcW w:w="1187" w:type="dxa"/>
+            <w:shd w:val="clear" w:color="auto" w:fill="D9D9D9" w:themeFill="background1" w:themeFillShade="D9"/>
+          </w:tcPr>
+          <w:p>
+            <w:pPr>
+              <w:rPr>
+                <w:sz w:val="18"/>
+                <w:szCs w:val="18"/>
+              </w:rPr>
+            </w:pPr>
+          </w:p>
+        </w:tc>
+        <w:tc>
+          <w:tcPr>
+            <w:tcW w:w="1869" w:type="dxa"/>
             <w:shd w:val="clear" w:color="auto" w:fill="D9D9D9" w:themeFill="background1" w:themeFillShade="D9"/>
           </w:tcPr>
           <w:p>
@@ -16097,7 +16100,7 @@
         </w:trPr>
         <w:tc>
           <w:tcPr>
-            <w:tcW w:w="413" w:type="dxa"/>
+            <w:tcW w:w="490" w:type="dxa"/>
             <w:shd w:val="clear" w:color="auto" w:fill="D9D9D9" w:themeFill="background1" w:themeFillShade="D9"/>
           </w:tcPr>
           <w:p>
@@ -16160,7 +16163,7 @@
         </w:tc>
         <w:tc>
           <w:tcPr>
-            <w:tcW w:w="1003" w:type="dxa"/>
+            <w:tcW w:w="990" w:type="dxa"/>
             <w:shd w:val="clear" w:color="auto" w:fill="D9D9D9" w:themeFill="background1" w:themeFillShade="D9"/>
           </w:tcPr>
           <w:p>
@@ -16182,7 +16185,7 @@
         </w:tc>
         <w:tc>
           <w:tcPr>
-            <w:tcW w:w="1057" w:type="dxa"/>
+            <w:tcW w:w="1189" w:type="dxa"/>
             <w:shd w:val="clear" w:color="auto" w:fill="D9D9D9" w:themeFill="background1" w:themeFillShade="D9"/>
           </w:tcPr>
           <w:p>
@@ -16203,7 +16206,7 @@
         </w:tc>
         <w:tc>
           <w:tcPr>
-            <w:tcW w:w="3580" w:type="dxa"/>
+            <w:tcW w:w="3424" w:type="dxa"/>
             <w:shd w:val="clear" w:color="auto" w:fill="D9D9D9" w:themeFill="background1" w:themeFillShade="D9"/>
           </w:tcPr>
           <w:p>
@@ -16231,21 +16234,21 @@
         </w:tc>
         <w:tc>
           <w:tcPr>
-            <w:tcW w:w="1193" w:type="dxa"/>
-            <w:shd w:val="clear" w:color="auto" w:fill="D9D9D9" w:themeFill="background1" w:themeFillShade="D9"/>
-          </w:tcPr>
-          <w:p>
-            <w:pPr>
-              <w:rPr>
-                <w:sz w:val="18"/>
-                <w:szCs w:val="18"/>
-              </w:rPr>
-            </w:pPr>
-          </w:p>
-        </w:tc>
-        <w:tc>
-          <w:tcPr>
-            <w:tcW w:w="1903" w:type="dxa"/>
+            <w:tcW w:w="1187" w:type="dxa"/>
+            <w:shd w:val="clear" w:color="auto" w:fill="D9D9D9" w:themeFill="background1" w:themeFillShade="D9"/>
+          </w:tcPr>
+          <w:p>
+            <w:pPr>
+              <w:rPr>
+                <w:sz w:val="18"/>
+                <w:szCs w:val="18"/>
+              </w:rPr>
+            </w:pPr>
+          </w:p>
+        </w:tc>
+        <w:tc>
+          <w:tcPr>
+            <w:tcW w:w="1869" w:type="dxa"/>
             <w:shd w:val="clear" w:color="auto" w:fill="D9D9D9" w:themeFill="background1" w:themeFillShade="D9"/>
           </w:tcPr>
           <w:p>
@@ -16272,7 +16275,7 @@
         </w:trPr>
         <w:tc>
           <w:tcPr>
-            <w:tcW w:w="413" w:type="dxa"/>
+            <w:tcW w:w="490" w:type="dxa"/>
             <w:shd w:val="clear" w:color="auto" w:fill="D9D9D9" w:themeFill="background1" w:themeFillShade="D9"/>
           </w:tcPr>
           <w:p>
@@ -16321,7 +16324,7 @@
         </w:tc>
         <w:tc>
           <w:tcPr>
-            <w:tcW w:w="1003" w:type="dxa"/>
+            <w:tcW w:w="990" w:type="dxa"/>
             <w:shd w:val="clear" w:color="auto" w:fill="D9D9D9" w:themeFill="background1" w:themeFillShade="D9"/>
           </w:tcPr>
           <w:p>
@@ -16343,7 +16346,7 @@
         </w:tc>
         <w:tc>
           <w:tcPr>
-            <w:tcW w:w="1057" w:type="dxa"/>
+            <w:tcW w:w="1189" w:type="dxa"/>
             <w:shd w:val="clear" w:color="auto" w:fill="D9D9D9" w:themeFill="background1" w:themeFillShade="D9"/>
           </w:tcPr>
           <w:p>
@@ -16364,7 +16367,7 @@
         </w:tc>
         <w:tc>
           <w:tcPr>
-            <w:tcW w:w="3580" w:type="dxa"/>
+            <w:tcW w:w="3424" w:type="dxa"/>
             <w:shd w:val="clear" w:color="auto" w:fill="D9D9D9" w:themeFill="background1" w:themeFillShade="D9"/>
           </w:tcPr>
           <w:p>
@@ -16385,21 +16388,21 @@
         </w:tc>
         <w:tc>
           <w:tcPr>
-            <w:tcW w:w="1193" w:type="dxa"/>
-            <w:shd w:val="clear" w:color="auto" w:fill="D9D9D9" w:themeFill="background1" w:themeFillShade="D9"/>
-          </w:tcPr>
-          <w:p>
-            <w:pPr>
-              <w:rPr>
-                <w:sz w:val="18"/>
-                <w:szCs w:val="18"/>
-              </w:rPr>
-            </w:pPr>
-          </w:p>
-        </w:tc>
-        <w:tc>
-          <w:tcPr>
-            <w:tcW w:w="1903" w:type="dxa"/>
+            <w:tcW w:w="1187" w:type="dxa"/>
+            <w:shd w:val="clear" w:color="auto" w:fill="D9D9D9" w:themeFill="background1" w:themeFillShade="D9"/>
+          </w:tcPr>
+          <w:p>
+            <w:pPr>
+              <w:rPr>
+                <w:sz w:val="18"/>
+                <w:szCs w:val="18"/>
+              </w:rPr>
+            </w:pPr>
+          </w:p>
+        </w:tc>
+        <w:tc>
+          <w:tcPr>
+            <w:tcW w:w="1869" w:type="dxa"/>
             <w:shd w:val="clear" w:color="auto" w:fill="D9D9D9" w:themeFill="background1" w:themeFillShade="D9"/>
           </w:tcPr>
           <w:p>
@@ -16426,7 +16429,7 @@
         </w:trPr>
         <w:tc>
           <w:tcPr>
-            <w:tcW w:w="413" w:type="dxa"/>
+            <w:tcW w:w="490" w:type="dxa"/>
             <w:shd w:val="clear" w:color="auto" w:fill="D9D9D9" w:themeFill="background1" w:themeFillShade="D9"/>
           </w:tcPr>
           <w:p>
@@ -16483,7 +16486,7 @@
         </w:tc>
         <w:tc>
           <w:tcPr>
-            <w:tcW w:w="1003" w:type="dxa"/>
+            <w:tcW w:w="990" w:type="dxa"/>
             <w:shd w:val="clear" w:color="auto" w:fill="D9D9D9" w:themeFill="background1" w:themeFillShade="D9"/>
           </w:tcPr>
           <w:p>
@@ -16505,7 +16508,7 @@
         </w:tc>
         <w:tc>
           <w:tcPr>
-            <w:tcW w:w="1057" w:type="dxa"/>
+            <w:tcW w:w="1189" w:type="dxa"/>
             <w:shd w:val="clear" w:color="auto" w:fill="D9D9D9" w:themeFill="background1" w:themeFillShade="D9"/>
           </w:tcPr>
           <w:p>
@@ -16526,7 +16529,7 @@
         </w:tc>
         <w:tc>
           <w:tcPr>
-            <w:tcW w:w="3580" w:type="dxa"/>
+            <w:tcW w:w="3424" w:type="dxa"/>
             <w:shd w:val="clear" w:color="auto" w:fill="D9D9D9" w:themeFill="background1" w:themeFillShade="D9"/>
           </w:tcPr>
           <w:p>
@@ -16547,21 +16550,21 @@
         </w:tc>
         <w:tc>
           <w:tcPr>
-            <w:tcW w:w="1193" w:type="dxa"/>
-            <w:shd w:val="clear" w:color="auto" w:fill="D9D9D9" w:themeFill="background1" w:themeFillShade="D9"/>
-          </w:tcPr>
-          <w:p>
-            <w:pPr>
-              <w:rPr>
-                <w:sz w:val="18"/>
-                <w:szCs w:val="18"/>
-              </w:rPr>
-            </w:pPr>
-          </w:p>
-        </w:tc>
-        <w:tc>
-          <w:tcPr>
-            <w:tcW w:w="1903" w:type="dxa"/>
+            <w:tcW w:w="1187" w:type="dxa"/>
+            <w:shd w:val="clear" w:color="auto" w:fill="D9D9D9" w:themeFill="background1" w:themeFillShade="D9"/>
+          </w:tcPr>
+          <w:p>
+            <w:pPr>
+              <w:rPr>
+                <w:sz w:val="18"/>
+                <w:szCs w:val="18"/>
+              </w:rPr>
+            </w:pPr>
+          </w:p>
+        </w:tc>
+        <w:tc>
+          <w:tcPr>
+            <w:tcW w:w="1869" w:type="dxa"/>
             <w:shd w:val="clear" w:color="auto" w:fill="D9D9D9" w:themeFill="background1" w:themeFillShade="D9"/>
           </w:tcPr>
           <w:p>
@@ -16581,7 +16584,7 @@
         </w:trPr>
         <w:tc>
           <w:tcPr>
-            <w:tcW w:w="413" w:type="dxa"/>
+            <w:tcW w:w="490" w:type="dxa"/>
             <w:shd w:val="clear" w:color="auto" w:fill="D9D9D9" w:themeFill="background1" w:themeFillShade="D9"/>
           </w:tcPr>
           <w:p>
@@ -16623,7 +16626,7 @@
         </w:tc>
         <w:tc>
           <w:tcPr>
-            <w:tcW w:w="1003" w:type="dxa"/>
+            <w:tcW w:w="990" w:type="dxa"/>
             <w:shd w:val="clear" w:color="auto" w:fill="D9D9D9" w:themeFill="background1" w:themeFillShade="D9"/>
           </w:tcPr>
           <w:p>
@@ -16645,7 +16648,7 @@
         </w:tc>
         <w:tc>
           <w:tcPr>
-            <w:tcW w:w="1057" w:type="dxa"/>
+            <w:tcW w:w="1189" w:type="dxa"/>
             <w:shd w:val="clear" w:color="auto" w:fill="D9D9D9" w:themeFill="background1" w:themeFillShade="D9"/>
           </w:tcPr>
           <w:p>
@@ -16666,7 +16669,7 @@
         </w:tc>
         <w:tc>
           <w:tcPr>
-            <w:tcW w:w="3580" w:type="dxa"/>
+            <w:tcW w:w="3424" w:type="dxa"/>
             <w:shd w:val="clear" w:color="auto" w:fill="D9D9D9" w:themeFill="background1" w:themeFillShade="D9"/>
           </w:tcPr>
           <w:p>
@@ -16687,21 +16690,21 @@
         </w:tc>
         <w:tc>
           <w:tcPr>
-            <w:tcW w:w="1193" w:type="dxa"/>
-            <w:shd w:val="clear" w:color="auto" w:fill="D9D9D9" w:themeFill="background1" w:themeFillShade="D9"/>
-          </w:tcPr>
-          <w:p>
-            <w:pPr>
-              <w:rPr>
-                <w:sz w:val="18"/>
-                <w:szCs w:val="18"/>
-              </w:rPr>
-            </w:pPr>
-          </w:p>
-        </w:tc>
-        <w:tc>
-          <w:tcPr>
-            <w:tcW w:w="1903" w:type="dxa"/>
+            <w:tcW w:w="1187" w:type="dxa"/>
+            <w:shd w:val="clear" w:color="auto" w:fill="D9D9D9" w:themeFill="background1" w:themeFillShade="D9"/>
+          </w:tcPr>
+          <w:p>
+            <w:pPr>
+              <w:rPr>
+                <w:sz w:val="18"/>
+                <w:szCs w:val="18"/>
+              </w:rPr>
+            </w:pPr>
+          </w:p>
+        </w:tc>
+        <w:tc>
+          <w:tcPr>
+            <w:tcW w:w="1869" w:type="dxa"/>
             <w:shd w:val="clear" w:color="auto" w:fill="D9D9D9" w:themeFill="background1" w:themeFillShade="D9"/>
           </w:tcPr>
           <w:p>
@@ -16728,7 +16731,7 @@
         </w:trPr>
         <w:tc>
           <w:tcPr>
-            <w:tcW w:w="413" w:type="dxa"/>
+            <w:tcW w:w="490" w:type="dxa"/>
             <w:shd w:val="clear" w:color="auto" w:fill="D9D9D9" w:themeFill="background1" w:themeFillShade="D9"/>
           </w:tcPr>
           <w:p>
@@ -16784,7 +16787,7 @@
         </w:tc>
         <w:tc>
           <w:tcPr>
-            <w:tcW w:w="1003" w:type="dxa"/>
+            <w:tcW w:w="990" w:type="dxa"/>
             <w:shd w:val="clear" w:color="auto" w:fill="D9D9D9" w:themeFill="background1" w:themeFillShade="D9"/>
           </w:tcPr>
           <w:p>
@@ -16806,7 +16809,7 @@
         </w:tc>
         <w:tc>
           <w:tcPr>
-            <w:tcW w:w="1057" w:type="dxa"/>
+            <w:tcW w:w="1189" w:type="dxa"/>
             <w:shd w:val="clear" w:color="auto" w:fill="D9D9D9" w:themeFill="background1" w:themeFillShade="D9"/>
           </w:tcPr>
           <w:p>
@@ -16827,7 +16830,7 @@
         </w:tc>
         <w:tc>
           <w:tcPr>
-            <w:tcW w:w="3580" w:type="dxa"/>
+            <w:tcW w:w="3424" w:type="dxa"/>
             <w:shd w:val="clear" w:color="auto" w:fill="D9D9D9" w:themeFill="background1" w:themeFillShade="D9"/>
           </w:tcPr>
           <w:p>
@@ -16848,21 +16851,21 @@
         </w:tc>
         <w:tc>
           <w:tcPr>
-            <w:tcW w:w="1193" w:type="dxa"/>
-            <w:shd w:val="clear" w:color="auto" w:fill="D9D9D9" w:themeFill="background1" w:themeFillShade="D9"/>
-          </w:tcPr>
-          <w:p>
-            <w:pPr>
-              <w:rPr>
-                <w:sz w:val="18"/>
-                <w:szCs w:val="18"/>
-              </w:rPr>
-            </w:pPr>
-          </w:p>
-        </w:tc>
-        <w:tc>
-          <w:tcPr>
-            <w:tcW w:w="1903" w:type="dxa"/>
+            <w:tcW w:w="1187" w:type="dxa"/>
+            <w:shd w:val="clear" w:color="auto" w:fill="D9D9D9" w:themeFill="background1" w:themeFillShade="D9"/>
+          </w:tcPr>
+          <w:p>
+            <w:pPr>
+              <w:rPr>
+                <w:sz w:val="18"/>
+                <w:szCs w:val="18"/>
+              </w:rPr>
+            </w:pPr>
+          </w:p>
+        </w:tc>
+        <w:tc>
+          <w:tcPr>
+            <w:tcW w:w="1869" w:type="dxa"/>
             <w:shd w:val="clear" w:color="auto" w:fill="D9D9D9" w:themeFill="background1" w:themeFillShade="D9"/>
           </w:tcPr>
           <w:p>
@@ -16889,7 +16892,7 @@
         </w:trPr>
         <w:tc>
           <w:tcPr>
-            <w:tcW w:w="413" w:type="dxa"/>
+            <w:tcW w:w="490" w:type="dxa"/>
             <w:shd w:val="clear" w:color="auto" w:fill="D9D9D9" w:themeFill="background1" w:themeFillShade="D9"/>
           </w:tcPr>
           <w:p>
@@ -17012,7 +17015,7 @@
         </w:tc>
         <w:tc>
           <w:tcPr>
-            <w:tcW w:w="1003" w:type="dxa"/>
+            <w:tcW w:w="990" w:type="dxa"/>
             <w:shd w:val="clear" w:color="auto" w:fill="D9D9D9" w:themeFill="background1" w:themeFillShade="D9"/>
           </w:tcPr>
           <w:p>
@@ -17034,7 +17037,7 @@
         </w:tc>
         <w:tc>
           <w:tcPr>
-            <w:tcW w:w="1057" w:type="dxa"/>
+            <w:tcW w:w="1189" w:type="dxa"/>
             <w:shd w:val="clear" w:color="auto" w:fill="D9D9D9" w:themeFill="background1" w:themeFillShade="D9"/>
           </w:tcPr>
           <w:p>
@@ -17055,7 +17058,7 @@
         </w:tc>
         <w:tc>
           <w:tcPr>
-            <w:tcW w:w="3580" w:type="dxa"/>
+            <w:tcW w:w="3424" w:type="dxa"/>
             <w:shd w:val="clear" w:color="auto" w:fill="D9D9D9" w:themeFill="background1" w:themeFillShade="D9"/>
           </w:tcPr>
           <w:p>
@@ -17083,21 +17086,21 @@
         </w:tc>
         <w:tc>
           <w:tcPr>
-            <w:tcW w:w="1193" w:type="dxa"/>
-            <w:shd w:val="clear" w:color="auto" w:fill="D9D9D9" w:themeFill="background1" w:themeFillShade="D9"/>
-          </w:tcPr>
-          <w:p>
-            <w:pPr>
-              <w:rPr>
-                <w:sz w:val="18"/>
-                <w:szCs w:val="18"/>
-              </w:rPr>
-            </w:pPr>
-          </w:p>
-        </w:tc>
-        <w:tc>
-          <w:tcPr>
-            <w:tcW w:w="1903" w:type="dxa"/>
+            <w:tcW w:w="1187" w:type="dxa"/>
+            <w:shd w:val="clear" w:color="auto" w:fill="D9D9D9" w:themeFill="background1" w:themeFillShade="D9"/>
+          </w:tcPr>
+          <w:p>
+            <w:pPr>
+              <w:rPr>
+                <w:sz w:val="18"/>
+                <w:szCs w:val="18"/>
+              </w:rPr>
+            </w:pPr>
+          </w:p>
+        </w:tc>
+        <w:tc>
+          <w:tcPr>
+            <w:tcW w:w="1869" w:type="dxa"/>
             <w:shd w:val="clear" w:color="auto" w:fill="D9D9D9" w:themeFill="background1" w:themeFillShade="D9"/>
           </w:tcPr>
           <w:p>
@@ -17124,7 +17127,7 @@
         </w:trPr>
         <w:tc>
           <w:tcPr>
-            <w:tcW w:w="413" w:type="dxa"/>
+            <w:tcW w:w="490" w:type="dxa"/>
             <w:shd w:val="clear" w:color="auto" w:fill="D9D9D9" w:themeFill="background1" w:themeFillShade="D9"/>
           </w:tcPr>
           <w:p>
@@ -17195,6 +17198,7 @@
           <w:tbl>
             <w:tblPr>
               <w:tblW w:w="5620" w:type="dxa"/>
+              <w:tblLayout w:type="fixed"/>
               <w:tblLook w:val="04A0" w:firstRow="1" w:lastRow="0" w:firstColumn="1" w:lastColumn="0" w:noHBand="0" w:noVBand="1"/>
             </w:tblPr>
             <w:tblGrid>
@@ -17695,7 +17699,7 @@
         </w:tc>
         <w:tc>
           <w:tcPr>
-            <w:tcW w:w="1003" w:type="dxa"/>
+            <w:tcW w:w="990" w:type="dxa"/>
             <w:shd w:val="clear" w:color="auto" w:fill="D9D9D9" w:themeFill="background1" w:themeFillShade="D9"/>
           </w:tcPr>
           <w:p>
@@ -17717,7 +17721,7 @@
         </w:tc>
         <w:tc>
           <w:tcPr>
-            <w:tcW w:w="1057" w:type="dxa"/>
+            <w:tcW w:w="1189" w:type="dxa"/>
             <w:shd w:val="clear" w:color="auto" w:fill="D9D9D9" w:themeFill="background1" w:themeFillShade="D9"/>
           </w:tcPr>
           <w:p>
@@ -17738,7 +17742,7 @@
         </w:tc>
         <w:tc>
           <w:tcPr>
-            <w:tcW w:w="3580" w:type="dxa"/>
+            <w:tcW w:w="3424" w:type="dxa"/>
             <w:shd w:val="clear" w:color="auto" w:fill="D9D9D9" w:themeFill="background1" w:themeFillShade="D9"/>
           </w:tcPr>
           <w:p>
@@ -17759,21 +17763,21 @@
         </w:tc>
         <w:tc>
           <w:tcPr>
-            <w:tcW w:w="1193" w:type="dxa"/>
-            <w:shd w:val="clear" w:color="auto" w:fill="D9D9D9" w:themeFill="background1" w:themeFillShade="D9"/>
-          </w:tcPr>
-          <w:p>
-            <w:pPr>
-              <w:rPr>
-                <w:sz w:val="18"/>
-                <w:szCs w:val="18"/>
-              </w:rPr>
-            </w:pPr>
-          </w:p>
-        </w:tc>
-        <w:tc>
-          <w:tcPr>
-            <w:tcW w:w="1903" w:type="dxa"/>
+            <w:tcW w:w="1187" w:type="dxa"/>
+            <w:shd w:val="clear" w:color="auto" w:fill="D9D9D9" w:themeFill="background1" w:themeFillShade="D9"/>
+          </w:tcPr>
+          <w:p>
+            <w:pPr>
+              <w:rPr>
+                <w:sz w:val="18"/>
+                <w:szCs w:val="18"/>
+              </w:rPr>
+            </w:pPr>
+          </w:p>
+        </w:tc>
+        <w:tc>
+          <w:tcPr>
+            <w:tcW w:w="1869" w:type="dxa"/>
             <w:shd w:val="clear" w:color="auto" w:fill="D9D9D9" w:themeFill="background1" w:themeFillShade="D9"/>
           </w:tcPr>
           <w:p>
@@ -17800,7 +17804,7 @@
         </w:trPr>
         <w:tc>
           <w:tcPr>
-            <w:tcW w:w="413" w:type="dxa"/>
+            <w:tcW w:w="490" w:type="dxa"/>
             <w:shd w:val="clear" w:color="auto" w:fill="D9D9D9" w:themeFill="background1" w:themeFillShade="D9"/>
           </w:tcPr>
           <w:p>
@@ -17849,7 +17853,7 @@
         </w:tc>
         <w:tc>
           <w:tcPr>
-            <w:tcW w:w="1003" w:type="dxa"/>
+            <w:tcW w:w="990" w:type="dxa"/>
             <w:shd w:val="clear" w:color="auto" w:fill="D9D9D9" w:themeFill="background1" w:themeFillShade="D9"/>
           </w:tcPr>
           <w:p>
@@ -17871,7 +17875,7 @@
         </w:tc>
         <w:tc>
           <w:tcPr>
-            <w:tcW w:w="1057" w:type="dxa"/>
+            <w:tcW w:w="1189" w:type="dxa"/>
             <w:shd w:val="clear" w:color="auto" w:fill="D9D9D9" w:themeFill="background1" w:themeFillShade="D9"/>
           </w:tcPr>
           <w:p>
@@ -17892,7 +17896,7 @@
         </w:tc>
         <w:tc>
           <w:tcPr>
-            <w:tcW w:w="3580" w:type="dxa"/>
+            <w:tcW w:w="3424" w:type="dxa"/>
             <w:shd w:val="clear" w:color="auto" w:fill="D9D9D9" w:themeFill="background1" w:themeFillShade="D9"/>
           </w:tcPr>
           <w:p>
@@ -17913,21 +17917,21 @@
         </w:tc>
         <w:tc>
           <w:tcPr>
-            <w:tcW w:w="1193" w:type="dxa"/>
-            <w:shd w:val="clear" w:color="auto" w:fill="D9D9D9" w:themeFill="background1" w:themeFillShade="D9"/>
-          </w:tcPr>
-          <w:p>
-            <w:pPr>
-              <w:rPr>
-                <w:sz w:val="18"/>
-                <w:szCs w:val="18"/>
-              </w:rPr>
-            </w:pPr>
-          </w:p>
-        </w:tc>
-        <w:tc>
-          <w:tcPr>
-            <w:tcW w:w="1903" w:type="dxa"/>
+            <w:tcW w:w="1187" w:type="dxa"/>
+            <w:shd w:val="clear" w:color="auto" w:fill="D9D9D9" w:themeFill="background1" w:themeFillShade="D9"/>
+          </w:tcPr>
+          <w:p>
+            <w:pPr>
+              <w:rPr>
+                <w:sz w:val="18"/>
+                <w:szCs w:val="18"/>
+              </w:rPr>
+            </w:pPr>
+          </w:p>
+        </w:tc>
+        <w:tc>
+          <w:tcPr>
+            <w:tcW w:w="1869" w:type="dxa"/>
             <w:shd w:val="clear" w:color="auto" w:fill="D9D9D9" w:themeFill="background1" w:themeFillShade="D9"/>
           </w:tcPr>
           <w:p>
@@ -17947,7 +17951,7 @@
         </w:trPr>
         <w:tc>
           <w:tcPr>
-            <w:tcW w:w="413" w:type="dxa"/>
+            <w:tcW w:w="490" w:type="dxa"/>
             <w:shd w:val="clear" w:color="auto" w:fill="D9D9D9" w:themeFill="background1" w:themeFillShade="D9"/>
           </w:tcPr>
           <w:p>
@@ -18345,7 +18349,7 @@
         </w:tc>
         <w:tc>
           <w:tcPr>
-            <w:tcW w:w="1003" w:type="dxa"/>
+            <w:tcW w:w="990" w:type="dxa"/>
             <w:shd w:val="clear" w:color="auto" w:fill="D9D9D9" w:themeFill="background1" w:themeFillShade="D9"/>
           </w:tcPr>
           <w:p>
@@ -18367,7 +18371,7 @@
         </w:tc>
         <w:tc>
           <w:tcPr>
-            <w:tcW w:w="1057" w:type="dxa"/>
+            <w:tcW w:w="1189" w:type="dxa"/>
             <w:shd w:val="clear" w:color="auto" w:fill="D9D9D9" w:themeFill="background1" w:themeFillShade="D9"/>
           </w:tcPr>
           <w:p>
@@ -18388,7 +18392,7 @@
         </w:tc>
         <w:tc>
           <w:tcPr>
-            <w:tcW w:w="3580" w:type="dxa"/>
+            <w:tcW w:w="3424" w:type="dxa"/>
             <w:shd w:val="clear" w:color="auto" w:fill="D9D9D9" w:themeFill="background1" w:themeFillShade="D9"/>
           </w:tcPr>
           <w:p>
@@ -18468,7 +18472,7 @@
         </w:tc>
         <w:tc>
           <w:tcPr>
-            <w:tcW w:w="1193" w:type="dxa"/>
+            <w:tcW w:w="1187" w:type="dxa"/>
             <w:shd w:val="clear" w:color="auto" w:fill="D9D9D9" w:themeFill="background1" w:themeFillShade="D9"/>
           </w:tcPr>
           <w:p>
@@ -18489,7 +18493,7 @@
         </w:tc>
         <w:tc>
           <w:tcPr>
-            <w:tcW w:w="1903" w:type="dxa"/>
+            <w:tcW w:w="1869" w:type="dxa"/>
             <w:shd w:val="clear" w:color="auto" w:fill="D9D9D9" w:themeFill="background1" w:themeFillShade="D9"/>
           </w:tcPr>
           <w:p>
@@ -18516,7 +18520,7 @@
         </w:trPr>
         <w:tc>
           <w:tcPr>
-            <w:tcW w:w="413" w:type="dxa"/>
+            <w:tcW w:w="490" w:type="dxa"/>
             <w:shd w:val="clear" w:color="auto" w:fill="D9D9D9" w:themeFill="background1" w:themeFillShade="D9"/>
           </w:tcPr>
           <w:p>
@@ -18572,7 +18576,7 @@
         </w:tc>
         <w:tc>
           <w:tcPr>
-            <w:tcW w:w="1003" w:type="dxa"/>
+            <w:tcW w:w="990" w:type="dxa"/>
             <w:shd w:val="clear" w:color="auto" w:fill="D9D9D9" w:themeFill="background1" w:themeFillShade="D9"/>
           </w:tcPr>
           <w:p>
@@ -18594,7 +18598,7 @@
         </w:tc>
         <w:tc>
           <w:tcPr>
-            <w:tcW w:w="1057" w:type="dxa"/>
+            <w:tcW w:w="1189" w:type="dxa"/>
             <w:shd w:val="clear" w:color="auto" w:fill="D9D9D9" w:themeFill="background1" w:themeFillShade="D9"/>
           </w:tcPr>
           <w:p>
@@ -18615,7 +18619,7 @@
         </w:tc>
         <w:tc>
           <w:tcPr>
-            <w:tcW w:w="3580" w:type="dxa"/>
+            <w:tcW w:w="3424" w:type="dxa"/>
             <w:shd w:val="clear" w:color="auto" w:fill="D9D9D9" w:themeFill="background1" w:themeFillShade="D9"/>
           </w:tcPr>
           <w:p>
@@ -18636,21 +18640,21 @@
         </w:tc>
         <w:tc>
           <w:tcPr>
-            <w:tcW w:w="1193" w:type="dxa"/>
-            <w:shd w:val="clear" w:color="auto" w:fill="D9D9D9" w:themeFill="background1" w:themeFillShade="D9"/>
-          </w:tcPr>
-          <w:p>
-            <w:pPr>
-              <w:rPr>
-                <w:sz w:val="18"/>
-                <w:szCs w:val="18"/>
-              </w:rPr>
-            </w:pPr>
-          </w:p>
-        </w:tc>
-        <w:tc>
-          <w:tcPr>
-            <w:tcW w:w="1903" w:type="dxa"/>
+            <w:tcW w:w="1187" w:type="dxa"/>
+            <w:shd w:val="clear" w:color="auto" w:fill="D9D9D9" w:themeFill="background1" w:themeFillShade="D9"/>
+          </w:tcPr>
+          <w:p>
+            <w:pPr>
+              <w:rPr>
+                <w:sz w:val="18"/>
+                <w:szCs w:val="18"/>
+              </w:rPr>
+            </w:pPr>
+          </w:p>
+        </w:tc>
+        <w:tc>
+          <w:tcPr>
+            <w:tcW w:w="1869" w:type="dxa"/>
             <w:shd w:val="clear" w:color="auto" w:fill="D9D9D9" w:themeFill="background1" w:themeFillShade="D9"/>
           </w:tcPr>
           <w:p>
@@ -18677,7 +18681,7 @@
         </w:trPr>
         <w:tc>
           <w:tcPr>
-            <w:tcW w:w="413" w:type="dxa"/>
+            <w:tcW w:w="490" w:type="dxa"/>
             <w:shd w:val="clear" w:color="auto" w:fill="D9D9D9" w:themeFill="background1" w:themeFillShade="D9"/>
           </w:tcPr>
           <w:p>
@@ -18754,7 +18758,7 @@
         </w:tc>
         <w:tc>
           <w:tcPr>
-            <w:tcW w:w="1003" w:type="dxa"/>
+            <w:tcW w:w="990" w:type="dxa"/>
             <w:shd w:val="clear" w:color="auto" w:fill="D9D9D9" w:themeFill="background1" w:themeFillShade="D9"/>
           </w:tcPr>
           <w:p>
@@ -18776,7 +18780,7 @@
         </w:tc>
         <w:tc>
           <w:tcPr>
-            <w:tcW w:w="1057" w:type="dxa"/>
+            <w:tcW w:w="1189" w:type="dxa"/>
             <w:shd w:val="clear" w:color="auto" w:fill="D9D9D9" w:themeFill="background1" w:themeFillShade="D9"/>
           </w:tcPr>
           <w:p>
@@ -18797,7 +18801,7 @@
         </w:tc>
         <w:tc>
           <w:tcPr>
-            <w:tcW w:w="3580" w:type="dxa"/>
+            <w:tcW w:w="3424" w:type="dxa"/>
             <w:shd w:val="clear" w:color="auto" w:fill="D9D9D9" w:themeFill="background1" w:themeFillShade="D9"/>
           </w:tcPr>
           <w:p>
@@ -18818,7 +18822,7 @@
         </w:tc>
         <w:tc>
           <w:tcPr>
-            <w:tcW w:w="1193" w:type="dxa"/>
+            <w:tcW w:w="1187" w:type="dxa"/>
             <w:shd w:val="clear" w:color="auto" w:fill="D9D9D9" w:themeFill="background1" w:themeFillShade="D9"/>
           </w:tcPr>
           <w:p>
@@ -18839,7 +18843,7 @@
         </w:tc>
         <w:tc>
           <w:tcPr>
-            <w:tcW w:w="1903" w:type="dxa"/>
+            <w:tcW w:w="1869" w:type="dxa"/>
             <w:shd w:val="clear" w:color="auto" w:fill="D9D9D9" w:themeFill="background1" w:themeFillShade="D9"/>
           </w:tcPr>
           <w:p>
@@ -18866,7 +18870,7 @@
         </w:trPr>
         <w:tc>
           <w:tcPr>
-            <w:tcW w:w="413" w:type="dxa"/>
+            <w:tcW w:w="490" w:type="dxa"/>
             <w:shd w:val="clear" w:color="auto" w:fill="D9D9D9" w:themeFill="background1" w:themeFillShade="D9"/>
           </w:tcPr>
           <w:p>
@@ -19025,7 +19029,7 @@
         </w:tc>
         <w:tc>
           <w:tcPr>
-            <w:tcW w:w="1003" w:type="dxa"/>
+            <w:tcW w:w="990" w:type="dxa"/>
             <w:shd w:val="clear" w:color="auto" w:fill="D9D9D9" w:themeFill="background1" w:themeFillShade="D9"/>
           </w:tcPr>
           <w:p>
@@ -19047,7 +19051,7 @@
         </w:tc>
         <w:tc>
           <w:tcPr>
-            <w:tcW w:w="1057" w:type="dxa"/>
+            <w:tcW w:w="1189" w:type="dxa"/>
             <w:shd w:val="clear" w:color="auto" w:fill="D9D9D9" w:themeFill="background1" w:themeFillShade="D9"/>
           </w:tcPr>
           <w:p>
@@ -19068,7 +19072,7 @@
         </w:tc>
         <w:tc>
           <w:tcPr>
-            <w:tcW w:w="3580" w:type="dxa"/>
+            <w:tcW w:w="3424" w:type="dxa"/>
             <w:shd w:val="clear" w:color="auto" w:fill="D9D9D9" w:themeFill="background1" w:themeFillShade="D9"/>
           </w:tcPr>
           <w:p>
@@ -19122,21 +19126,21 @@
         </w:tc>
         <w:tc>
           <w:tcPr>
-            <w:tcW w:w="1193" w:type="dxa"/>
-            <w:shd w:val="clear" w:color="auto" w:fill="D9D9D9" w:themeFill="background1" w:themeFillShade="D9"/>
-          </w:tcPr>
-          <w:p>
-            <w:pPr>
-              <w:rPr>
-                <w:sz w:val="18"/>
-                <w:szCs w:val="18"/>
-              </w:rPr>
-            </w:pPr>
-          </w:p>
-        </w:tc>
-        <w:tc>
-          <w:tcPr>
-            <w:tcW w:w="1903" w:type="dxa"/>
+            <w:tcW w:w="1187" w:type="dxa"/>
+            <w:shd w:val="clear" w:color="auto" w:fill="D9D9D9" w:themeFill="background1" w:themeFillShade="D9"/>
+          </w:tcPr>
+          <w:p>
+            <w:pPr>
+              <w:rPr>
+                <w:sz w:val="18"/>
+                <w:szCs w:val="18"/>
+              </w:rPr>
+            </w:pPr>
+          </w:p>
+        </w:tc>
+        <w:tc>
+          <w:tcPr>
+            <w:tcW w:w="1869" w:type="dxa"/>
             <w:shd w:val="clear" w:color="auto" w:fill="D9D9D9" w:themeFill="background1" w:themeFillShade="D9"/>
           </w:tcPr>
           <w:p>
@@ -19163,7 +19167,7 @@
         </w:trPr>
         <w:tc>
           <w:tcPr>
-            <w:tcW w:w="413" w:type="dxa"/>
+            <w:tcW w:w="490" w:type="dxa"/>
             <w:shd w:val="clear" w:color="auto" w:fill="D9D9D9" w:themeFill="background1" w:themeFillShade="D9"/>
           </w:tcPr>
           <w:p>
@@ -19379,7 +19383,7 @@
         </w:tc>
         <w:tc>
           <w:tcPr>
-            <w:tcW w:w="1003" w:type="dxa"/>
+            <w:tcW w:w="990" w:type="dxa"/>
             <w:shd w:val="clear" w:color="auto" w:fill="D9D9D9" w:themeFill="background1" w:themeFillShade="D9"/>
           </w:tcPr>
           <w:p>
@@ -19401,7 +19405,7 @@
         </w:tc>
         <w:tc>
           <w:tcPr>
-            <w:tcW w:w="1057" w:type="dxa"/>
+            <w:tcW w:w="1189" w:type="dxa"/>
             <w:shd w:val="clear" w:color="auto" w:fill="D9D9D9" w:themeFill="background1" w:themeFillShade="D9"/>
           </w:tcPr>
           <w:p>
@@ -19422,7 +19426,7 @@
         </w:tc>
         <w:tc>
           <w:tcPr>
-            <w:tcW w:w="3580" w:type="dxa"/>
+            <w:tcW w:w="3424" w:type="dxa"/>
             <w:shd w:val="clear" w:color="auto" w:fill="D9D9D9" w:themeFill="background1" w:themeFillShade="D9"/>
           </w:tcPr>
           <w:p>
@@ -19487,21 +19491,21 @@
         </w:tc>
         <w:tc>
           <w:tcPr>
-            <w:tcW w:w="1193" w:type="dxa"/>
-            <w:shd w:val="clear" w:color="auto" w:fill="D9D9D9" w:themeFill="background1" w:themeFillShade="D9"/>
-          </w:tcPr>
-          <w:p>
-            <w:pPr>
-              <w:rPr>
-                <w:sz w:val="18"/>
-                <w:szCs w:val="18"/>
-              </w:rPr>
-            </w:pPr>
-          </w:p>
-        </w:tc>
-        <w:tc>
-          <w:tcPr>
-            <w:tcW w:w="1903" w:type="dxa"/>
+            <w:tcW w:w="1187" w:type="dxa"/>
+            <w:shd w:val="clear" w:color="auto" w:fill="D9D9D9" w:themeFill="background1" w:themeFillShade="D9"/>
+          </w:tcPr>
+          <w:p>
+            <w:pPr>
+              <w:rPr>
+                <w:sz w:val="18"/>
+                <w:szCs w:val="18"/>
+              </w:rPr>
+            </w:pPr>
+          </w:p>
+        </w:tc>
+        <w:tc>
+          <w:tcPr>
+            <w:tcW w:w="1869" w:type="dxa"/>
             <w:shd w:val="clear" w:color="auto" w:fill="D9D9D9" w:themeFill="background1" w:themeFillShade="D9"/>
           </w:tcPr>
           <w:p>
@@ -19528,7 +19532,7 @@
         </w:trPr>
         <w:tc>
           <w:tcPr>
-            <w:tcW w:w="413" w:type="dxa"/>
+            <w:tcW w:w="490" w:type="dxa"/>
             <w:shd w:val="clear" w:color="auto" w:fill="D9D9D9" w:themeFill="background1" w:themeFillShade="D9"/>
           </w:tcPr>
           <w:p>
@@ -19687,7 +19691,7 @@
         </w:tc>
         <w:tc>
           <w:tcPr>
-            <w:tcW w:w="1003" w:type="dxa"/>
+            <w:tcW w:w="990" w:type="dxa"/>
             <w:shd w:val="clear" w:color="auto" w:fill="D9D9D9" w:themeFill="background1" w:themeFillShade="D9"/>
           </w:tcPr>
           <w:p>
@@ -19716,7 +19720,7 @@
         </w:tc>
         <w:tc>
           <w:tcPr>
-            <w:tcW w:w="1057" w:type="dxa"/>
+            <w:tcW w:w="1189" w:type="dxa"/>
             <w:shd w:val="clear" w:color="auto" w:fill="D9D9D9" w:themeFill="background1" w:themeFillShade="D9"/>
           </w:tcPr>
           <w:p>
@@ -19737,7 +19741,7 @@
         </w:tc>
         <w:tc>
           <w:tcPr>
-            <w:tcW w:w="3580" w:type="dxa"/>
+            <w:tcW w:w="3424" w:type="dxa"/>
             <w:shd w:val="clear" w:color="auto" w:fill="D9D9D9" w:themeFill="background1" w:themeFillShade="D9"/>
           </w:tcPr>
           <w:p>
@@ -19758,21 +19762,21 @@
         </w:tc>
         <w:tc>
           <w:tcPr>
-            <w:tcW w:w="1193" w:type="dxa"/>
-            <w:shd w:val="clear" w:color="auto" w:fill="D9D9D9" w:themeFill="background1" w:themeFillShade="D9"/>
-          </w:tcPr>
-          <w:p>
-            <w:pPr>
-              <w:rPr>
-                <w:sz w:val="18"/>
-                <w:szCs w:val="18"/>
-              </w:rPr>
-            </w:pPr>
-          </w:p>
-        </w:tc>
-        <w:tc>
-          <w:tcPr>
-            <w:tcW w:w="1903" w:type="dxa"/>
+            <w:tcW w:w="1187" w:type="dxa"/>
+            <w:shd w:val="clear" w:color="auto" w:fill="D9D9D9" w:themeFill="background1" w:themeFillShade="D9"/>
+          </w:tcPr>
+          <w:p>
+            <w:pPr>
+              <w:rPr>
+                <w:sz w:val="18"/>
+                <w:szCs w:val="18"/>
+              </w:rPr>
+            </w:pPr>
+          </w:p>
+        </w:tc>
+        <w:tc>
+          <w:tcPr>
+            <w:tcW w:w="1869" w:type="dxa"/>
             <w:shd w:val="clear" w:color="auto" w:fill="D9D9D9" w:themeFill="background1" w:themeFillShade="D9"/>
           </w:tcPr>
           <w:p>
@@ -19799,7 +19803,7 @@
         </w:trPr>
         <w:tc>
           <w:tcPr>
-            <w:tcW w:w="413" w:type="dxa"/>
+            <w:tcW w:w="490" w:type="dxa"/>
             <w:shd w:val="clear" w:color="auto" w:fill="D9D9D9" w:themeFill="background1" w:themeFillShade="D9"/>
           </w:tcPr>
           <w:p>
@@ -19856,7 +19860,7 @@
         </w:tc>
         <w:tc>
           <w:tcPr>
-            <w:tcW w:w="1003" w:type="dxa"/>
+            <w:tcW w:w="990" w:type="dxa"/>
             <w:shd w:val="clear" w:color="auto" w:fill="D9D9D9" w:themeFill="background1" w:themeFillShade="D9"/>
           </w:tcPr>
           <w:p>
@@ -19878,7 +19882,7 @@
         </w:tc>
         <w:tc>
           <w:tcPr>
-            <w:tcW w:w="1057" w:type="dxa"/>
+            <w:tcW w:w="1189" w:type="dxa"/>
             <w:shd w:val="clear" w:color="auto" w:fill="D9D9D9" w:themeFill="background1" w:themeFillShade="D9"/>
           </w:tcPr>
           <w:p>
@@ -19899,7 +19903,7 @@
         </w:tc>
         <w:tc>
           <w:tcPr>
-            <w:tcW w:w="3580" w:type="dxa"/>
+            <w:tcW w:w="3424" w:type="dxa"/>
             <w:shd w:val="clear" w:color="auto" w:fill="D9D9D9" w:themeFill="background1" w:themeFillShade="D9"/>
           </w:tcPr>
           <w:p>
@@ -19967,21 +19971,21 @@
         </w:tc>
         <w:tc>
           <w:tcPr>
-            <w:tcW w:w="1193" w:type="dxa"/>
-            <w:shd w:val="clear" w:color="auto" w:fill="D9D9D9" w:themeFill="background1" w:themeFillShade="D9"/>
-          </w:tcPr>
-          <w:p>
-            <w:pPr>
-              <w:rPr>
-                <w:sz w:val="18"/>
-                <w:szCs w:val="18"/>
-              </w:rPr>
-            </w:pPr>
-          </w:p>
-        </w:tc>
-        <w:tc>
-          <w:tcPr>
-            <w:tcW w:w="1903" w:type="dxa"/>
+            <w:tcW w:w="1187" w:type="dxa"/>
+            <w:shd w:val="clear" w:color="auto" w:fill="D9D9D9" w:themeFill="background1" w:themeFillShade="D9"/>
+          </w:tcPr>
+          <w:p>
+            <w:pPr>
+              <w:rPr>
+                <w:sz w:val="18"/>
+                <w:szCs w:val="18"/>
+              </w:rPr>
+            </w:pPr>
+          </w:p>
+        </w:tc>
+        <w:tc>
+          <w:tcPr>
+            <w:tcW w:w="1869" w:type="dxa"/>
             <w:shd w:val="clear" w:color="auto" w:fill="D9D9D9" w:themeFill="background1" w:themeFillShade="D9"/>
           </w:tcPr>
           <w:p>
@@ -20008,7 +20012,7 @@
         </w:trPr>
         <w:tc>
           <w:tcPr>
-            <w:tcW w:w="413" w:type="dxa"/>
+            <w:tcW w:w="490" w:type="dxa"/>
             <w:shd w:val="clear" w:color="auto" w:fill="D9D9D9" w:themeFill="background1" w:themeFillShade="D9"/>
           </w:tcPr>
           <w:p>
@@ -20050,7 +20054,7 @@
         </w:tc>
         <w:tc>
           <w:tcPr>
-            <w:tcW w:w="1003" w:type="dxa"/>
+            <w:tcW w:w="990" w:type="dxa"/>
             <w:shd w:val="clear" w:color="auto" w:fill="D9D9D9" w:themeFill="background1" w:themeFillShade="D9"/>
           </w:tcPr>
           <w:p>
@@ -20072,7 +20076,7 @@
         </w:tc>
         <w:tc>
           <w:tcPr>
-            <w:tcW w:w="1057" w:type="dxa"/>
+            <w:tcW w:w="1189" w:type="dxa"/>
             <w:shd w:val="clear" w:color="auto" w:fill="D9D9D9" w:themeFill="background1" w:themeFillShade="D9"/>
           </w:tcPr>
           <w:p>
@@ -20093,7 +20097,7 @@
         </w:tc>
         <w:tc>
           <w:tcPr>
-            <w:tcW w:w="3580" w:type="dxa"/>
+            <w:tcW w:w="3424" w:type="dxa"/>
             <w:shd w:val="clear" w:color="auto" w:fill="D9D9D9" w:themeFill="background1" w:themeFillShade="D9"/>
           </w:tcPr>
           <w:p>
@@ -20114,21 +20118,21 @@
         </w:tc>
         <w:tc>
           <w:tcPr>
-            <w:tcW w:w="1193" w:type="dxa"/>
-            <w:shd w:val="clear" w:color="auto" w:fill="D9D9D9" w:themeFill="background1" w:themeFillShade="D9"/>
-          </w:tcPr>
-          <w:p>
-            <w:pPr>
-              <w:rPr>
-                <w:sz w:val="18"/>
-                <w:szCs w:val="18"/>
-              </w:rPr>
-            </w:pPr>
-          </w:p>
-        </w:tc>
-        <w:tc>
-          <w:tcPr>
-            <w:tcW w:w="1903" w:type="dxa"/>
+            <w:tcW w:w="1187" w:type="dxa"/>
+            <w:shd w:val="clear" w:color="auto" w:fill="D9D9D9" w:themeFill="background1" w:themeFillShade="D9"/>
+          </w:tcPr>
+          <w:p>
+            <w:pPr>
+              <w:rPr>
+                <w:sz w:val="18"/>
+                <w:szCs w:val="18"/>
+              </w:rPr>
+            </w:pPr>
+          </w:p>
+        </w:tc>
+        <w:tc>
+          <w:tcPr>
+            <w:tcW w:w="1869" w:type="dxa"/>
             <w:shd w:val="clear" w:color="auto" w:fill="D9D9D9" w:themeFill="background1" w:themeFillShade="D9"/>
           </w:tcPr>
           <w:p>
@@ -20148,7 +20152,7 @@
         </w:trPr>
         <w:tc>
           <w:tcPr>
-            <w:tcW w:w="413" w:type="dxa"/>
+            <w:tcW w:w="490" w:type="dxa"/>
             <w:shd w:val="clear" w:color="auto" w:fill="D9D9D9" w:themeFill="background1" w:themeFillShade="D9"/>
           </w:tcPr>
           <w:p>
@@ -20190,7 +20194,7 @@
         </w:tc>
         <w:tc>
           <w:tcPr>
-            <w:tcW w:w="1003" w:type="dxa"/>
+            <w:tcW w:w="990" w:type="dxa"/>
             <w:shd w:val="clear" w:color="auto" w:fill="D9D9D9" w:themeFill="background1" w:themeFillShade="D9"/>
           </w:tcPr>
           <w:p>
@@ -20212,7 +20216,7 @@
         </w:tc>
         <w:tc>
           <w:tcPr>
-            <w:tcW w:w="1057" w:type="dxa"/>
+            <w:tcW w:w="1189" w:type="dxa"/>
             <w:shd w:val="clear" w:color="auto" w:fill="D9D9D9" w:themeFill="background1" w:themeFillShade="D9"/>
           </w:tcPr>
           <w:p>
@@ -20233,7 +20237,7 @@
         </w:tc>
         <w:tc>
           <w:tcPr>
-            <w:tcW w:w="3580" w:type="dxa"/>
+            <w:tcW w:w="3424" w:type="dxa"/>
             <w:shd w:val="clear" w:color="auto" w:fill="D9D9D9" w:themeFill="background1" w:themeFillShade="D9"/>
           </w:tcPr>
           <w:p>
@@ -20268,21 +20272,21 @@
         </w:tc>
         <w:tc>
           <w:tcPr>
-            <w:tcW w:w="1193" w:type="dxa"/>
-            <w:shd w:val="clear" w:color="auto" w:fill="D9D9D9" w:themeFill="background1" w:themeFillShade="D9"/>
-          </w:tcPr>
-          <w:p>
-            <w:pPr>
-              <w:rPr>
-                <w:sz w:val="18"/>
-                <w:szCs w:val="18"/>
-              </w:rPr>
-            </w:pPr>
-          </w:p>
-        </w:tc>
-        <w:tc>
-          <w:tcPr>
-            <w:tcW w:w="1903" w:type="dxa"/>
+            <w:tcW w:w="1187" w:type="dxa"/>
+            <w:shd w:val="clear" w:color="auto" w:fill="D9D9D9" w:themeFill="background1" w:themeFillShade="D9"/>
+          </w:tcPr>
+          <w:p>
+            <w:pPr>
+              <w:rPr>
+                <w:sz w:val="18"/>
+                <w:szCs w:val="18"/>
+              </w:rPr>
+            </w:pPr>
+          </w:p>
+        </w:tc>
+        <w:tc>
+          <w:tcPr>
+            <w:tcW w:w="1869" w:type="dxa"/>
             <w:shd w:val="clear" w:color="auto" w:fill="D9D9D9" w:themeFill="background1" w:themeFillShade="D9"/>
           </w:tcPr>
           <w:p>
@@ -20332,7 +20336,7 @@
         </w:trPr>
         <w:tc>
           <w:tcPr>
-            <w:tcW w:w="413" w:type="dxa"/>
+            <w:tcW w:w="490" w:type="dxa"/>
             <w:shd w:val="clear" w:color="auto" w:fill="D9D9D9" w:themeFill="background1" w:themeFillShade="D9"/>
           </w:tcPr>
           <w:p>
@@ -20435,7 +20439,7 @@
         </w:tc>
         <w:tc>
           <w:tcPr>
-            <w:tcW w:w="1003" w:type="dxa"/>
+            <w:tcW w:w="990" w:type="dxa"/>
             <w:shd w:val="clear" w:color="auto" w:fill="D9D9D9" w:themeFill="background1" w:themeFillShade="D9"/>
           </w:tcPr>
           <w:p>
@@ -20457,7 +20461,7 @@
         </w:tc>
         <w:tc>
           <w:tcPr>
-            <w:tcW w:w="1057" w:type="dxa"/>
+            <w:tcW w:w="1189" w:type="dxa"/>
             <w:shd w:val="clear" w:color="auto" w:fill="D9D9D9" w:themeFill="background1" w:themeFillShade="D9"/>
           </w:tcPr>
           <w:p>
@@ -20478,7 +20482,7 @@
         </w:tc>
         <w:tc>
           <w:tcPr>
-            <w:tcW w:w="3580" w:type="dxa"/>
+            <w:tcW w:w="3424" w:type="dxa"/>
             <w:shd w:val="clear" w:color="auto" w:fill="D9D9D9" w:themeFill="background1" w:themeFillShade="D9"/>
           </w:tcPr>
           <w:p>
@@ -20499,21 +20503,21 @@
         </w:tc>
         <w:tc>
           <w:tcPr>
-            <w:tcW w:w="1193" w:type="dxa"/>
-            <w:shd w:val="clear" w:color="auto" w:fill="D9D9D9" w:themeFill="background1" w:themeFillShade="D9"/>
-          </w:tcPr>
-          <w:p>
-            <w:pPr>
-              <w:rPr>
-                <w:sz w:val="18"/>
-                <w:szCs w:val="18"/>
-              </w:rPr>
-            </w:pPr>
-          </w:p>
-        </w:tc>
-        <w:tc>
-          <w:tcPr>
-            <w:tcW w:w="1903" w:type="dxa"/>
+            <w:tcW w:w="1187" w:type="dxa"/>
+            <w:shd w:val="clear" w:color="auto" w:fill="D9D9D9" w:themeFill="background1" w:themeFillShade="D9"/>
+          </w:tcPr>
+          <w:p>
+            <w:pPr>
+              <w:rPr>
+                <w:sz w:val="18"/>
+                <w:szCs w:val="18"/>
+              </w:rPr>
+            </w:pPr>
+          </w:p>
+        </w:tc>
+        <w:tc>
+          <w:tcPr>
+            <w:tcW w:w="1869" w:type="dxa"/>
             <w:shd w:val="clear" w:color="auto" w:fill="D9D9D9" w:themeFill="background1" w:themeFillShade="D9"/>
           </w:tcPr>
           <w:p>
@@ -20540,7 +20544,7 @@
         </w:trPr>
         <w:tc>
           <w:tcPr>
-            <w:tcW w:w="413" w:type="dxa"/>
+            <w:tcW w:w="490" w:type="dxa"/>
             <w:shd w:val="clear" w:color="auto" w:fill="D9D9D9" w:themeFill="background1" w:themeFillShade="D9"/>
           </w:tcPr>
           <w:p>
@@ -20665,7 +20669,7 @@
         </w:tc>
         <w:tc>
           <w:tcPr>
-            <w:tcW w:w="1003" w:type="dxa"/>
+            <w:tcW w:w="990" w:type="dxa"/>
             <w:shd w:val="clear" w:color="auto" w:fill="D9D9D9" w:themeFill="background1" w:themeFillShade="D9"/>
           </w:tcPr>
           <w:p>
@@ -20680,21 +20684,21 @@
         </w:tc>
         <w:tc>
           <w:tcPr>
-            <w:tcW w:w="1057" w:type="dxa"/>
-            <w:shd w:val="clear" w:color="auto" w:fill="D9D9D9" w:themeFill="background1" w:themeFillShade="D9"/>
-          </w:tcPr>
-          <w:p>
-            <w:pPr>
-              <w:rPr>
-                <w:sz w:val="18"/>
-                <w:szCs w:val="18"/>
-              </w:rPr>
-            </w:pPr>
-          </w:p>
-        </w:tc>
-        <w:tc>
-          <w:tcPr>
-            <w:tcW w:w="3580" w:type="dxa"/>
+            <w:tcW w:w="1189" w:type="dxa"/>
+            <w:shd w:val="clear" w:color="auto" w:fill="D9D9D9" w:themeFill="background1" w:themeFillShade="D9"/>
+          </w:tcPr>
+          <w:p>
+            <w:pPr>
+              <w:rPr>
+                <w:sz w:val="18"/>
+                <w:szCs w:val="18"/>
+              </w:rPr>
+            </w:pPr>
+          </w:p>
+        </w:tc>
+        <w:tc>
+          <w:tcPr>
+            <w:tcW w:w="3424" w:type="dxa"/>
             <w:shd w:val="clear" w:color="auto" w:fill="D9D9D9" w:themeFill="background1" w:themeFillShade="D9"/>
           </w:tcPr>
           <w:p>
@@ -20723,21 +20727,21 @@
         </w:tc>
         <w:tc>
           <w:tcPr>
-            <w:tcW w:w="1193" w:type="dxa"/>
-            <w:shd w:val="clear" w:color="auto" w:fill="D9D9D9" w:themeFill="background1" w:themeFillShade="D9"/>
-          </w:tcPr>
-          <w:p>
-            <w:pPr>
-              <w:rPr>
-                <w:sz w:val="18"/>
-                <w:szCs w:val="18"/>
-              </w:rPr>
-            </w:pPr>
-          </w:p>
-        </w:tc>
-        <w:tc>
-          <w:tcPr>
-            <w:tcW w:w="1903" w:type="dxa"/>
+            <w:tcW w:w="1187" w:type="dxa"/>
+            <w:shd w:val="clear" w:color="auto" w:fill="D9D9D9" w:themeFill="background1" w:themeFillShade="D9"/>
+          </w:tcPr>
+          <w:p>
+            <w:pPr>
+              <w:rPr>
+                <w:sz w:val="18"/>
+                <w:szCs w:val="18"/>
+              </w:rPr>
+            </w:pPr>
+          </w:p>
+        </w:tc>
+        <w:tc>
+          <w:tcPr>
+            <w:tcW w:w="1869" w:type="dxa"/>
             <w:shd w:val="clear" w:color="auto" w:fill="D9D9D9" w:themeFill="background1" w:themeFillShade="D9"/>
           </w:tcPr>
           <w:p>
@@ -20764,7 +20768,7 @@
         </w:trPr>
         <w:tc>
           <w:tcPr>
-            <w:tcW w:w="413" w:type="dxa"/>
+            <w:tcW w:w="490" w:type="dxa"/>
             <w:shd w:val="clear" w:color="auto" w:fill="D9D9D9" w:themeFill="background1" w:themeFillShade="D9"/>
           </w:tcPr>
           <w:p>
@@ -21065,7 +21069,7 @@
         </w:tc>
         <w:tc>
           <w:tcPr>
-            <w:tcW w:w="1003" w:type="dxa"/>
+            <w:tcW w:w="990" w:type="dxa"/>
             <w:shd w:val="clear" w:color="auto" w:fill="D9D9D9" w:themeFill="background1" w:themeFillShade="D9"/>
           </w:tcPr>
           <w:p>
@@ -21080,21 +21084,21 @@
         </w:tc>
         <w:tc>
           <w:tcPr>
-            <w:tcW w:w="1057" w:type="dxa"/>
-            <w:shd w:val="clear" w:color="auto" w:fill="D9D9D9" w:themeFill="background1" w:themeFillShade="D9"/>
-          </w:tcPr>
-          <w:p>
-            <w:pPr>
-              <w:rPr>
-                <w:sz w:val="18"/>
-                <w:szCs w:val="18"/>
-              </w:rPr>
-            </w:pPr>
-          </w:p>
-        </w:tc>
-        <w:tc>
-          <w:tcPr>
-            <w:tcW w:w="3580" w:type="dxa"/>
+            <w:tcW w:w="1189" w:type="dxa"/>
+            <w:shd w:val="clear" w:color="auto" w:fill="D9D9D9" w:themeFill="background1" w:themeFillShade="D9"/>
+          </w:tcPr>
+          <w:p>
+            <w:pPr>
+              <w:rPr>
+                <w:sz w:val="18"/>
+                <w:szCs w:val="18"/>
+              </w:rPr>
+            </w:pPr>
+          </w:p>
+        </w:tc>
+        <w:tc>
+          <w:tcPr>
+            <w:tcW w:w="3424" w:type="dxa"/>
             <w:shd w:val="clear" w:color="auto" w:fill="D9D9D9" w:themeFill="background1" w:themeFillShade="D9"/>
           </w:tcPr>
           <w:p>
@@ -21115,21 +21119,21 @@
         </w:tc>
         <w:tc>
           <w:tcPr>
-            <w:tcW w:w="1193" w:type="dxa"/>
-            <w:shd w:val="clear" w:color="auto" w:fill="D9D9D9" w:themeFill="background1" w:themeFillShade="D9"/>
-          </w:tcPr>
-          <w:p>
-            <w:pPr>
-              <w:rPr>
-                <w:sz w:val="18"/>
-                <w:szCs w:val="18"/>
-              </w:rPr>
-            </w:pPr>
-          </w:p>
-        </w:tc>
-        <w:tc>
-          <w:tcPr>
-            <w:tcW w:w="1903" w:type="dxa"/>
+            <w:tcW w:w="1187" w:type="dxa"/>
+            <w:shd w:val="clear" w:color="auto" w:fill="D9D9D9" w:themeFill="background1" w:themeFillShade="D9"/>
+          </w:tcPr>
+          <w:p>
+            <w:pPr>
+              <w:rPr>
+                <w:sz w:val="18"/>
+                <w:szCs w:val="18"/>
+              </w:rPr>
+            </w:pPr>
+          </w:p>
+        </w:tc>
+        <w:tc>
+          <w:tcPr>
+            <w:tcW w:w="1869" w:type="dxa"/>
             <w:shd w:val="clear" w:color="auto" w:fill="D9D9D9" w:themeFill="background1" w:themeFillShade="D9"/>
           </w:tcPr>
           <w:p>
@@ -21156,21 +21160,22 @@
         </w:trPr>
         <w:tc>
           <w:tcPr>
-            <w:tcW w:w="413" w:type="dxa"/>
-            <w:shd w:val="clear" w:color="auto" w:fill="D9D9D9" w:themeFill="background1" w:themeFillShade="D9"/>
-          </w:tcPr>
-          <w:p>
-            <w:pPr>
-              <w:rPr>
-                <w:sz w:val="18"/>
-                <w:szCs w:val="18"/>
-              </w:rPr>
-            </w:pPr>
-            <w:r>
-              <w:rPr>
-                <w:sz w:val="18"/>
-                <w:szCs w:val="18"/>
-              </w:rPr>
+            <w:tcW w:w="490" w:type="dxa"/>
+            <w:shd w:val="clear" w:color="auto" w:fill="D9D9D9" w:themeFill="background1" w:themeFillShade="D9"/>
+          </w:tcPr>
+          <w:p>
+            <w:pPr>
+              <w:rPr>
+                <w:sz w:val="18"/>
+                <w:szCs w:val="18"/>
+              </w:rPr>
+            </w:pPr>
+            <w:r>
+              <w:rPr>
+                <w:sz w:val="18"/>
+                <w:szCs w:val="18"/>
+              </w:rPr>
+              <w:lastRenderedPageBreak/>
               <w:t>57</w:t>
             </w:r>
           </w:p>
@@ -21208,7 +21213,7 @@
         </w:tc>
         <w:tc>
           <w:tcPr>
-            <w:tcW w:w="1003" w:type="dxa"/>
+            <w:tcW w:w="990" w:type="dxa"/>
             <w:shd w:val="clear" w:color="auto" w:fill="D9D9D9" w:themeFill="background1" w:themeFillShade="D9"/>
           </w:tcPr>
           <w:p>
@@ -21230,7 +21235,7 @@
         </w:tc>
         <w:tc>
           <w:tcPr>
-            <w:tcW w:w="1057" w:type="dxa"/>
+            <w:tcW w:w="1189" w:type="dxa"/>
             <w:shd w:val="clear" w:color="auto" w:fill="D9D9D9" w:themeFill="background1" w:themeFillShade="D9"/>
           </w:tcPr>
           <w:p>
@@ -21251,7 +21256,7 @@
         </w:tc>
         <w:tc>
           <w:tcPr>
-            <w:tcW w:w="3580" w:type="dxa"/>
+            <w:tcW w:w="3424" w:type="dxa"/>
             <w:shd w:val="clear" w:color="auto" w:fill="D9D9D9" w:themeFill="background1" w:themeFillShade="D9"/>
           </w:tcPr>
           <w:p>
@@ -21272,7 +21277,7 @@
         </w:tc>
         <w:tc>
           <w:tcPr>
-            <w:tcW w:w="1193" w:type="dxa"/>
+            <w:tcW w:w="1187" w:type="dxa"/>
             <w:shd w:val="clear" w:color="auto" w:fill="D9D9D9" w:themeFill="background1" w:themeFillShade="D9"/>
           </w:tcPr>
           <w:p>
@@ -21293,7 +21298,7 @@
         </w:tc>
         <w:tc>
           <w:tcPr>
-            <w:tcW w:w="1903" w:type="dxa"/>
+            <w:tcW w:w="1869" w:type="dxa"/>
             <w:shd w:val="clear" w:color="auto" w:fill="D9D9D9" w:themeFill="background1" w:themeFillShade="D9"/>
           </w:tcPr>
           <w:p>
@@ -21320,22 +21325,21 @@
         </w:trPr>
         <w:tc>
           <w:tcPr>
-            <w:tcW w:w="413" w:type="dxa"/>
-            <w:shd w:val="clear" w:color="auto" w:fill="D9D9D9" w:themeFill="background1" w:themeFillShade="D9"/>
-          </w:tcPr>
-          <w:p>
-            <w:pPr>
-              <w:rPr>
-                <w:sz w:val="18"/>
-                <w:szCs w:val="18"/>
-              </w:rPr>
-            </w:pPr>
-            <w:r>
-              <w:rPr>
-                <w:sz w:val="18"/>
-                <w:szCs w:val="18"/>
-              </w:rPr>
-              <w:lastRenderedPageBreak/>
+            <w:tcW w:w="490" w:type="dxa"/>
+            <w:shd w:val="clear" w:color="auto" w:fill="D9D9D9" w:themeFill="background1" w:themeFillShade="D9"/>
+          </w:tcPr>
+          <w:p>
+            <w:pPr>
+              <w:rPr>
+                <w:sz w:val="18"/>
+                <w:szCs w:val="18"/>
+              </w:rPr>
+            </w:pPr>
+            <w:r>
+              <w:rPr>
+                <w:sz w:val="18"/>
+                <w:szCs w:val="18"/>
+              </w:rPr>
               <w:t>58</w:t>
             </w:r>
           </w:p>
@@ -21373,7 +21377,7 @@
         </w:tc>
         <w:tc>
           <w:tcPr>
-            <w:tcW w:w="1003" w:type="dxa"/>
+            <w:tcW w:w="990" w:type="dxa"/>
             <w:shd w:val="clear" w:color="auto" w:fill="D9D9D9" w:themeFill="background1" w:themeFillShade="D9"/>
           </w:tcPr>
           <w:p>
@@ -21395,7 +21399,7 @@
         </w:tc>
         <w:tc>
           <w:tcPr>
-            <w:tcW w:w="1057" w:type="dxa"/>
+            <w:tcW w:w="1189" w:type="dxa"/>
             <w:shd w:val="clear" w:color="auto" w:fill="D9D9D9" w:themeFill="background1" w:themeFillShade="D9"/>
           </w:tcPr>
           <w:p>
@@ -21416,7 +21420,7 @@
         </w:tc>
         <w:tc>
           <w:tcPr>
-            <w:tcW w:w="3580" w:type="dxa"/>
+            <w:tcW w:w="3424" w:type="dxa"/>
             <w:shd w:val="clear" w:color="auto" w:fill="D9D9D9" w:themeFill="background1" w:themeFillShade="D9"/>
           </w:tcPr>
           <w:p>
@@ -21440,7 +21444,7 @@
         </w:tc>
         <w:tc>
           <w:tcPr>
-            <w:tcW w:w="1193" w:type="dxa"/>
+            <w:tcW w:w="1187" w:type="dxa"/>
             <w:shd w:val="clear" w:color="auto" w:fill="D9D9D9" w:themeFill="background1" w:themeFillShade="D9"/>
           </w:tcPr>
           <w:p>
@@ -21461,7 +21465,7 @@
         </w:tc>
         <w:tc>
           <w:tcPr>
-            <w:tcW w:w="1903" w:type="dxa"/>
+            <w:tcW w:w="1869" w:type="dxa"/>
             <w:shd w:val="clear" w:color="auto" w:fill="D9D9D9" w:themeFill="background1" w:themeFillShade="D9"/>
           </w:tcPr>
           <w:p>
@@ -21488,7 +21492,7 @@
         </w:trPr>
         <w:tc>
           <w:tcPr>
-            <w:tcW w:w="413" w:type="dxa"/>
+            <w:tcW w:w="490" w:type="dxa"/>
             <w:shd w:val="clear" w:color="auto" w:fill="D9D9D9" w:themeFill="background1" w:themeFillShade="D9"/>
           </w:tcPr>
           <w:p>
@@ -21532,7 +21536,7 @@
         </w:tc>
         <w:tc>
           <w:tcPr>
-            <w:tcW w:w="1003" w:type="dxa"/>
+            <w:tcW w:w="990" w:type="dxa"/>
             <w:shd w:val="clear" w:color="auto" w:fill="D9D9D9" w:themeFill="background1" w:themeFillShade="D9"/>
           </w:tcPr>
           <w:p>
@@ -21554,7 +21558,7 @@
         </w:tc>
         <w:tc>
           <w:tcPr>
-            <w:tcW w:w="1057" w:type="dxa"/>
+            <w:tcW w:w="1189" w:type="dxa"/>
             <w:shd w:val="clear" w:color="auto" w:fill="D9D9D9" w:themeFill="background1" w:themeFillShade="D9"/>
           </w:tcPr>
           <w:p>
@@ -21575,7 +21579,7 @@
         </w:tc>
         <w:tc>
           <w:tcPr>
-            <w:tcW w:w="3580" w:type="dxa"/>
+            <w:tcW w:w="3424" w:type="dxa"/>
             <w:shd w:val="clear" w:color="auto" w:fill="D9D9D9" w:themeFill="background1" w:themeFillShade="D9"/>
           </w:tcPr>
           <w:p>
@@ -21596,7 +21600,7 @@
         </w:tc>
         <w:tc>
           <w:tcPr>
-            <w:tcW w:w="1193" w:type="dxa"/>
+            <w:tcW w:w="1187" w:type="dxa"/>
             <w:shd w:val="clear" w:color="auto" w:fill="D9D9D9" w:themeFill="background1" w:themeFillShade="D9"/>
           </w:tcPr>
           <w:p>
@@ -21617,7 +21621,7 @@
         </w:tc>
         <w:tc>
           <w:tcPr>
-            <w:tcW w:w="1903" w:type="dxa"/>
+            <w:tcW w:w="1869" w:type="dxa"/>
             <w:shd w:val="clear" w:color="auto" w:fill="D9D9D9" w:themeFill="background1" w:themeFillShade="D9"/>
           </w:tcPr>
           <w:p>
@@ -21644,7 +21648,7 @@
         </w:trPr>
         <w:tc>
           <w:tcPr>
-            <w:tcW w:w="413" w:type="dxa"/>
+            <w:tcW w:w="490" w:type="dxa"/>
             <w:shd w:val="clear" w:color="auto" w:fill="D9D9D9" w:themeFill="background1" w:themeFillShade="D9"/>
           </w:tcPr>
           <w:p>
@@ -21696,7 +21700,7 @@
         </w:tc>
         <w:tc>
           <w:tcPr>
-            <w:tcW w:w="1003" w:type="dxa"/>
+            <w:tcW w:w="990" w:type="dxa"/>
             <w:shd w:val="clear" w:color="auto" w:fill="D9D9D9" w:themeFill="background1" w:themeFillShade="D9"/>
           </w:tcPr>
           <w:p>
@@ -21718,7 +21722,7 @@
         </w:tc>
         <w:tc>
           <w:tcPr>
-            <w:tcW w:w="1057" w:type="dxa"/>
+            <w:tcW w:w="1189" w:type="dxa"/>
             <w:shd w:val="clear" w:color="auto" w:fill="D9D9D9" w:themeFill="background1" w:themeFillShade="D9"/>
           </w:tcPr>
           <w:p>
@@ -21739,7 +21743,7 @@
         </w:tc>
         <w:tc>
           <w:tcPr>
-            <w:tcW w:w="3580" w:type="dxa"/>
+            <w:tcW w:w="3424" w:type="dxa"/>
             <w:shd w:val="clear" w:color="auto" w:fill="D9D9D9" w:themeFill="background1" w:themeFillShade="D9"/>
           </w:tcPr>
           <w:p>
@@ -21783,7 +21787,7 @@
         </w:tc>
         <w:tc>
           <w:tcPr>
-            <w:tcW w:w="1193" w:type="dxa"/>
+            <w:tcW w:w="1187" w:type="dxa"/>
             <w:shd w:val="clear" w:color="auto" w:fill="D9D9D9" w:themeFill="background1" w:themeFillShade="D9"/>
           </w:tcPr>
           <w:p>
@@ -21804,7 +21808,7 @@
         </w:tc>
         <w:tc>
           <w:tcPr>
-            <w:tcW w:w="1903" w:type="dxa"/>
+            <w:tcW w:w="1869" w:type="dxa"/>
             <w:shd w:val="clear" w:color="auto" w:fill="D9D9D9" w:themeFill="background1" w:themeFillShade="D9"/>
           </w:tcPr>
           <w:p>
@@ -21831,7 +21835,7 @@
         </w:trPr>
         <w:tc>
           <w:tcPr>
-            <w:tcW w:w="413" w:type="dxa"/>
+            <w:tcW w:w="490" w:type="dxa"/>
             <w:shd w:val="clear" w:color="auto" w:fill="D9D9D9" w:themeFill="background1" w:themeFillShade="D9"/>
           </w:tcPr>
           <w:p>
@@ -21932,7 +21936,7 @@
         </w:tc>
         <w:tc>
           <w:tcPr>
-            <w:tcW w:w="1003" w:type="dxa"/>
+            <w:tcW w:w="990" w:type="dxa"/>
             <w:shd w:val="clear" w:color="auto" w:fill="D9D9D9" w:themeFill="background1" w:themeFillShade="D9"/>
           </w:tcPr>
           <w:p>
@@ -21954,7 +21958,7 @@
         </w:tc>
         <w:tc>
           <w:tcPr>
-            <w:tcW w:w="1057" w:type="dxa"/>
+            <w:tcW w:w="1189" w:type="dxa"/>
             <w:shd w:val="clear" w:color="auto" w:fill="D9D9D9" w:themeFill="background1" w:themeFillShade="D9"/>
           </w:tcPr>
           <w:p>
@@ -21975,7 +21979,7 @@
         </w:tc>
         <w:tc>
           <w:tcPr>
-            <w:tcW w:w="3580" w:type="dxa"/>
+            <w:tcW w:w="3424" w:type="dxa"/>
             <w:shd w:val="clear" w:color="auto" w:fill="D9D9D9" w:themeFill="background1" w:themeFillShade="D9"/>
           </w:tcPr>
           <w:p>
@@ -21996,7 +22000,7 @@
         </w:tc>
         <w:tc>
           <w:tcPr>
-            <w:tcW w:w="1193" w:type="dxa"/>
+            <w:tcW w:w="1187" w:type="dxa"/>
             <w:shd w:val="clear" w:color="auto" w:fill="D9D9D9" w:themeFill="background1" w:themeFillShade="D9"/>
           </w:tcPr>
           <w:p>
@@ -22017,7 +22021,7 @@
         </w:tc>
         <w:tc>
           <w:tcPr>
-            <w:tcW w:w="1903" w:type="dxa"/>
+            <w:tcW w:w="1869" w:type="dxa"/>
             <w:shd w:val="clear" w:color="auto" w:fill="D9D9D9" w:themeFill="background1" w:themeFillShade="D9"/>
           </w:tcPr>
           <w:p>
@@ -22044,7 +22048,7 @@
         </w:trPr>
         <w:tc>
           <w:tcPr>
-            <w:tcW w:w="413" w:type="dxa"/>
+            <w:tcW w:w="490" w:type="dxa"/>
             <w:shd w:val="clear" w:color="auto" w:fill="D9D9D9" w:themeFill="background1" w:themeFillShade="D9"/>
           </w:tcPr>
           <w:p>
@@ -22254,7 +22258,7 @@
         </w:tc>
         <w:tc>
           <w:tcPr>
-            <w:tcW w:w="1003" w:type="dxa"/>
+            <w:tcW w:w="990" w:type="dxa"/>
             <w:shd w:val="clear" w:color="auto" w:fill="D9D9D9" w:themeFill="background1" w:themeFillShade="D9"/>
           </w:tcPr>
           <w:p>
@@ -22276,7 +22280,7 @@
         </w:tc>
         <w:tc>
           <w:tcPr>
-            <w:tcW w:w="1057" w:type="dxa"/>
+            <w:tcW w:w="1189" w:type="dxa"/>
             <w:shd w:val="clear" w:color="auto" w:fill="D9D9D9" w:themeFill="background1" w:themeFillShade="D9"/>
           </w:tcPr>
           <w:p>
@@ -22297,7 +22301,7 @@
         </w:tc>
         <w:tc>
           <w:tcPr>
-            <w:tcW w:w="3580" w:type="dxa"/>
+            <w:tcW w:w="3424" w:type="dxa"/>
             <w:shd w:val="clear" w:color="auto" w:fill="D9D9D9" w:themeFill="background1" w:themeFillShade="D9"/>
           </w:tcPr>
           <w:p>
@@ -22318,7 +22322,7 @@
         </w:tc>
         <w:tc>
           <w:tcPr>
-            <w:tcW w:w="1193" w:type="dxa"/>
+            <w:tcW w:w="1187" w:type="dxa"/>
             <w:shd w:val="clear" w:color="auto" w:fill="D9D9D9" w:themeFill="background1" w:themeFillShade="D9"/>
           </w:tcPr>
           <w:p>
@@ -22339,7 +22343,7 @@
         </w:tc>
         <w:tc>
           <w:tcPr>
-            <w:tcW w:w="1903" w:type="dxa"/>
+            <w:tcW w:w="1869" w:type="dxa"/>
             <w:shd w:val="clear" w:color="auto" w:fill="D9D9D9" w:themeFill="background1" w:themeFillShade="D9"/>
           </w:tcPr>
           <w:p>
@@ -22366,7 +22370,7 @@
         </w:trPr>
         <w:tc>
           <w:tcPr>
-            <w:tcW w:w="413" w:type="dxa"/>
+            <w:tcW w:w="490" w:type="dxa"/>
             <w:shd w:val="clear" w:color="auto" w:fill="D9D9D9" w:themeFill="background1" w:themeFillShade="D9"/>
           </w:tcPr>
           <w:p>
@@ -22450,7 +22454,7 @@
         </w:tc>
         <w:tc>
           <w:tcPr>
-            <w:tcW w:w="1003" w:type="dxa"/>
+            <w:tcW w:w="990" w:type="dxa"/>
             <w:shd w:val="clear" w:color="auto" w:fill="D9D9D9" w:themeFill="background1" w:themeFillShade="D9"/>
           </w:tcPr>
           <w:p>
@@ -22472,7 +22476,7 @@
         </w:tc>
         <w:tc>
           <w:tcPr>
-            <w:tcW w:w="1057" w:type="dxa"/>
+            <w:tcW w:w="1189" w:type="dxa"/>
             <w:shd w:val="clear" w:color="auto" w:fill="D9D9D9" w:themeFill="background1" w:themeFillShade="D9"/>
           </w:tcPr>
           <w:p>
@@ -22493,7 +22497,7 @@
         </w:tc>
         <w:tc>
           <w:tcPr>
-            <w:tcW w:w="3580" w:type="dxa"/>
+            <w:tcW w:w="3424" w:type="dxa"/>
             <w:shd w:val="clear" w:color="auto" w:fill="D9D9D9" w:themeFill="background1" w:themeFillShade="D9"/>
           </w:tcPr>
           <w:p>
@@ -22514,7 +22518,7 @@
         </w:tc>
         <w:tc>
           <w:tcPr>
-            <w:tcW w:w="1193" w:type="dxa"/>
+            <w:tcW w:w="1187" w:type="dxa"/>
             <w:shd w:val="clear" w:color="auto" w:fill="D9D9D9" w:themeFill="background1" w:themeFillShade="D9"/>
           </w:tcPr>
           <w:p>
@@ -22535,7 +22539,7 @@
         </w:tc>
         <w:tc>
           <w:tcPr>
-            <w:tcW w:w="1903" w:type="dxa"/>
+            <w:tcW w:w="1869" w:type="dxa"/>
             <w:shd w:val="clear" w:color="auto" w:fill="D9D9D9" w:themeFill="background1" w:themeFillShade="D9"/>
           </w:tcPr>
           <w:p>
@@ -22562,7 +22566,7 @@
         </w:trPr>
         <w:tc>
           <w:tcPr>
-            <w:tcW w:w="413" w:type="dxa"/>
+            <w:tcW w:w="490" w:type="dxa"/>
             <w:shd w:val="clear" w:color="auto" w:fill="D9D9D9" w:themeFill="background1" w:themeFillShade="D9"/>
           </w:tcPr>
           <w:p>
@@ -22871,7 +22875,7 @@
         </w:tc>
         <w:tc>
           <w:tcPr>
-            <w:tcW w:w="1003" w:type="dxa"/>
+            <w:tcW w:w="990" w:type="dxa"/>
             <w:shd w:val="clear" w:color="auto" w:fill="D9D9D9" w:themeFill="background1" w:themeFillShade="D9"/>
           </w:tcPr>
           <w:p>
@@ -22893,7 +22897,7 @@
         </w:tc>
         <w:tc>
           <w:tcPr>
-            <w:tcW w:w="1057" w:type="dxa"/>
+            <w:tcW w:w="1189" w:type="dxa"/>
             <w:shd w:val="clear" w:color="auto" w:fill="D9D9D9" w:themeFill="background1" w:themeFillShade="D9"/>
           </w:tcPr>
           <w:p>
@@ -22914,7 +22918,7 @@
         </w:tc>
         <w:tc>
           <w:tcPr>
-            <w:tcW w:w="3580" w:type="dxa"/>
+            <w:tcW w:w="3424" w:type="dxa"/>
             <w:shd w:val="clear" w:color="auto" w:fill="D9D9D9" w:themeFill="background1" w:themeFillShade="D9"/>
           </w:tcPr>
           <w:p>
@@ -22935,7 +22939,7 @@
         </w:tc>
         <w:tc>
           <w:tcPr>
-            <w:tcW w:w="1193" w:type="dxa"/>
+            <w:tcW w:w="1187" w:type="dxa"/>
             <w:shd w:val="clear" w:color="auto" w:fill="D9D9D9" w:themeFill="background1" w:themeFillShade="D9"/>
           </w:tcPr>
           <w:p>
@@ -22956,7 +22960,7 @@
         </w:tc>
         <w:tc>
           <w:tcPr>
-            <w:tcW w:w="1903" w:type="dxa"/>
+            <w:tcW w:w="1869" w:type="dxa"/>
             <w:shd w:val="clear" w:color="auto" w:fill="D9D9D9" w:themeFill="background1" w:themeFillShade="D9"/>
           </w:tcPr>
           <w:p>
@@ -22983,7 +22987,7 @@
         </w:trPr>
         <w:tc>
           <w:tcPr>
-            <w:tcW w:w="413" w:type="dxa"/>
+            <w:tcW w:w="490" w:type="dxa"/>
             <w:shd w:val="clear" w:color="auto" w:fill="D9D9D9" w:themeFill="background1" w:themeFillShade="D9"/>
           </w:tcPr>
           <w:p>
@@ -23027,7 +23031,7 @@
         </w:tc>
         <w:tc>
           <w:tcPr>
-            <w:tcW w:w="1003" w:type="dxa"/>
+            <w:tcW w:w="990" w:type="dxa"/>
             <w:shd w:val="clear" w:color="auto" w:fill="D9D9D9" w:themeFill="background1" w:themeFillShade="D9"/>
           </w:tcPr>
           <w:p>
@@ -23049,7 +23053,7 @@
         </w:tc>
         <w:tc>
           <w:tcPr>
-            <w:tcW w:w="1057" w:type="dxa"/>
+            <w:tcW w:w="1189" w:type="dxa"/>
             <w:shd w:val="clear" w:color="auto" w:fill="D9D9D9" w:themeFill="background1" w:themeFillShade="D9"/>
           </w:tcPr>
           <w:p>
@@ -23070,7 +23074,7 @@
         </w:tc>
         <w:tc>
           <w:tcPr>
-            <w:tcW w:w="3580" w:type="dxa"/>
+            <w:tcW w:w="3424" w:type="dxa"/>
             <w:shd w:val="clear" w:color="auto" w:fill="D9D9D9" w:themeFill="background1" w:themeFillShade="D9"/>
           </w:tcPr>
           <w:p>
@@ -23091,7 +23095,7 @@
         </w:tc>
         <w:tc>
           <w:tcPr>
-            <w:tcW w:w="1193" w:type="dxa"/>
+            <w:tcW w:w="1187" w:type="dxa"/>
             <w:shd w:val="clear" w:color="auto" w:fill="D9D9D9" w:themeFill="background1" w:themeFillShade="D9"/>
           </w:tcPr>
           <w:p>
@@ -23112,7 +23116,7 @@
         </w:tc>
         <w:tc>
           <w:tcPr>
-            <w:tcW w:w="1903" w:type="dxa"/>
+            <w:tcW w:w="1869" w:type="dxa"/>
             <w:shd w:val="clear" w:color="auto" w:fill="D9D9D9" w:themeFill="background1" w:themeFillShade="D9"/>
           </w:tcPr>
           <w:p>
@@ -23139,7 +23143,7 @@
         </w:trPr>
         <w:tc>
           <w:tcPr>
-            <w:tcW w:w="413" w:type="dxa"/>
+            <w:tcW w:w="490" w:type="dxa"/>
             <w:shd w:val="clear" w:color="auto" w:fill="D9D9D9" w:themeFill="background1" w:themeFillShade="D9"/>
           </w:tcPr>
           <w:p>
@@ -23183,7 +23187,7 @@
         </w:tc>
         <w:tc>
           <w:tcPr>
-            <w:tcW w:w="1003" w:type="dxa"/>
+            <w:tcW w:w="990" w:type="dxa"/>
             <w:shd w:val="clear" w:color="auto" w:fill="D9D9D9" w:themeFill="background1" w:themeFillShade="D9"/>
           </w:tcPr>
           <w:p>
@@ -23205,7 +23209,7 @@
         </w:tc>
         <w:tc>
           <w:tcPr>
-            <w:tcW w:w="1057" w:type="dxa"/>
+            <w:tcW w:w="1189" w:type="dxa"/>
             <w:shd w:val="clear" w:color="auto" w:fill="D9D9D9" w:themeFill="background1" w:themeFillShade="D9"/>
           </w:tcPr>
           <w:p>
@@ -23226,7 +23230,7 @@
         </w:tc>
         <w:tc>
           <w:tcPr>
-            <w:tcW w:w="3580" w:type="dxa"/>
+            <w:tcW w:w="3424" w:type="dxa"/>
             <w:shd w:val="clear" w:color="auto" w:fill="D9D9D9" w:themeFill="background1" w:themeFillShade="D9"/>
           </w:tcPr>
           <w:p>
@@ -23311,7 +23315,7 @@
         </w:tc>
         <w:tc>
           <w:tcPr>
-            <w:tcW w:w="1193" w:type="dxa"/>
+            <w:tcW w:w="1187" w:type="dxa"/>
             <w:shd w:val="clear" w:color="auto" w:fill="D9D9D9" w:themeFill="background1" w:themeFillShade="D9"/>
           </w:tcPr>
           <w:p>
@@ -23332,7 +23336,7 @@
         </w:tc>
         <w:tc>
           <w:tcPr>
-            <w:tcW w:w="1903" w:type="dxa"/>
+            <w:tcW w:w="1869" w:type="dxa"/>
             <w:shd w:val="clear" w:color="auto" w:fill="D9D9D9" w:themeFill="background1" w:themeFillShade="D9"/>
           </w:tcPr>
           <w:p>
@@ -23359,21 +23363,22 @@
         </w:trPr>
         <w:tc>
           <w:tcPr>
-            <w:tcW w:w="413" w:type="dxa"/>
-            <w:shd w:val="clear" w:color="auto" w:fill="D9D9D9" w:themeFill="background1" w:themeFillShade="D9"/>
-          </w:tcPr>
-          <w:p>
-            <w:pPr>
-              <w:rPr>
-                <w:sz w:val="18"/>
-                <w:szCs w:val="18"/>
-              </w:rPr>
-            </w:pPr>
-            <w:r>
-              <w:rPr>
-                <w:sz w:val="18"/>
-                <w:szCs w:val="18"/>
-              </w:rPr>
+            <w:tcW w:w="490" w:type="dxa"/>
+            <w:shd w:val="clear" w:color="auto" w:fill="D9D9D9" w:themeFill="background1" w:themeFillShade="D9"/>
+          </w:tcPr>
+          <w:p>
+            <w:pPr>
+              <w:rPr>
+                <w:sz w:val="18"/>
+                <w:szCs w:val="18"/>
+              </w:rPr>
+            </w:pPr>
+            <w:r>
+              <w:rPr>
+                <w:sz w:val="18"/>
+                <w:szCs w:val="18"/>
+              </w:rPr>
+              <w:lastRenderedPageBreak/>
               <w:t>67</w:t>
             </w:r>
           </w:p>
@@ -23403,7 +23408,7 @@
         </w:tc>
         <w:tc>
           <w:tcPr>
-            <w:tcW w:w="1003" w:type="dxa"/>
+            <w:tcW w:w="990" w:type="dxa"/>
             <w:shd w:val="clear" w:color="auto" w:fill="D9D9D9" w:themeFill="background1" w:themeFillShade="D9"/>
           </w:tcPr>
           <w:p>
@@ -23425,7 +23430,7 @@
         </w:tc>
         <w:tc>
           <w:tcPr>
-            <w:tcW w:w="1057" w:type="dxa"/>
+            <w:tcW w:w="1189" w:type="dxa"/>
             <w:shd w:val="clear" w:color="auto" w:fill="D9D9D9" w:themeFill="background1" w:themeFillShade="D9"/>
           </w:tcPr>
           <w:p>
@@ -23446,7 +23451,7 @@
         </w:tc>
         <w:tc>
           <w:tcPr>
-            <w:tcW w:w="3580" w:type="dxa"/>
+            <w:tcW w:w="3424" w:type="dxa"/>
             <w:shd w:val="clear" w:color="auto" w:fill="D9D9D9" w:themeFill="background1" w:themeFillShade="D9"/>
           </w:tcPr>
           <w:p>
@@ -23467,7 +23472,7 @@
         </w:tc>
         <w:tc>
           <w:tcPr>
-            <w:tcW w:w="1193" w:type="dxa"/>
+            <w:tcW w:w="1187" w:type="dxa"/>
             <w:shd w:val="clear" w:color="auto" w:fill="D9D9D9" w:themeFill="background1" w:themeFillShade="D9"/>
           </w:tcPr>
           <w:p>
@@ -23488,7 +23493,7 @@
         </w:tc>
         <w:tc>
           <w:tcPr>
-            <w:tcW w:w="1903" w:type="dxa"/>
+            <w:tcW w:w="1869" w:type="dxa"/>
             <w:shd w:val="clear" w:color="auto" w:fill="D9D9D9" w:themeFill="background1" w:themeFillShade="D9"/>
           </w:tcPr>
           <w:p>
@@ -23515,22 +23520,21 @@
         </w:trPr>
         <w:tc>
           <w:tcPr>
-            <w:tcW w:w="413" w:type="dxa"/>
-            <w:shd w:val="clear" w:color="auto" w:fill="D9D9D9" w:themeFill="background1" w:themeFillShade="D9"/>
-          </w:tcPr>
-          <w:p>
-            <w:pPr>
-              <w:rPr>
-                <w:sz w:val="18"/>
-                <w:szCs w:val="18"/>
-              </w:rPr>
-            </w:pPr>
-            <w:r>
-              <w:rPr>
-                <w:sz w:val="18"/>
-                <w:szCs w:val="18"/>
-              </w:rPr>
-              <w:lastRenderedPageBreak/>
+            <w:tcW w:w="490" w:type="dxa"/>
+            <w:shd w:val="clear" w:color="auto" w:fill="D9D9D9" w:themeFill="background1" w:themeFillShade="D9"/>
+          </w:tcPr>
+          <w:p>
+            <w:pPr>
+              <w:rPr>
+                <w:sz w:val="18"/>
+                <w:szCs w:val="18"/>
+              </w:rPr>
+            </w:pPr>
+            <w:r>
+              <w:rPr>
+                <w:sz w:val="18"/>
+                <w:szCs w:val="18"/>
+              </w:rPr>
               <w:t>68</w:t>
             </w:r>
           </w:p>
@@ -23560,7 +23564,7 @@
         </w:tc>
         <w:tc>
           <w:tcPr>
-            <w:tcW w:w="1003" w:type="dxa"/>
+            <w:tcW w:w="990" w:type="dxa"/>
             <w:shd w:val="clear" w:color="auto" w:fill="D9D9D9" w:themeFill="background1" w:themeFillShade="D9"/>
           </w:tcPr>
           <w:p>
@@ -23582,7 +23586,7 @@
         </w:tc>
         <w:tc>
           <w:tcPr>
-            <w:tcW w:w="1057" w:type="dxa"/>
+            <w:tcW w:w="1189" w:type="dxa"/>
             <w:shd w:val="clear" w:color="auto" w:fill="D9D9D9" w:themeFill="background1" w:themeFillShade="D9"/>
           </w:tcPr>
           <w:p>
@@ -23603,7 +23607,7 @@
         </w:tc>
         <w:tc>
           <w:tcPr>
-            <w:tcW w:w="3580" w:type="dxa"/>
+            <w:tcW w:w="3424" w:type="dxa"/>
             <w:shd w:val="clear" w:color="auto" w:fill="D9D9D9" w:themeFill="background1" w:themeFillShade="D9"/>
           </w:tcPr>
           <w:p>
@@ -23624,7 +23628,7 @@
         </w:tc>
         <w:tc>
           <w:tcPr>
-            <w:tcW w:w="1193" w:type="dxa"/>
+            <w:tcW w:w="1187" w:type="dxa"/>
             <w:shd w:val="clear" w:color="auto" w:fill="D9D9D9" w:themeFill="background1" w:themeFillShade="D9"/>
           </w:tcPr>
           <w:p>
@@ -23659,7 +23663,7 @@
         </w:tc>
         <w:tc>
           <w:tcPr>
-            <w:tcW w:w="1903" w:type="dxa"/>
+            <w:tcW w:w="1869" w:type="dxa"/>
             <w:shd w:val="clear" w:color="auto" w:fill="D9D9D9" w:themeFill="background1" w:themeFillShade="D9"/>
           </w:tcPr>
           <w:p>
@@ -23686,7 +23690,7 @@
         </w:trPr>
         <w:tc>
           <w:tcPr>
-            <w:tcW w:w="413" w:type="dxa"/>
+            <w:tcW w:w="490" w:type="dxa"/>
             <w:shd w:val="clear" w:color="auto" w:fill="D9D9D9" w:themeFill="background1" w:themeFillShade="D9"/>
           </w:tcPr>
           <w:p>
@@ -23764,7 +23768,7 @@
         </w:tc>
         <w:tc>
           <w:tcPr>
-            <w:tcW w:w="1003" w:type="dxa"/>
+            <w:tcW w:w="990" w:type="dxa"/>
             <w:shd w:val="clear" w:color="auto" w:fill="D9D9D9" w:themeFill="background1" w:themeFillShade="D9"/>
           </w:tcPr>
           <w:p>
@@ -23786,7 +23790,7 @@
         </w:tc>
         <w:tc>
           <w:tcPr>
-            <w:tcW w:w="1057" w:type="dxa"/>
+            <w:tcW w:w="1189" w:type="dxa"/>
             <w:shd w:val="clear" w:color="auto" w:fill="D9D9D9" w:themeFill="background1" w:themeFillShade="D9"/>
           </w:tcPr>
           <w:p>
@@ -23807,7 +23811,7 @@
         </w:tc>
         <w:tc>
           <w:tcPr>
-            <w:tcW w:w="3580" w:type="dxa"/>
+            <w:tcW w:w="3424" w:type="dxa"/>
             <w:shd w:val="clear" w:color="auto" w:fill="D9D9D9" w:themeFill="background1" w:themeFillShade="D9"/>
           </w:tcPr>
           <w:p>
@@ -23889,7 +23893,7 @@
         </w:tc>
         <w:tc>
           <w:tcPr>
-            <w:tcW w:w="1193" w:type="dxa"/>
+            <w:tcW w:w="1187" w:type="dxa"/>
             <w:shd w:val="clear" w:color="auto" w:fill="D9D9D9" w:themeFill="background1" w:themeFillShade="D9"/>
           </w:tcPr>
           <w:p>
@@ -23910,7 +23914,7 @@
         </w:tc>
         <w:tc>
           <w:tcPr>
-            <w:tcW w:w="1903" w:type="dxa"/>
+            <w:tcW w:w="1869" w:type="dxa"/>
             <w:shd w:val="clear" w:color="auto" w:fill="D9D9D9" w:themeFill="background1" w:themeFillShade="D9"/>
           </w:tcPr>
           <w:p>
@@ -23937,7 +23941,7 @@
         </w:trPr>
         <w:tc>
           <w:tcPr>
-            <w:tcW w:w="413" w:type="dxa"/>
+            <w:tcW w:w="490" w:type="dxa"/>
             <w:shd w:val="clear" w:color="auto" w:fill="D9D9D9" w:themeFill="background1" w:themeFillShade="D9"/>
           </w:tcPr>
           <w:p>
@@ -24005,7 +24009,7 @@
         </w:tc>
         <w:tc>
           <w:tcPr>
-            <w:tcW w:w="1003" w:type="dxa"/>
+            <w:tcW w:w="990" w:type="dxa"/>
             <w:shd w:val="clear" w:color="auto" w:fill="D9D9D9" w:themeFill="background1" w:themeFillShade="D9"/>
           </w:tcPr>
           <w:p>
@@ -24027,7 +24031,7 @@
         </w:tc>
         <w:tc>
           <w:tcPr>
-            <w:tcW w:w="1057" w:type="dxa"/>
+            <w:tcW w:w="1189" w:type="dxa"/>
             <w:shd w:val="clear" w:color="auto" w:fill="D9D9D9" w:themeFill="background1" w:themeFillShade="D9"/>
           </w:tcPr>
           <w:p>
@@ -24048,7 +24052,7 @@
         </w:tc>
         <w:tc>
           <w:tcPr>
-            <w:tcW w:w="3580" w:type="dxa"/>
+            <w:tcW w:w="3424" w:type="dxa"/>
             <w:shd w:val="clear" w:color="auto" w:fill="D9D9D9" w:themeFill="background1" w:themeFillShade="D9"/>
           </w:tcPr>
           <w:p>
@@ -24094,21 +24098,21 @@
         </w:tc>
         <w:tc>
           <w:tcPr>
-            <w:tcW w:w="1193" w:type="dxa"/>
-            <w:shd w:val="clear" w:color="auto" w:fill="D9D9D9" w:themeFill="background1" w:themeFillShade="D9"/>
-          </w:tcPr>
-          <w:p>
-            <w:pPr>
-              <w:rPr>
-                <w:sz w:val="18"/>
-                <w:szCs w:val="18"/>
-              </w:rPr>
-            </w:pPr>
-          </w:p>
-        </w:tc>
-        <w:tc>
-          <w:tcPr>
-            <w:tcW w:w="1903" w:type="dxa"/>
+            <w:tcW w:w="1187" w:type="dxa"/>
+            <w:shd w:val="clear" w:color="auto" w:fill="D9D9D9" w:themeFill="background1" w:themeFillShade="D9"/>
+          </w:tcPr>
+          <w:p>
+            <w:pPr>
+              <w:rPr>
+                <w:sz w:val="18"/>
+                <w:szCs w:val="18"/>
+              </w:rPr>
+            </w:pPr>
+          </w:p>
+        </w:tc>
+        <w:tc>
+          <w:tcPr>
+            <w:tcW w:w="1869" w:type="dxa"/>
             <w:shd w:val="clear" w:color="auto" w:fill="D9D9D9" w:themeFill="background1" w:themeFillShade="D9"/>
           </w:tcPr>
           <w:p>
@@ -24135,7 +24139,7 @@
         </w:trPr>
         <w:tc>
           <w:tcPr>
-            <w:tcW w:w="413" w:type="dxa"/>
+            <w:tcW w:w="490" w:type="dxa"/>
             <w:shd w:val="clear" w:color="auto" w:fill="D9D9D9" w:themeFill="background1" w:themeFillShade="D9"/>
           </w:tcPr>
           <w:p>
@@ -24179,7 +24183,7 @@
         </w:tc>
         <w:tc>
           <w:tcPr>
-            <w:tcW w:w="1003" w:type="dxa"/>
+            <w:tcW w:w="990" w:type="dxa"/>
             <w:shd w:val="clear" w:color="auto" w:fill="D9D9D9" w:themeFill="background1" w:themeFillShade="D9"/>
           </w:tcPr>
           <w:p>
@@ -24200,7 +24204,7 @@
         </w:tc>
         <w:tc>
           <w:tcPr>
-            <w:tcW w:w="1057" w:type="dxa"/>
+            <w:tcW w:w="1189" w:type="dxa"/>
             <w:shd w:val="clear" w:color="auto" w:fill="D9D9D9" w:themeFill="background1" w:themeFillShade="D9"/>
           </w:tcPr>
           <w:p>
@@ -24221,7 +24225,7 @@
         </w:tc>
         <w:tc>
           <w:tcPr>
-            <w:tcW w:w="3580" w:type="dxa"/>
+            <w:tcW w:w="3424" w:type="dxa"/>
             <w:shd w:val="clear" w:color="auto" w:fill="D9D9D9" w:themeFill="background1" w:themeFillShade="D9"/>
           </w:tcPr>
           <w:p>
@@ -24256,7 +24260,7 @@
         </w:tc>
         <w:tc>
           <w:tcPr>
-            <w:tcW w:w="1193" w:type="dxa"/>
+            <w:tcW w:w="1187" w:type="dxa"/>
             <w:shd w:val="clear" w:color="auto" w:fill="D9D9D9" w:themeFill="background1" w:themeFillShade="D9"/>
           </w:tcPr>
           <w:p>
@@ -24277,7 +24281,7 @@
         </w:tc>
         <w:tc>
           <w:tcPr>
-            <w:tcW w:w="1903" w:type="dxa"/>
+            <w:tcW w:w="1869" w:type="dxa"/>
             <w:shd w:val="clear" w:color="auto" w:fill="D9D9D9" w:themeFill="background1" w:themeFillShade="D9"/>
           </w:tcPr>
           <w:p>
@@ -24304,7 +24308,7 @@
         </w:trPr>
         <w:tc>
           <w:tcPr>
-            <w:tcW w:w="413" w:type="dxa"/>
+            <w:tcW w:w="490" w:type="dxa"/>
             <w:shd w:val="clear" w:color="auto" w:fill="D9D9D9" w:themeFill="background1" w:themeFillShade="D9"/>
           </w:tcPr>
           <w:p>
@@ -24340,6 +24344,7 @@
           <w:tbl>
             <w:tblPr>
               <w:tblW w:w="4080" w:type="dxa"/>
+              <w:tblLayout w:type="fixed"/>
               <w:tblLook w:val="04A0" w:firstRow="1" w:lastRow="0" w:firstColumn="1" w:lastColumn="0" w:noHBand="0" w:noVBand="1"/>
             </w:tblPr>
             <w:tblGrid>
@@ -24581,7 +24586,7 @@
         </w:tc>
         <w:tc>
           <w:tcPr>
-            <w:tcW w:w="1003" w:type="dxa"/>
+            <w:tcW w:w="990" w:type="dxa"/>
             <w:shd w:val="clear" w:color="auto" w:fill="D9D9D9" w:themeFill="background1" w:themeFillShade="D9"/>
           </w:tcPr>
           <w:p>
@@ -24603,7 +24608,7 @@
         </w:tc>
         <w:tc>
           <w:tcPr>
-            <w:tcW w:w="1057" w:type="dxa"/>
+            <w:tcW w:w="1189" w:type="dxa"/>
             <w:shd w:val="clear" w:color="auto" w:fill="D9D9D9" w:themeFill="background1" w:themeFillShade="D9"/>
           </w:tcPr>
           <w:p>
@@ -24625,35 +24630,35 @@
         </w:tc>
         <w:tc>
           <w:tcPr>
-            <w:tcW w:w="3580" w:type="dxa"/>
-            <w:shd w:val="clear" w:color="auto" w:fill="D9D9D9" w:themeFill="background1" w:themeFillShade="D9"/>
-          </w:tcPr>
-          <w:p>
-            <w:pPr>
-              <w:rPr>
-                <w:sz w:val="18"/>
-                <w:szCs w:val="18"/>
-              </w:rPr>
-            </w:pPr>
-          </w:p>
-        </w:tc>
-        <w:tc>
-          <w:tcPr>
-            <w:tcW w:w="1193" w:type="dxa"/>
-            <w:shd w:val="clear" w:color="auto" w:fill="D9D9D9" w:themeFill="background1" w:themeFillShade="D9"/>
-          </w:tcPr>
-          <w:p>
-            <w:pPr>
-              <w:rPr>
-                <w:sz w:val="18"/>
-                <w:szCs w:val="18"/>
-              </w:rPr>
-            </w:pPr>
-          </w:p>
-        </w:tc>
-        <w:tc>
-          <w:tcPr>
-            <w:tcW w:w="1903" w:type="dxa"/>
+            <w:tcW w:w="3424" w:type="dxa"/>
+            <w:shd w:val="clear" w:color="auto" w:fill="D9D9D9" w:themeFill="background1" w:themeFillShade="D9"/>
+          </w:tcPr>
+          <w:p>
+            <w:pPr>
+              <w:rPr>
+                <w:sz w:val="18"/>
+                <w:szCs w:val="18"/>
+              </w:rPr>
+            </w:pPr>
+          </w:p>
+        </w:tc>
+        <w:tc>
+          <w:tcPr>
+            <w:tcW w:w="1187" w:type="dxa"/>
+            <w:shd w:val="clear" w:color="auto" w:fill="D9D9D9" w:themeFill="background1" w:themeFillShade="D9"/>
+          </w:tcPr>
+          <w:p>
+            <w:pPr>
+              <w:rPr>
+                <w:sz w:val="18"/>
+                <w:szCs w:val="18"/>
+              </w:rPr>
+            </w:pPr>
+          </w:p>
+        </w:tc>
+        <w:tc>
+          <w:tcPr>
+            <w:tcW w:w="1869" w:type="dxa"/>
             <w:shd w:val="clear" w:color="auto" w:fill="D9D9D9" w:themeFill="background1" w:themeFillShade="D9"/>
           </w:tcPr>
           <w:p>
@@ -24680,7 +24685,7 @@
         </w:trPr>
         <w:tc>
           <w:tcPr>
-            <w:tcW w:w="413" w:type="dxa"/>
+            <w:tcW w:w="490" w:type="dxa"/>
             <w:shd w:val="clear" w:color="auto" w:fill="D9D9D9" w:themeFill="background1" w:themeFillShade="D9"/>
           </w:tcPr>
           <w:p>
@@ -24778,7 +24783,7 @@
         </w:tc>
         <w:tc>
           <w:tcPr>
-            <w:tcW w:w="1003" w:type="dxa"/>
+            <w:tcW w:w="990" w:type="dxa"/>
             <w:shd w:val="clear" w:color="auto" w:fill="D9D9D9" w:themeFill="background1" w:themeFillShade="D9"/>
           </w:tcPr>
           <w:p>
@@ -24800,7 +24805,7 @@
         </w:tc>
         <w:tc>
           <w:tcPr>
-            <w:tcW w:w="1057" w:type="dxa"/>
+            <w:tcW w:w="1189" w:type="dxa"/>
             <w:shd w:val="clear" w:color="auto" w:fill="D9D9D9" w:themeFill="background1" w:themeFillShade="D9"/>
           </w:tcPr>
           <w:p>
@@ -24822,7 +24827,7 @@
         </w:tc>
         <w:tc>
           <w:tcPr>
-            <w:tcW w:w="3580" w:type="dxa"/>
+            <w:tcW w:w="3424" w:type="dxa"/>
             <w:shd w:val="clear" w:color="auto" w:fill="D9D9D9" w:themeFill="background1" w:themeFillShade="D9"/>
           </w:tcPr>
           <w:p>
@@ -24896,7 +24901,7 @@
         </w:tc>
         <w:tc>
           <w:tcPr>
-            <w:tcW w:w="1193" w:type="dxa"/>
+            <w:tcW w:w="1187" w:type="dxa"/>
             <w:shd w:val="clear" w:color="auto" w:fill="D9D9D9" w:themeFill="background1" w:themeFillShade="D9"/>
           </w:tcPr>
           <w:p>
@@ -24917,7 +24922,7 @@
         </w:tc>
         <w:tc>
           <w:tcPr>
-            <w:tcW w:w="1903" w:type="dxa"/>
+            <w:tcW w:w="1869" w:type="dxa"/>
             <w:shd w:val="clear" w:color="auto" w:fill="D9D9D9" w:themeFill="background1" w:themeFillShade="D9"/>
           </w:tcPr>
           <w:p>
@@ -24944,7 +24949,7 @@
         </w:trPr>
         <w:tc>
           <w:tcPr>
-            <w:tcW w:w="413" w:type="dxa"/>
+            <w:tcW w:w="490" w:type="dxa"/>
             <w:shd w:val="clear" w:color="auto" w:fill="D9D9D9" w:themeFill="background1" w:themeFillShade="D9"/>
           </w:tcPr>
           <w:p>
@@ -25057,7 +25062,7 @@
         </w:tc>
         <w:tc>
           <w:tcPr>
-            <w:tcW w:w="1003" w:type="dxa"/>
+            <w:tcW w:w="990" w:type="dxa"/>
             <w:shd w:val="clear" w:color="auto" w:fill="D9D9D9" w:themeFill="background1" w:themeFillShade="D9"/>
           </w:tcPr>
           <w:p>
@@ -25079,7 +25084,7 @@
         </w:tc>
         <w:tc>
           <w:tcPr>
-            <w:tcW w:w="1057" w:type="dxa"/>
+            <w:tcW w:w="1189" w:type="dxa"/>
             <w:shd w:val="clear" w:color="auto" w:fill="D9D9D9" w:themeFill="background1" w:themeFillShade="D9"/>
           </w:tcPr>
           <w:p>
@@ -25101,7 +25106,7 @@
         </w:tc>
         <w:tc>
           <w:tcPr>
-            <w:tcW w:w="3580" w:type="dxa"/>
+            <w:tcW w:w="3424" w:type="dxa"/>
             <w:shd w:val="clear" w:color="auto" w:fill="D9D9D9" w:themeFill="background1" w:themeFillShade="D9"/>
           </w:tcPr>
           <w:p>
@@ -25147,21 +25152,21 @@
         </w:tc>
         <w:tc>
           <w:tcPr>
-            <w:tcW w:w="1193" w:type="dxa"/>
-            <w:shd w:val="clear" w:color="auto" w:fill="D9D9D9" w:themeFill="background1" w:themeFillShade="D9"/>
-          </w:tcPr>
-          <w:p>
-            <w:pPr>
-              <w:rPr>
-                <w:sz w:val="18"/>
-                <w:szCs w:val="18"/>
-              </w:rPr>
-            </w:pPr>
-          </w:p>
-        </w:tc>
-        <w:tc>
-          <w:tcPr>
-            <w:tcW w:w="1903" w:type="dxa"/>
+            <w:tcW w:w="1187" w:type="dxa"/>
+            <w:shd w:val="clear" w:color="auto" w:fill="D9D9D9" w:themeFill="background1" w:themeFillShade="D9"/>
+          </w:tcPr>
+          <w:p>
+            <w:pPr>
+              <w:rPr>
+                <w:sz w:val="18"/>
+                <w:szCs w:val="18"/>
+              </w:rPr>
+            </w:pPr>
+          </w:p>
+        </w:tc>
+        <w:tc>
+          <w:tcPr>
+            <w:tcW w:w="1869" w:type="dxa"/>
             <w:shd w:val="clear" w:color="auto" w:fill="D9D9D9" w:themeFill="background1" w:themeFillShade="D9"/>
           </w:tcPr>
           <w:p>
@@ -25188,7 +25193,7 @@
         </w:trPr>
         <w:tc>
           <w:tcPr>
-            <w:tcW w:w="413" w:type="dxa"/>
+            <w:tcW w:w="490" w:type="dxa"/>
             <w:shd w:val="clear" w:color="auto" w:fill="D9D9D9" w:themeFill="background1" w:themeFillShade="D9"/>
           </w:tcPr>
           <w:p>
@@ -25255,7 +25260,7 @@
         </w:tc>
         <w:tc>
           <w:tcPr>
-            <w:tcW w:w="1003" w:type="dxa"/>
+            <w:tcW w:w="990" w:type="dxa"/>
             <w:shd w:val="clear" w:color="auto" w:fill="D9D9D9" w:themeFill="background1" w:themeFillShade="D9"/>
           </w:tcPr>
           <w:p>
@@ -25277,7 +25282,7 @@
         </w:tc>
         <w:tc>
           <w:tcPr>
-            <w:tcW w:w="1057" w:type="dxa"/>
+            <w:tcW w:w="1189" w:type="dxa"/>
             <w:shd w:val="clear" w:color="auto" w:fill="D9D9D9" w:themeFill="background1" w:themeFillShade="D9"/>
           </w:tcPr>
           <w:p>
@@ -25299,7 +25304,7 @@
         </w:tc>
         <w:tc>
           <w:tcPr>
-            <w:tcW w:w="3580" w:type="dxa"/>
+            <w:tcW w:w="3424" w:type="dxa"/>
             <w:shd w:val="clear" w:color="auto" w:fill="D9D9D9" w:themeFill="background1" w:themeFillShade="D9"/>
           </w:tcPr>
           <w:p>
@@ -25320,7 +25325,7 @@
         </w:tc>
         <w:tc>
           <w:tcPr>
-            <w:tcW w:w="1193" w:type="dxa"/>
+            <w:tcW w:w="1187" w:type="dxa"/>
             <w:shd w:val="clear" w:color="auto" w:fill="D9D9D9" w:themeFill="background1" w:themeFillShade="D9"/>
           </w:tcPr>
           <w:p>
@@ -25341,7 +25346,7 @@
         </w:tc>
         <w:tc>
           <w:tcPr>
-            <w:tcW w:w="1903" w:type="dxa"/>
+            <w:tcW w:w="1869" w:type="dxa"/>
             <w:shd w:val="clear" w:color="auto" w:fill="D9D9D9" w:themeFill="background1" w:themeFillShade="D9"/>
           </w:tcPr>
           <w:p>
@@ -25368,7 +25373,7 @@
         </w:trPr>
         <w:tc>
           <w:tcPr>
-            <w:tcW w:w="413" w:type="dxa"/>
+            <w:tcW w:w="490" w:type="dxa"/>
             <w:shd w:val="clear" w:color="auto" w:fill="D9D9D9" w:themeFill="background1" w:themeFillShade="D9"/>
           </w:tcPr>
           <w:p>
@@ -25412,7 +25417,7 @@
         </w:tc>
         <w:tc>
           <w:tcPr>
-            <w:tcW w:w="1003" w:type="dxa"/>
+            <w:tcW w:w="990" w:type="dxa"/>
             <w:shd w:val="clear" w:color="auto" w:fill="D9D9D9" w:themeFill="background1" w:themeFillShade="D9"/>
           </w:tcPr>
           <w:p>
@@ -25434,7 +25439,7 @@
         </w:tc>
         <w:tc>
           <w:tcPr>
-            <w:tcW w:w="1057" w:type="dxa"/>
+            <w:tcW w:w="1189" w:type="dxa"/>
             <w:shd w:val="clear" w:color="auto" w:fill="D9D9D9" w:themeFill="background1" w:themeFillShade="D9"/>
           </w:tcPr>
           <w:p>
@@ -25456,7 +25461,7 @@
         </w:tc>
         <w:tc>
           <w:tcPr>
-            <w:tcW w:w="3580" w:type="dxa"/>
+            <w:tcW w:w="3424" w:type="dxa"/>
             <w:shd w:val="clear" w:color="auto" w:fill="D9D9D9" w:themeFill="background1" w:themeFillShade="D9"/>
           </w:tcPr>
           <w:p>
@@ -25492,7 +25497,7 @@
         </w:tc>
         <w:tc>
           <w:tcPr>
-            <w:tcW w:w="1193" w:type="dxa"/>
+            <w:tcW w:w="1187" w:type="dxa"/>
             <w:shd w:val="clear" w:color="auto" w:fill="D9D9D9" w:themeFill="background1" w:themeFillShade="D9"/>
           </w:tcPr>
           <w:p>
@@ -25513,7 +25518,7 @@
         </w:tc>
         <w:tc>
           <w:tcPr>
-            <w:tcW w:w="1903" w:type="dxa"/>
+            <w:tcW w:w="1869" w:type="dxa"/>
             <w:shd w:val="clear" w:color="auto" w:fill="D9D9D9" w:themeFill="background1" w:themeFillShade="D9"/>
           </w:tcPr>
           <w:p>
@@ -25540,7 +25545,7 @@
         </w:trPr>
         <w:tc>
           <w:tcPr>
-            <w:tcW w:w="413" w:type="dxa"/>
+            <w:tcW w:w="490" w:type="dxa"/>
             <w:shd w:val="clear" w:color="auto" w:fill="D9D9D9" w:themeFill="background1" w:themeFillShade="D9"/>
           </w:tcPr>
           <w:p>
@@ -25584,7 +25589,7 @@
         </w:tc>
         <w:tc>
           <w:tcPr>
-            <w:tcW w:w="1003" w:type="dxa"/>
+            <w:tcW w:w="990" w:type="dxa"/>
             <w:shd w:val="clear" w:color="auto" w:fill="D9D9D9" w:themeFill="background1" w:themeFillShade="D9"/>
           </w:tcPr>
           <w:p>
@@ -25606,7 +25611,7 @@
         </w:tc>
         <w:tc>
           <w:tcPr>
-            <w:tcW w:w="1057" w:type="dxa"/>
+            <w:tcW w:w="1189" w:type="dxa"/>
             <w:shd w:val="clear" w:color="auto" w:fill="D9D9D9" w:themeFill="background1" w:themeFillShade="D9"/>
           </w:tcPr>
           <w:p>
@@ -25628,7 +25633,7 @@
         </w:tc>
         <w:tc>
           <w:tcPr>
-            <w:tcW w:w="3580" w:type="dxa"/>
+            <w:tcW w:w="3424" w:type="dxa"/>
             <w:shd w:val="clear" w:color="auto" w:fill="D9D9D9" w:themeFill="background1" w:themeFillShade="D9"/>
           </w:tcPr>
           <w:p>
@@ -25709,7 +25714,7 @@
         </w:tc>
         <w:tc>
           <w:tcPr>
-            <w:tcW w:w="1193" w:type="dxa"/>
+            <w:tcW w:w="1187" w:type="dxa"/>
             <w:shd w:val="clear" w:color="auto" w:fill="D9D9D9" w:themeFill="background1" w:themeFillShade="D9"/>
           </w:tcPr>
           <w:p>
@@ -25730,7 +25735,7 @@
         </w:tc>
         <w:tc>
           <w:tcPr>
-            <w:tcW w:w="1903" w:type="dxa"/>
+            <w:tcW w:w="1869" w:type="dxa"/>
             <w:shd w:val="clear" w:color="auto" w:fill="D9D9D9" w:themeFill="background1" w:themeFillShade="D9"/>
           </w:tcPr>
           <w:p>
@@ -25757,7 +25762,7 @@
         </w:trPr>
         <w:tc>
           <w:tcPr>
-            <w:tcW w:w="413" w:type="dxa"/>
+            <w:tcW w:w="490" w:type="dxa"/>
             <w:shd w:val="clear" w:color="auto" w:fill="D9D9D9" w:themeFill="background1" w:themeFillShade="D9"/>
           </w:tcPr>
           <w:p>
@@ -25801,7 +25806,7 @@
         </w:tc>
         <w:tc>
           <w:tcPr>
-            <w:tcW w:w="1003" w:type="dxa"/>
+            <w:tcW w:w="990" w:type="dxa"/>
             <w:shd w:val="clear" w:color="auto" w:fill="D9D9D9" w:themeFill="background1" w:themeFillShade="D9"/>
           </w:tcPr>
           <w:p>
@@ -25823,7 +25828,7 @@
         </w:tc>
         <w:tc>
           <w:tcPr>
-            <w:tcW w:w="1057" w:type="dxa"/>
+            <w:tcW w:w="1189" w:type="dxa"/>
             <w:shd w:val="clear" w:color="auto" w:fill="D9D9D9" w:themeFill="background1" w:themeFillShade="D9"/>
           </w:tcPr>
           <w:p>
@@ -25845,7 +25850,7 @@
         </w:tc>
         <w:tc>
           <w:tcPr>
-            <w:tcW w:w="3580" w:type="dxa"/>
+            <w:tcW w:w="3424" w:type="dxa"/>
             <w:shd w:val="clear" w:color="auto" w:fill="D9D9D9" w:themeFill="background1" w:themeFillShade="D9"/>
           </w:tcPr>
           <w:p>
@@ -25967,21 +25972,21 @@
         </w:tc>
         <w:tc>
           <w:tcPr>
-            <w:tcW w:w="1193" w:type="dxa"/>
-            <w:shd w:val="clear" w:color="auto" w:fill="D9D9D9" w:themeFill="background1" w:themeFillShade="D9"/>
-          </w:tcPr>
-          <w:p>
-            <w:pPr>
-              <w:rPr>
-                <w:sz w:val="18"/>
-                <w:szCs w:val="18"/>
-              </w:rPr>
-            </w:pPr>
-          </w:p>
-        </w:tc>
-        <w:tc>
-          <w:tcPr>
-            <w:tcW w:w="1903" w:type="dxa"/>
+            <w:tcW w:w="1187" w:type="dxa"/>
+            <w:shd w:val="clear" w:color="auto" w:fill="D9D9D9" w:themeFill="background1" w:themeFillShade="D9"/>
+          </w:tcPr>
+          <w:p>
+            <w:pPr>
+              <w:rPr>
+                <w:sz w:val="18"/>
+                <w:szCs w:val="18"/>
+              </w:rPr>
+            </w:pPr>
+          </w:p>
+        </w:tc>
+        <w:tc>
+          <w:tcPr>
+            <w:tcW w:w="1869" w:type="dxa"/>
             <w:shd w:val="clear" w:color="auto" w:fill="D9D9D9" w:themeFill="background1" w:themeFillShade="D9"/>
           </w:tcPr>
           <w:p>
@@ -26016,7 +26021,7 @@
         </w:trPr>
         <w:tc>
           <w:tcPr>
-            <w:tcW w:w="413" w:type="dxa"/>
+            <w:tcW w:w="490" w:type="dxa"/>
             <w:shd w:val="clear" w:color="auto" w:fill="D9D9D9" w:themeFill="background1" w:themeFillShade="D9"/>
           </w:tcPr>
           <w:p>
@@ -26095,7 +26100,7 @@
         </w:tc>
         <w:tc>
           <w:tcPr>
-            <w:tcW w:w="1003" w:type="dxa"/>
+            <w:tcW w:w="990" w:type="dxa"/>
             <w:shd w:val="clear" w:color="auto" w:fill="D9D9D9" w:themeFill="background1" w:themeFillShade="D9"/>
           </w:tcPr>
           <w:p>
@@ -26117,7 +26122,7 @@
         </w:tc>
         <w:tc>
           <w:tcPr>
-            <w:tcW w:w="1057" w:type="dxa"/>
+            <w:tcW w:w="1189" w:type="dxa"/>
             <w:shd w:val="clear" w:color="auto" w:fill="D9D9D9" w:themeFill="background1" w:themeFillShade="D9"/>
           </w:tcPr>
           <w:p>
@@ -26139,7 +26144,7 @@
         </w:tc>
         <w:tc>
           <w:tcPr>
-            <w:tcW w:w="3580" w:type="dxa"/>
+            <w:tcW w:w="3424" w:type="dxa"/>
             <w:shd w:val="clear" w:color="auto" w:fill="D9D9D9" w:themeFill="background1" w:themeFillShade="D9"/>
           </w:tcPr>
           <w:p>
@@ -26160,7 +26165,7 @@
         </w:tc>
         <w:tc>
           <w:tcPr>
-            <w:tcW w:w="1193" w:type="dxa"/>
+            <w:tcW w:w="1187" w:type="dxa"/>
             <w:shd w:val="clear" w:color="auto" w:fill="D9D9D9" w:themeFill="background1" w:themeFillShade="D9"/>
           </w:tcPr>
           <w:p>
@@ -26181,7 +26186,7 @@
         </w:tc>
         <w:tc>
           <w:tcPr>
-            <w:tcW w:w="1903" w:type="dxa"/>
+            <w:tcW w:w="1869" w:type="dxa"/>
             <w:shd w:val="clear" w:color="auto" w:fill="D9D9D9" w:themeFill="background1" w:themeFillShade="D9"/>
           </w:tcPr>
           <w:p>
@@ -26208,7 +26213,7 @@
         </w:trPr>
         <w:tc>
           <w:tcPr>
-            <w:tcW w:w="413" w:type="dxa"/>
+            <w:tcW w:w="490" w:type="dxa"/>
             <w:shd w:val="clear" w:color="auto" w:fill="auto"/>
           </w:tcPr>
           <w:p>
@@ -26285,6 +26290,7 @@
           <w:tbl>
             <w:tblPr>
               <w:tblW w:w="5585" w:type="dxa"/>
+              <w:tblLayout w:type="fixed"/>
               <w:tblLook w:val="04A0" w:firstRow="1" w:lastRow="0" w:firstColumn="1" w:lastColumn="0" w:noHBand="0" w:noVBand="1"/>
             </w:tblPr>
             <w:tblGrid>
@@ -29316,7 +29322,7 @@
         </w:tc>
         <w:tc>
           <w:tcPr>
-            <w:tcW w:w="1003" w:type="dxa"/>
+            <w:tcW w:w="990" w:type="dxa"/>
             <w:shd w:val="clear" w:color="auto" w:fill="auto"/>
           </w:tcPr>
           <w:p>
@@ -29338,7 +29344,7 @@
         </w:tc>
         <w:tc>
           <w:tcPr>
-            <w:tcW w:w="1057" w:type="dxa"/>
+            <w:tcW w:w="1189" w:type="dxa"/>
             <w:shd w:val="clear" w:color="auto" w:fill="auto"/>
           </w:tcPr>
           <w:p>
@@ -29360,7 +29366,7 @@
         </w:tc>
         <w:tc>
           <w:tcPr>
-            <w:tcW w:w="3580" w:type="dxa"/>
+            <w:tcW w:w="3424" w:type="dxa"/>
             <w:shd w:val="clear" w:color="auto" w:fill="auto"/>
           </w:tcPr>
           <w:p>
@@ -29409,7 +29415,7 @@
         </w:tc>
         <w:tc>
           <w:tcPr>
-            <w:tcW w:w="1193" w:type="dxa"/>
+            <w:tcW w:w="1187" w:type="dxa"/>
             <w:shd w:val="clear" w:color="auto" w:fill="auto"/>
           </w:tcPr>
           <w:p>
@@ -29423,7 +29429,7 @@
         </w:tc>
         <w:tc>
           <w:tcPr>
-            <w:tcW w:w="1903" w:type="dxa"/>
+            <w:tcW w:w="1869" w:type="dxa"/>
             <w:shd w:val="clear" w:color="auto" w:fill="auto"/>
           </w:tcPr>
           <w:p>
@@ -29443,7 +29449,7 @@
         </w:trPr>
         <w:tc>
           <w:tcPr>
-            <w:tcW w:w="413" w:type="dxa"/>
+            <w:tcW w:w="490" w:type="dxa"/>
             <w:shd w:val="clear" w:color="auto" w:fill="D9D9D9" w:themeFill="background1" w:themeFillShade="D9"/>
           </w:tcPr>
           <w:p>
@@ -29551,7 +29557,7 @@
         </w:tc>
         <w:tc>
           <w:tcPr>
-            <w:tcW w:w="1003" w:type="dxa"/>
+            <w:tcW w:w="990" w:type="dxa"/>
             <w:shd w:val="clear" w:color="auto" w:fill="D9D9D9" w:themeFill="background1" w:themeFillShade="D9"/>
           </w:tcPr>
           <w:p>
@@ -29573,7 +29579,7 @@
         </w:tc>
         <w:tc>
           <w:tcPr>
-            <w:tcW w:w="1057" w:type="dxa"/>
+            <w:tcW w:w="1189" w:type="dxa"/>
             <w:shd w:val="clear" w:color="auto" w:fill="D9D9D9" w:themeFill="background1" w:themeFillShade="D9"/>
           </w:tcPr>
           <w:p>
@@ -29595,7 +29601,7 @@
         </w:tc>
         <w:tc>
           <w:tcPr>
-            <w:tcW w:w="3580" w:type="dxa"/>
+            <w:tcW w:w="3424" w:type="dxa"/>
             <w:shd w:val="clear" w:color="auto" w:fill="D9D9D9" w:themeFill="background1" w:themeFillShade="D9"/>
           </w:tcPr>
           <w:p>
@@ -29646,7 +29652,7 @@
         </w:tc>
         <w:tc>
           <w:tcPr>
-            <w:tcW w:w="1193" w:type="dxa"/>
+            <w:tcW w:w="1187" w:type="dxa"/>
             <w:shd w:val="clear" w:color="auto" w:fill="D9D9D9" w:themeFill="background1" w:themeFillShade="D9"/>
           </w:tcPr>
           <w:p>
@@ -29674,7 +29680,7 @@
         </w:tc>
         <w:tc>
           <w:tcPr>
-            <w:tcW w:w="1903" w:type="dxa"/>
+            <w:tcW w:w="1869" w:type="dxa"/>
             <w:shd w:val="clear" w:color="auto" w:fill="D9D9D9" w:themeFill="background1" w:themeFillShade="D9"/>
           </w:tcPr>
           <w:p>
@@ -29701,7 +29707,7 @@
         </w:trPr>
         <w:tc>
           <w:tcPr>
-            <w:tcW w:w="413" w:type="dxa"/>
+            <w:tcW w:w="490" w:type="dxa"/>
             <w:shd w:val="clear" w:color="auto" w:fill="D9D9D9" w:themeFill="background1" w:themeFillShade="D9"/>
           </w:tcPr>
           <w:p>
@@ -29827,7 +29833,7 @@
         </w:tc>
         <w:tc>
           <w:tcPr>
-            <w:tcW w:w="1003" w:type="dxa"/>
+            <w:tcW w:w="990" w:type="dxa"/>
             <w:shd w:val="clear" w:color="auto" w:fill="D9D9D9" w:themeFill="background1" w:themeFillShade="D9"/>
           </w:tcPr>
           <w:p>
@@ -29849,7 +29855,7 @@
         </w:tc>
         <w:tc>
           <w:tcPr>
-            <w:tcW w:w="1057" w:type="dxa"/>
+            <w:tcW w:w="1189" w:type="dxa"/>
             <w:shd w:val="clear" w:color="auto" w:fill="D9D9D9" w:themeFill="background1" w:themeFillShade="D9"/>
           </w:tcPr>
           <w:p>
@@ -29871,7 +29877,7 @@
         </w:tc>
         <w:tc>
           <w:tcPr>
-            <w:tcW w:w="3580" w:type="dxa"/>
+            <w:tcW w:w="3424" w:type="dxa"/>
             <w:shd w:val="clear" w:color="auto" w:fill="D9D9D9" w:themeFill="background1" w:themeFillShade="D9"/>
           </w:tcPr>
           <w:p>
@@ -29899,7 +29905,7 @@
         </w:tc>
         <w:tc>
           <w:tcPr>
-            <w:tcW w:w="1193" w:type="dxa"/>
+            <w:tcW w:w="1187" w:type="dxa"/>
             <w:shd w:val="clear" w:color="auto" w:fill="D9D9D9" w:themeFill="background1" w:themeFillShade="D9"/>
           </w:tcPr>
           <w:p>
@@ -29920,7 +29926,7 @@
         </w:tc>
         <w:tc>
           <w:tcPr>
-            <w:tcW w:w="1903" w:type="dxa"/>
+            <w:tcW w:w="1869" w:type="dxa"/>
             <w:shd w:val="clear" w:color="auto" w:fill="D9D9D9" w:themeFill="background1" w:themeFillShade="D9"/>
           </w:tcPr>
           <w:p>
@@ -29947,7 +29953,7 @@
         </w:trPr>
         <w:tc>
           <w:tcPr>
-            <w:tcW w:w="413" w:type="dxa"/>
+            <w:tcW w:w="490" w:type="dxa"/>
             <w:shd w:val="clear" w:color="auto" w:fill="D9D9D9" w:themeFill="background1" w:themeFillShade="D9"/>
           </w:tcPr>
           <w:p>
@@ -30176,7 +30182,7 @@
         </w:tc>
         <w:tc>
           <w:tcPr>
-            <w:tcW w:w="1003" w:type="dxa"/>
+            <w:tcW w:w="990" w:type="dxa"/>
             <w:shd w:val="clear" w:color="auto" w:fill="D9D9D9" w:themeFill="background1" w:themeFillShade="D9"/>
           </w:tcPr>
           <w:p>
@@ -30198,7 +30204,7 @@
         </w:tc>
         <w:tc>
           <w:tcPr>
-            <w:tcW w:w="1057" w:type="dxa"/>
+            <w:tcW w:w="1189" w:type="dxa"/>
             <w:shd w:val="clear" w:color="auto" w:fill="D9D9D9" w:themeFill="background1" w:themeFillShade="D9"/>
           </w:tcPr>
           <w:p>
@@ -30220,7 +30226,7 @@
         </w:tc>
         <w:tc>
           <w:tcPr>
-            <w:tcW w:w="3580" w:type="dxa"/>
+            <w:tcW w:w="3424" w:type="dxa"/>
             <w:shd w:val="clear" w:color="auto" w:fill="D9D9D9" w:themeFill="background1" w:themeFillShade="D9"/>
           </w:tcPr>
           <w:p>
@@ -30293,7 +30299,7 @@
         </w:tc>
         <w:tc>
           <w:tcPr>
-            <w:tcW w:w="1193" w:type="dxa"/>
+            <w:tcW w:w="1187" w:type="dxa"/>
             <w:shd w:val="clear" w:color="auto" w:fill="D9D9D9" w:themeFill="background1" w:themeFillShade="D9"/>
           </w:tcPr>
           <w:p>
@@ -30328,7 +30334,7 @@
         </w:tc>
         <w:tc>
           <w:tcPr>
-            <w:tcW w:w="1903" w:type="dxa"/>
+            <w:tcW w:w="1869" w:type="dxa"/>
             <w:shd w:val="clear" w:color="auto" w:fill="D9D9D9" w:themeFill="background1" w:themeFillShade="D9"/>
           </w:tcPr>
           <w:p>
@@ -30355,7 +30361,7 @@
         </w:trPr>
         <w:tc>
           <w:tcPr>
-            <w:tcW w:w="413" w:type="dxa"/>
+            <w:tcW w:w="490" w:type="dxa"/>
             <w:shd w:val="clear" w:color="auto" w:fill="D9D9D9" w:themeFill="background1" w:themeFillShade="D9"/>
           </w:tcPr>
           <w:p>
@@ -30406,7 +30412,7 @@
         </w:tc>
         <w:tc>
           <w:tcPr>
-            <w:tcW w:w="1003" w:type="dxa"/>
+            <w:tcW w:w="990" w:type="dxa"/>
             <w:shd w:val="clear" w:color="auto" w:fill="D9D9D9" w:themeFill="background1" w:themeFillShade="D9"/>
           </w:tcPr>
           <w:p>
@@ -30428,7 +30434,7 @@
         </w:tc>
         <w:tc>
           <w:tcPr>
-            <w:tcW w:w="1057" w:type="dxa"/>
+            <w:tcW w:w="1189" w:type="dxa"/>
             <w:shd w:val="clear" w:color="auto" w:fill="D9D9D9" w:themeFill="background1" w:themeFillShade="D9"/>
           </w:tcPr>
           <w:p>
@@ -30450,7 +30456,7 @@
         </w:tc>
         <w:tc>
           <w:tcPr>
-            <w:tcW w:w="3580" w:type="dxa"/>
+            <w:tcW w:w="3424" w:type="dxa"/>
             <w:shd w:val="clear" w:color="auto" w:fill="D9D9D9" w:themeFill="background1" w:themeFillShade="D9"/>
           </w:tcPr>
           <w:p>
@@ -30471,7 +30477,7 @@
         </w:tc>
         <w:tc>
           <w:tcPr>
-            <w:tcW w:w="1193" w:type="dxa"/>
+            <w:tcW w:w="1187" w:type="dxa"/>
             <w:shd w:val="clear" w:color="auto" w:fill="D9D9D9" w:themeFill="background1" w:themeFillShade="D9"/>
           </w:tcPr>
           <w:p>
@@ -30492,7 +30498,7 @@
         </w:tc>
         <w:tc>
           <w:tcPr>
-            <w:tcW w:w="1903" w:type="dxa"/>
+            <w:tcW w:w="1869" w:type="dxa"/>
             <w:shd w:val="clear" w:color="auto" w:fill="D9D9D9" w:themeFill="background1" w:themeFillShade="D9"/>
           </w:tcPr>
           <w:p>
@@ -30519,7 +30525,7 @@
         </w:trPr>
         <w:tc>
           <w:tcPr>
-            <w:tcW w:w="413" w:type="dxa"/>
+            <w:tcW w:w="490" w:type="dxa"/>
             <w:shd w:val="clear" w:color="auto" w:fill="D9D9D9" w:themeFill="background1" w:themeFillShade="D9"/>
           </w:tcPr>
           <w:p>
@@ -30629,7 +30635,7 @@
         </w:tc>
         <w:tc>
           <w:tcPr>
-            <w:tcW w:w="1003" w:type="dxa"/>
+            <w:tcW w:w="990" w:type="dxa"/>
             <w:shd w:val="clear" w:color="auto" w:fill="D9D9D9" w:themeFill="background1" w:themeFillShade="D9"/>
           </w:tcPr>
           <w:p>
@@ -30651,7 +30657,7 @@
         </w:tc>
         <w:tc>
           <w:tcPr>
-            <w:tcW w:w="1057" w:type="dxa"/>
+            <w:tcW w:w="1189" w:type="dxa"/>
             <w:shd w:val="clear" w:color="auto" w:fill="D9D9D9" w:themeFill="background1" w:themeFillShade="D9"/>
           </w:tcPr>
           <w:p>
@@ -30673,7 +30679,7 @@
         </w:tc>
         <w:tc>
           <w:tcPr>
-            <w:tcW w:w="3580" w:type="dxa"/>
+            <w:tcW w:w="3424" w:type="dxa"/>
             <w:shd w:val="clear" w:color="auto" w:fill="D9D9D9" w:themeFill="background1" w:themeFillShade="D9"/>
           </w:tcPr>
           <w:p>
@@ -30746,7 +30752,7 @@
         </w:tc>
         <w:tc>
           <w:tcPr>
-            <w:tcW w:w="1193" w:type="dxa"/>
+            <w:tcW w:w="1187" w:type="dxa"/>
             <w:shd w:val="clear" w:color="auto" w:fill="D9D9D9" w:themeFill="background1" w:themeFillShade="D9"/>
           </w:tcPr>
           <w:p>
@@ -30767,7 +30773,7 @@
         </w:tc>
         <w:tc>
           <w:tcPr>
-            <w:tcW w:w="1903" w:type="dxa"/>
+            <w:tcW w:w="1869" w:type="dxa"/>
             <w:shd w:val="clear" w:color="auto" w:fill="D9D9D9" w:themeFill="background1" w:themeFillShade="D9"/>
           </w:tcPr>
           <w:p>
@@ -30794,7 +30800,7 @@
         </w:trPr>
         <w:tc>
           <w:tcPr>
-            <w:tcW w:w="413" w:type="dxa"/>
+            <w:tcW w:w="490" w:type="dxa"/>
             <w:shd w:val="clear" w:color="auto" w:fill="D9D9D9" w:themeFill="background1" w:themeFillShade="D9"/>
           </w:tcPr>
           <w:p>
@@ -30838,7 +30844,7 @@
         </w:tc>
         <w:tc>
           <w:tcPr>
-            <w:tcW w:w="1003" w:type="dxa"/>
+            <w:tcW w:w="990" w:type="dxa"/>
             <w:shd w:val="clear" w:color="auto" w:fill="D9D9D9" w:themeFill="background1" w:themeFillShade="D9"/>
           </w:tcPr>
           <w:p>
@@ -30860,7 +30866,7 @@
         </w:tc>
         <w:tc>
           <w:tcPr>
-            <w:tcW w:w="1057" w:type="dxa"/>
+            <w:tcW w:w="1189" w:type="dxa"/>
             <w:shd w:val="clear" w:color="auto" w:fill="D9D9D9" w:themeFill="background1" w:themeFillShade="D9"/>
           </w:tcPr>
           <w:p>
@@ -30882,7 +30888,7 @@
         </w:tc>
         <w:tc>
           <w:tcPr>
-            <w:tcW w:w="3580" w:type="dxa"/>
+            <w:tcW w:w="3424" w:type="dxa"/>
             <w:shd w:val="clear" w:color="auto" w:fill="D9D9D9" w:themeFill="background1" w:themeFillShade="D9"/>
           </w:tcPr>
           <w:p>
@@ -30903,7 +30909,7 @@
         </w:tc>
         <w:tc>
           <w:tcPr>
-            <w:tcW w:w="1193" w:type="dxa"/>
+            <w:tcW w:w="1187" w:type="dxa"/>
             <w:shd w:val="clear" w:color="auto" w:fill="D9D9D9" w:themeFill="background1" w:themeFillShade="D9"/>
           </w:tcPr>
           <w:p>
@@ -30924,7 +30930,7 @@
         </w:tc>
         <w:tc>
           <w:tcPr>
-            <w:tcW w:w="1903" w:type="dxa"/>
+            <w:tcW w:w="1869" w:type="dxa"/>
             <w:shd w:val="clear" w:color="auto" w:fill="D9D9D9" w:themeFill="background1" w:themeFillShade="D9"/>
           </w:tcPr>
           <w:p>
@@ -30951,21 +30957,22 @@
         </w:trPr>
         <w:tc>
           <w:tcPr>
-            <w:tcW w:w="413" w:type="dxa"/>
-            <w:shd w:val="clear" w:color="auto" w:fill="D9D9D9" w:themeFill="background1" w:themeFillShade="D9"/>
-          </w:tcPr>
-          <w:p>
-            <w:pPr>
-              <w:rPr>
-                <w:sz w:val="18"/>
-                <w:szCs w:val="18"/>
-              </w:rPr>
-            </w:pPr>
-            <w:r>
-              <w:rPr>
-                <w:sz w:val="18"/>
-                <w:szCs w:val="18"/>
-              </w:rPr>
+            <w:tcW w:w="490" w:type="dxa"/>
+            <w:shd w:val="clear" w:color="auto" w:fill="D9D9D9" w:themeFill="background1" w:themeFillShade="D9"/>
+          </w:tcPr>
+          <w:p>
+            <w:pPr>
+              <w:rPr>
+                <w:sz w:val="18"/>
+                <w:szCs w:val="18"/>
+              </w:rPr>
+            </w:pPr>
+            <w:r>
+              <w:rPr>
+                <w:sz w:val="18"/>
+                <w:szCs w:val="18"/>
+              </w:rPr>
+              <w:lastRenderedPageBreak/>
               <w:t>87</w:t>
             </w:r>
           </w:p>
@@ -30995,7 +31002,7 @@
         </w:tc>
         <w:tc>
           <w:tcPr>
-            <w:tcW w:w="1003" w:type="dxa"/>
+            <w:tcW w:w="990" w:type="dxa"/>
             <w:shd w:val="clear" w:color="auto" w:fill="D9D9D9" w:themeFill="background1" w:themeFillShade="D9"/>
           </w:tcPr>
           <w:p>
@@ -31017,7 +31024,7 @@
         </w:tc>
         <w:tc>
           <w:tcPr>
-            <w:tcW w:w="1057" w:type="dxa"/>
+            <w:tcW w:w="1189" w:type="dxa"/>
             <w:shd w:val="clear" w:color="auto" w:fill="D9D9D9" w:themeFill="background1" w:themeFillShade="D9"/>
           </w:tcPr>
           <w:p>
@@ -31039,7 +31046,7 @@
         </w:tc>
         <w:tc>
           <w:tcPr>
-            <w:tcW w:w="3580" w:type="dxa"/>
+            <w:tcW w:w="3424" w:type="dxa"/>
             <w:shd w:val="clear" w:color="auto" w:fill="D9D9D9" w:themeFill="background1" w:themeFillShade="D9"/>
           </w:tcPr>
           <w:p>
@@ -31289,7 +31296,7 @@
         </w:tc>
         <w:tc>
           <w:tcPr>
-            <w:tcW w:w="1193" w:type="dxa"/>
+            <w:tcW w:w="1187" w:type="dxa"/>
             <w:shd w:val="clear" w:color="auto" w:fill="D9D9D9" w:themeFill="background1" w:themeFillShade="D9"/>
           </w:tcPr>
           <w:p>
@@ -31310,7 +31317,7 @@
         </w:tc>
         <w:tc>
           <w:tcPr>
-            <w:tcW w:w="1903" w:type="dxa"/>
+            <w:tcW w:w="1869" w:type="dxa"/>
             <w:shd w:val="clear" w:color="auto" w:fill="D9D9D9" w:themeFill="background1" w:themeFillShade="D9"/>
           </w:tcPr>
           <w:p>
@@ -31337,22 +31344,21 @@
         </w:trPr>
         <w:tc>
           <w:tcPr>
-            <w:tcW w:w="413" w:type="dxa"/>
-            <w:shd w:val="clear" w:color="auto" w:fill="D9D9D9" w:themeFill="background1" w:themeFillShade="D9"/>
-          </w:tcPr>
-          <w:p>
-            <w:pPr>
-              <w:rPr>
-                <w:sz w:val="18"/>
-                <w:szCs w:val="18"/>
-              </w:rPr>
-            </w:pPr>
-            <w:r>
-              <w:rPr>
-                <w:sz w:val="18"/>
-                <w:szCs w:val="18"/>
-              </w:rPr>
-              <w:lastRenderedPageBreak/>
+            <w:tcW w:w="490" w:type="dxa"/>
+            <w:shd w:val="clear" w:color="auto" w:fill="D9D9D9" w:themeFill="background1" w:themeFillShade="D9"/>
+          </w:tcPr>
+          <w:p>
+            <w:pPr>
+              <w:rPr>
+                <w:sz w:val="18"/>
+                <w:szCs w:val="18"/>
+              </w:rPr>
+            </w:pPr>
+            <w:r>
+              <w:rPr>
+                <w:sz w:val="18"/>
+                <w:szCs w:val="18"/>
+              </w:rPr>
               <w:t>88</w:t>
             </w:r>
           </w:p>
@@ -31382,7 +31388,7 @@
         </w:tc>
         <w:tc>
           <w:tcPr>
-            <w:tcW w:w="1003" w:type="dxa"/>
+            <w:tcW w:w="990" w:type="dxa"/>
             <w:shd w:val="clear" w:color="auto" w:fill="D9D9D9" w:themeFill="background1" w:themeFillShade="D9"/>
           </w:tcPr>
           <w:p>
@@ -31404,7 +31410,7 @@
         </w:tc>
         <w:tc>
           <w:tcPr>
-            <w:tcW w:w="1057" w:type="dxa"/>
+            <w:tcW w:w="1189" w:type="dxa"/>
             <w:shd w:val="clear" w:color="auto" w:fill="D9D9D9" w:themeFill="background1" w:themeFillShade="D9"/>
           </w:tcPr>
           <w:p>
@@ -31426,7 +31432,7 @@
         </w:tc>
         <w:tc>
           <w:tcPr>
-            <w:tcW w:w="3580" w:type="dxa"/>
+            <w:tcW w:w="3424" w:type="dxa"/>
             <w:shd w:val="clear" w:color="auto" w:fill="D9D9D9" w:themeFill="background1" w:themeFillShade="D9"/>
           </w:tcPr>
           <w:p>
@@ -31447,7 +31453,7 @@
         </w:tc>
         <w:tc>
           <w:tcPr>
-            <w:tcW w:w="1193" w:type="dxa"/>
+            <w:tcW w:w="1187" w:type="dxa"/>
             <w:shd w:val="clear" w:color="auto" w:fill="D9D9D9" w:themeFill="background1" w:themeFillShade="D9"/>
           </w:tcPr>
           <w:p>
@@ -31468,7 +31474,7 @@
         </w:tc>
         <w:tc>
           <w:tcPr>
-            <w:tcW w:w="1903" w:type="dxa"/>
+            <w:tcW w:w="1869" w:type="dxa"/>
             <w:shd w:val="clear" w:color="auto" w:fill="D9D9D9" w:themeFill="background1" w:themeFillShade="D9"/>
           </w:tcPr>
           <w:p>
@@ -31495,7 +31501,7 @@
         </w:trPr>
         <w:tc>
           <w:tcPr>
-            <w:tcW w:w="413" w:type="dxa"/>
+            <w:tcW w:w="490" w:type="dxa"/>
             <w:shd w:val="clear" w:color="auto" w:fill="D9D9D9" w:themeFill="background1" w:themeFillShade="D9"/>
           </w:tcPr>
           <w:p>
@@ -31621,7 +31627,7 @@
         </w:tc>
         <w:tc>
           <w:tcPr>
-            <w:tcW w:w="1003" w:type="dxa"/>
+            <w:tcW w:w="990" w:type="dxa"/>
             <w:shd w:val="clear" w:color="auto" w:fill="D9D9D9" w:themeFill="background1" w:themeFillShade="D9"/>
           </w:tcPr>
           <w:p>
@@ -31643,7 +31649,7 @@
         </w:tc>
         <w:tc>
           <w:tcPr>
-            <w:tcW w:w="1057" w:type="dxa"/>
+            <w:tcW w:w="1189" w:type="dxa"/>
             <w:shd w:val="clear" w:color="auto" w:fill="D9D9D9" w:themeFill="background1" w:themeFillShade="D9"/>
           </w:tcPr>
           <w:p>
@@ -31665,7 +31671,7 @@
         </w:tc>
         <w:tc>
           <w:tcPr>
-            <w:tcW w:w="3580" w:type="dxa"/>
+            <w:tcW w:w="3424" w:type="dxa"/>
             <w:shd w:val="clear" w:color="auto" w:fill="D9D9D9" w:themeFill="background1" w:themeFillShade="D9"/>
           </w:tcPr>
           <w:p>
@@ -31755,7 +31761,7 @@
         </w:tc>
         <w:tc>
           <w:tcPr>
-            <w:tcW w:w="1193" w:type="dxa"/>
+            <w:tcW w:w="1187" w:type="dxa"/>
             <w:shd w:val="clear" w:color="auto" w:fill="D9D9D9" w:themeFill="background1" w:themeFillShade="D9"/>
           </w:tcPr>
           <w:p>
@@ -31783,7 +31789,7 @@
         </w:tc>
         <w:tc>
           <w:tcPr>
-            <w:tcW w:w="1903" w:type="dxa"/>
+            <w:tcW w:w="1869" w:type="dxa"/>
             <w:shd w:val="clear" w:color="auto" w:fill="D9D9D9" w:themeFill="background1" w:themeFillShade="D9"/>
           </w:tcPr>
           <w:p>
@@ -31810,7 +31816,7 @@
         </w:trPr>
         <w:tc>
           <w:tcPr>
-            <w:tcW w:w="413" w:type="dxa"/>
+            <w:tcW w:w="490" w:type="dxa"/>
             <w:shd w:val="clear" w:color="auto" w:fill="D9D9D9" w:themeFill="background1" w:themeFillShade="D9"/>
           </w:tcPr>
           <w:p>
@@ -32053,7 +32059,7 @@
         </w:tc>
         <w:tc>
           <w:tcPr>
-            <w:tcW w:w="1003" w:type="dxa"/>
+            <w:tcW w:w="990" w:type="dxa"/>
             <w:shd w:val="clear" w:color="auto" w:fill="D9D9D9" w:themeFill="background1" w:themeFillShade="D9"/>
           </w:tcPr>
           <w:p>
@@ -32075,7 +32081,7 @@
         </w:tc>
         <w:tc>
           <w:tcPr>
-            <w:tcW w:w="1057" w:type="dxa"/>
+            <w:tcW w:w="1189" w:type="dxa"/>
             <w:shd w:val="clear" w:color="auto" w:fill="D9D9D9" w:themeFill="background1" w:themeFillShade="D9"/>
           </w:tcPr>
           <w:p>
@@ -32097,7 +32103,7 @@
         </w:tc>
         <w:tc>
           <w:tcPr>
-            <w:tcW w:w="3580" w:type="dxa"/>
+            <w:tcW w:w="3424" w:type="dxa"/>
             <w:shd w:val="clear" w:color="auto" w:fill="D9D9D9" w:themeFill="background1" w:themeFillShade="D9"/>
           </w:tcPr>
           <w:p>
@@ -32332,7 +32338,7 @@
         </w:tc>
         <w:tc>
           <w:tcPr>
-            <w:tcW w:w="1193" w:type="dxa"/>
+            <w:tcW w:w="1187" w:type="dxa"/>
             <w:shd w:val="clear" w:color="auto" w:fill="D9D9D9" w:themeFill="background1" w:themeFillShade="D9"/>
           </w:tcPr>
           <w:p>
@@ -32353,7 +32359,7 @@
         </w:tc>
         <w:tc>
           <w:tcPr>
-            <w:tcW w:w="1903" w:type="dxa"/>
+            <w:tcW w:w="1869" w:type="dxa"/>
             <w:shd w:val="clear" w:color="auto" w:fill="D9D9D9" w:themeFill="background1" w:themeFillShade="D9"/>
           </w:tcPr>
           <w:p>
@@ -32380,21 +32386,22 @@
         </w:trPr>
         <w:tc>
           <w:tcPr>
-            <w:tcW w:w="413" w:type="dxa"/>
-            <w:shd w:val="clear" w:color="auto" w:fill="D9D9D9" w:themeFill="background1" w:themeFillShade="D9"/>
-          </w:tcPr>
-          <w:p>
-            <w:pPr>
-              <w:rPr>
-                <w:sz w:val="18"/>
-                <w:szCs w:val="18"/>
-              </w:rPr>
-            </w:pPr>
-            <w:r>
-              <w:rPr>
-                <w:sz w:val="18"/>
-                <w:szCs w:val="18"/>
-              </w:rPr>
+            <w:tcW w:w="490" w:type="dxa"/>
+            <w:shd w:val="clear" w:color="auto" w:fill="D9D9D9" w:themeFill="background1" w:themeFillShade="D9"/>
+          </w:tcPr>
+          <w:p>
+            <w:pPr>
+              <w:rPr>
+                <w:sz w:val="18"/>
+                <w:szCs w:val="18"/>
+              </w:rPr>
+            </w:pPr>
+            <w:r>
+              <w:rPr>
+                <w:sz w:val="18"/>
+                <w:szCs w:val="18"/>
+              </w:rPr>
+              <w:lastRenderedPageBreak/>
               <w:t>91</w:t>
             </w:r>
           </w:p>
@@ -32468,7 +32475,7 @@
         </w:tc>
         <w:tc>
           <w:tcPr>
-            <w:tcW w:w="1003" w:type="dxa"/>
+            <w:tcW w:w="990" w:type="dxa"/>
             <w:shd w:val="clear" w:color="auto" w:fill="D9D9D9" w:themeFill="background1" w:themeFillShade="D9"/>
           </w:tcPr>
           <w:p>
@@ -32490,7 +32497,7 @@
         </w:tc>
         <w:tc>
           <w:tcPr>
-            <w:tcW w:w="1057" w:type="dxa"/>
+            <w:tcW w:w="1189" w:type="dxa"/>
             <w:shd w:val="clear" w:color="auto" w:fill="D9D9D9" w:themeFill="background1" w:themeFillShade="D9"/>
           </w:tcPr>
           <w:p>
@@ -32512,7 +32519,7 @@
         </w:tc>
         <w:tc>
           <w:tcPr>
-            <w:tcW w:w="3580" w:type="dxa"/>
+            <w:tcW w:w="3424" w:type="dxa"/>
             <w:shd w:val="clear" w:color="auto" w:fill="D9D9D9" w:themeFill="background1" w:themeFillShade="D9"/>
           </w:tcPr>
           <w:p>
@@ -32733,7 +32740,7 @@
         </w:tc>
         <w:tc>
           <w:tcPr>
-            <w:tcW w:w="1193" w:type="dxa"/>
+            <w:tcW w:w="1187" w:type="dxa"/>
             <w:shd w:val="clear" w:color="auto" w:fill="D9D9D9" w:themeFill="background1" w:themeFillShade="D9"/>
           </w:tcPr>
           <w:p>
@@ -32754,7 +32761,7 @@
         </w:tc>
         <w:tc>
           <w:tcPr>
-            <w:tcW w:w="1903" w:type="dxa"/>
+            <w:tcW w:w="1869" w:type="dxa"/>
             <w:shd w:val="clear" w:color="auto" w:fill="D9D9D9" w:themeFill="background1" w:themeFillShade="D9"/>
           </w:tcPr>
           <w:p>
@@ -32781,7 +32788,7 @@
         </w:trPr>
         <w:tc>
           <w:tcPr>
-            <w:tcW w:w="413" w:type="dxa"/>
+            <w:tcW w:w="490" w:type="dxa"/>
             <w:shd w:val="clear" w:color="auto" w:fill="auto"/>
           </w:tcPr>
           <w:p>
@@ -32796,7 +32803,6 @@
                 <w:sz w:val="18"/>
                 <w:szCs w:val="18"/>
               </w:rPr>
-              <w:lastRenderedPageBreak/>
               <w:t>92</w:t>
             </w:r>
           </w:p>
@@ -33013,7 +33019,7 @@
         </w:tc>
         <w:tc>
           <w:tcPr>
-            <w:tcW w:w="1003" w:type="dxa"/>
+            <w:tcW w:w="990" w:type="dxa"/>
             <w:shd w:val="clear" w:color="auto" w:fill="auto"/>
           </w:tcPr>
           <w:p>
@@ -33035,7 +33041,7 @@
         </w:tc>
         <w:tc>
           <w:tcPr>
-            <w:tcW w:w="1057" w:type="dxa"/>
+            <w:tcW w:w="1189" w:type="dxa"/>
             <w:shd w:val="clear" w:color="auto" w:fill="auto"/>
           </w:tcPr>
           <w:p>
@@ -33057,7 +33063,7 @@
         </w:tc>
         <w:tc>
           <w:tcPr>
-            <w:tcW w:w="3580" w:type="dxa"/>
+            <w:tcW w:w="3424" w:type="dxa"/>
             <w:shd w:val="clear" w:color="auto" w:fill="auto"/>
           </w:tcPr>
           <w:p>
@@ -33088,7 +33094,7 @@
         </w:tc>
         <w:tc>
           <w:tcPr>
-            <w:tcW w:w="1193" w:type="dxa"/>
+            <w:tcW w:w="1187" w:type="dxa"/>
             <w:shd w:val="clear" w:color="auto" w:fill="auto"/>
           </w:tcPr>
           <w:p>
@@ -33102,7 +33108,7 @@
         </w:tc>
         <w:tc>
           <w:tcPr>
-            <w:tcW w:w="1903" w:type="dxa"/>
+            <w:tcW w:w="1869" w:type="dxa"/>
             <w:shd w:val="clear" w:color="auto" w:fill="auto"/>
           </w:tcPr>
           <w:p>
@@ -33122,7 +33128,7 @@
         </w:trPr>
         <w:tc>
           <w:tcPr>
-            <w:tcW w:w="413" w:type="dxa"/>
+            <w:tcW w:w="490" w:type="dxa"/>
             <w:shd w:val="clear" w:color="auto" w:fill="auto"/>
           </w:tcPr>
           <w:p>
@@ -33226,7 +33232,7 @@
         </w:tc>
         <w:tc>
           <w:tcPr>
-            <w:tcW w:w="1003" w:type="dxa"/>
+            <w:tcW w:w="990" w:type="dxa"/>
             <w:shd w:val="clear" w:color="auto" w:fill="auto"/>
           </w:tcPr>
           <w:p>
@@ -33248,7 +33254,7 @@
         </w:tc>
         <w:tc>
           <w:tcPr>
-            <w:tcW w:w="1057" w:type="dxa"/>
+            <w:tcW w:w="1189" w:type="dxa"/>
             <w:shd w:val="clear" w:color="auto" w:fill="auto"/>
           </w:tcPr>
           <w:p>
@@ -33270,7 +33276,7 @@
         </w:tc>
         <w:tc>
           <w:tcPr>
-            <w:tcW w:w="3580" w:type="dxa"/>
+            <w:tcW w:w="3424" w:type="dxa"/>
             <w:shd w:val="clear" w:color="auto" w:fill="auto"/>
           </w:tcPr>
           <w:p>
@@ -33284,7 +33290,7 @@
         </w:tc>
         <w:tc>
           <w:tcPr>
-            <w:tcW w:w="1193" w:type="dxa"/>
+            <w:tcW w:w="1187" w:type="dxa"/>
             <w:shd w:val="clear" w:color="auto" w:fill="auto"/>
           </w:tcPr>
           <w:p>
@@ -33298,7 +33304,7 @@
         </w:tc>
         <w:tc>
           <w:tcPr>
-            <w:tcW w:w="1903" w:type="dxa"/>
+            <w:tcW w:w="1869" w:type="dxa"/>
             <w:shd w:val="clear" w:color="auto" w:fill="auto"/>
           </w:tcPr>
           <w:p>
@@ -33318,7 +33324,7 @@
         </w:trPr>
         <w:tc>
           <w:tcPr>
-            <w:tcW w:w="413" w:type="dxa"/>
+            <w:tcW w:w="490" w:type="dxa"/>
             <w:shd w:val="clear" w:color="auto" w:fill="auto"/>
           </w:tcPr>
           <w:p>
@@ -33439,7 +33445,7 @@
         </w:tc>
         <w:tc>
           <w:tcPr>
-            <w:tcW w:w="1003" w:type="dxa"/>
+            <w:tcW w:w="990" w:type="dxa"/>
             <w:shd w:val="clear" w:color="auto" w:fill="auto"/>
           </w:tcPr>
           <w:p>
@@ -33461,7 +33467,7 @@
         </w:tc>
         <w:tc>
           <w:tcPr>
-            <w:tcW w:w="1057" w:type="dxa"/>
+            <w:tcW w:w="1189" w:type="dxa"/>
             <w:shd w:val="clear" w:color="auto" w:fill="auto"/>
           </w:tcPr>
           <w:p>
@@ -33483,7 +33489,7 @@
         </w:tc>
         <w:tc>
           <w:tcPr>
-            <w:tcW w:w="3580" w:type="dxa"/>
+            <w:tcW w:w="3424" w:type="dxa"/>
             <w:shd w:val="clear" w:color="auto" w:fill="auto"/>
           </w:tcPr>
           <w:p>
@@ -33504,7 +33510,7 @@
         </w:tc>
         <w:tc>
           <w:tcPr>
-            <w:tcW w:w="1193" w:type="dxa"/>
+            <w:tcW w:w="1187" w:type="dxa"/>
             <w:shd w:val="clear" w:color="auto" w:fill="auto"/>
           </w:tcPr>
           <w:p>
@@ -33518,7 +33524,7 @@
         </w:tc>
         <w:tc>
           <w:tcPr>
-            <w:tcW w:w="1903" w:type="dxa"/>
+            <w:tcW w:w="1869" w:type="dxa"/>
             <w:shd w:val="clear" w:color="auto" w:fill="auto"/>
           </w:tcPr>
           <w:p>
@@ -33538,7 +33544,7 @@
         </w:trPr>
         <w:tc>
           <w:tcPr>
-            <w:tcW w:w="413" w:type="dxa"/>
+            <w:tcW w:w="490" w:type="dxa"/>
             <w:shd w:val="clear" w:color="auto" w:fill="D9D9D9" w:themeFill="background1" w:themeFillShade="D9"/>
           </w:tcPr>
           <w:p>
@@ -33582,7 +33588,7 @@
         </w:tc>
         <w:tc>
           <w:tcPr>
-            <w:tcW w:w="1003" w:type="dxa"/>
+            <w:tcW w:w="990" w:type="dxa"/>
             <w:shd w:val="clear" w:color="auto" w:fill="D9D9D9" w:themeFill="background1" w:themeFillShade="D9"/>
           </w:tcPr>
           <w:p>
@@ -33604,7 +33610,7 @@
         </w:tc>
         <w:tc>
           <w:tcPr>
-            <w:tcW w:w="1057" w:type="dxa"/>
+            <w:tcW w:w="1189" w:type="dxa"/>
             <w:shd w:val="clear" w:color="auto" w:fill="D9D9D9" w:themeFill="background1" w:themeFillShade="D9"/>
           </w:tcPr>
           <w:p>
@@ -33626,7 +33632,7 @@
         </w:tc>
         <w:tc>
           <w:tcPr>
-            <w:tcW w:w="3580" w:type="dxa"/>
+            <w:tcW w:w="3424" w:type="dxa"/>
             <w:shd w:val="clear" w:color="auto" w:fill="D9D9D9" w:themeFill="background1" w:themeFillShade="D9"/>
           </w:tcPr>
           <w:p>
@@ -33648,21 +33654,21 @@
         </w:tc>
         <w:tc>
           <w:tcPr>
-            <w:tcW w:w="1193" w:type="dxa"/>
-            <w:shd w:val="clear" w:color="auto" w:fill="D9D9D9" w:themeFill="background1" w:themeFillShade="D9"/>
-          </w:tcPr>
-          <w:p>
-            <w:pPr>
-              <w:rPr>
-                <w:sz w:val="18"/>
-                <w:szCs w:val="18"/>
-              </w:rPr>
-            </w:pPr>
-          </w:p>
-        </w:tc>
-        <w:tc>
-          <w:tcPr>
-            <w:tcW w:w="1903" w:type="dxa"/>
+            <w:tcW w:w="1187" w:type="dxa"/>
+            <w:shd w:val="clear" w:color="auto" w:fill="D9D9D9" w:themeFill="background1" w:themeFillShade="D9"/>
+          </w:tcPr>
+          <w:p>
+            <w:pPr>
+              <w:rPr>
+                <w:sz w:val="18"/>
+                <w:szCs w:val="18"/>
+              </w:rPr>
+            </w:pPr>
+          </w:p>
+        </w:tc>
+        <w:tc>
+          <w:tcPr>
+            <w:tcW w:w="1869" w:type="dxa"/>
             <w:shd w:val="clear" w:color="auto" w:fill="D9D9D9" w:themeFill="background1" w:themeFillShade="D9"/>
           </w:tcPr>
           <w:p>
@@ -33697,7 +33703,7 @@
         </w:trPr>
         <w:tc>
           <w:tcPr>
-            <w:tcW w:w="413" w:type="dxa"/>
+            <w:tcW w:w="490" w:type="dxa"/>
             <w:shd w:val="clear" w:color="auto" w:fill="D9D9D9" w:themeFill="background1" w:themeFillShade="D9"/>
           </w:tcPr>
           <w:p>
@@ -33776,7 +33782,7 @@
         </w:tc>
         <w:tc>
           <w:tcPr>
-            <w:tcW w:w="1003" w:type="dxa"/>
+            <w:tcW w:w="990" w:type="dxa"/>
             <w:shd w:val="clear" w:color="auto" w:fill="D9D9D9" w:themeFill="background1" w:themeFillShade="D9"/>
           </w:tcPr>
           <w:p>
@@ -33798,7 +33804,7 @@
         </w:tc>
         <w:tc>
           <w:tcPr>
-            <w:tcW w:w="1057" w:type="dxa"/>
+            <w:tcW w:w="1189" w:type="dxa"/>
             <w:shd w:val="clear" w:color="auto" w:fill="D9D9D9" w:themeFill="background1" w:themeFillShade="D9"/>
           </w:tcPr>
           <w:p>
@@ -33820,7 +33826,7 @@
         </w:tc>
         <w:tc>
           <w:tcPr>
-            <w:tcW w:w="3580" w:type="dxa"/>
+            <w:tcW w:w="3424" w:type="dxa"/>
             <w:shd w:val="clear" w:color="auto" w:fill="D9D9D9" w:themeFill="background1" w:themeFillShade="D9"/>
           </w:tcPr>
           <w:p>
@@ -33841,7 +33847,7 @@
         </w:tc>
         <w:tc>
           <w:tcPr>
-            <w:tcW w:w="1193" w:type="dxa"/>
+            <w:tcW w:w="1187" w:type="dxa"/>
             <w:shd w:val="clear" w:color="auto" w:fill="D9D9D9" w:themeFill="background1" w:themeFillShade="D9"/>
           </w:tcPr>
           <w:p>
@@ -33862,7 +33868,7 @@
         </w:tc>
         <w:tc>
           <w:tcPr>
-            <w:tcW w:w="1903" w:type="dxa"/>
+            <w:tcW w:w="1869" w:type="dxa"/>
             <w:shd w:val="clear" w:color="auto" w:fill="D9D9D9" w:themeFill="background1" w:themeFillShade="D9"/>
           </w:tcPr>
           <w:p>
@@ -33889,7 +33895,7 @@
         </w:trPr>
         <w:tc>
           <w:tcPr>
-            <w:tcW w:w="413" w:type="dxa"/>
+            <w:tcW w:w="490" w:type="dxa"/>
             <w:shd w:val="clear" w:color="auto" w:fill="auto"/>
           </w:tcPr>
           <w:p>
@@ -33904,6 +33910,7 @@
                 <w:sz w:val="18"/>
                 <w:szCs w:val="18"/>
               </w:rPr>
+              <w:lastRenderedPageBreak/>
               <w:t>97</w:t>
             </w:r>
           </w:p>
@@ -33973,7 +33980,7 @@
         </w:tc>
         <w:tc>
           <w:tcPr>
-            <w:tcW w:w="1003" w:type="dxa"/>
+            <w:tcW w:w="990" w:type="dxa"/>
             <w:shd w:val="clear" w:color="auto" w:fill="auto"/>
           </w:tcPr>
           <w:p>
@@ -33995,7 +34002,7 @@
         </w:tc>
         <w:tc>
           <w:tcPr>
-            <w:tcW w:w="1057" w:type="dxa"/>
+            <w:tcW w:w="1189" w:type="dxa"/>
             <w:shd w:val="clear" w:color="auto" w:fill="auto"/>
           </w:tcPr>
           <w:p>
@@ -34017,7 +34024,7 @@
         </w:tc>
         <w:tc>
           <w:tcPr>
-            <w:tcW w:w="3580" w:type="dxa"/>
+            <w:tcW w:w="3424" w:type="dxa"/>
             <w:shd w:val="clear" w:color="auto" w:fill="auto"/>
           </w:tcPr>
           <w:p>
@@ -34038,7 +34045,7 @@
         </w:tc>
         <w:tc>
           <w:tcPr>
-            <w:tcW w:w="1193" w:type="dxa"/>
+            <w:tcW w:w="1187" w:type="dxa"/>
             <w:shd w:val="clear" w:color="auto" w:fill="auto"/>
           </w:tcPr>
           <w:p>
@@ -34052,7 +34059,7 @@
         </w:tc>
         <w:tc>
           <w:tcPr>
-            <w:tcW w:w="1903" w:type="dxa"/>
+            <w:tcW w:w="1869" w:type="dxa"/>
             <w:shd w:val="clear" w:color="auto" w:fill="auto"/>
           </w:tcPr>
           <w:p>
@@ -34072,7 +34079,7 @@
         </w:trPr>
         <w:tc>
           <w:tcPr>
-            <w:tcW w:w="413" w:type="dxa"/>
+            <w:tcW w:w="490" w:type="dxa"/>
             <w:shd w:val="clear" w:color="auto" w:fill="auto"/>
           </w:tcPr>
           <w:p>
@@ -34126,7 +34133,7 @@
         </w:tc>
         <w:tc>
           <w:tcPr>
-            <w:tcW w:w="1003" w:type="dxa"/>
+            <w:tcW w:w="990" w:type="dxa"/>
             <w:shd w:val="clear" w:color="auto" w:fill="auto"/>
           </w:tcPr>
           <w:p>
@@ -34148,7 +34155,7 @@
         </w:tc>
         <w:tc>
           <w:tcPr>
-            <w:tcW w:w="1057" w:type="dxa"/>
+            <w:tcW w:w="1189" w:type="dxa"/>
             <w:shd w:val="clear" w:color="auto" w:fill="auto"/>
           </w:tcPr>
           <w:p>
@@ -34184,7 +34191,7 @@
         </w:tc>
         <w:tc>
           <w:tcPr>
-            <w:tcW w:w="3580" w:type="dxa"/>
+            <w:tcW w:w="3424" w:type="dxa"/>
             <w:shd w:val="clear" w:color="auto" w:fill="auto"/>
           </w:tcPr>
           <w:p>
@@ -34205,7 +34212,7 @@
         </w:tc>
         <w:tc>
           <w:tcPr>
-            <w:tcW w:w="1193" w:type="dxa"/>
+            <w:tcW w:w="1187" w:type="dxa"/>
             <w:shd w:val="clear" w:color="auto" w:fill="auto"/>
           </w:tcPr>
           <w:p>
@@ -34219,7 +34226,7 @@
         </w:tc>
         <w:tc>
           <w:tcPr>
-            <w:tcW w:w="1903" w:type="dxa"/>
+            <w:tcW w:w="1869" w:type="dxa"/>
             <w:shd w:val="clear" w:color="auto" w:fill="auto"/>
           </w:tcPr>
           <w:p>
@@ -34239,7 +34246,7 @@
         </w:trPr>
         <w:tc>
           <w:tcPr>
-            <w:tcW w:w="413" w:type="dxa"/>
+            <w:tcW w:w="490" w:type="dxa"/>
             <w:shd w:val="clear" w:color="auto" w:fill="auto"/>
           </w:tcPr>
           <w:p>
@@ -34277,7 +34284,165 @@
                 <w:sz w:val="18"/>
                 <w:szCs w:val="18"/>
               </w:rPr>
-              <w:t>Clarify all the requirements still not dev</w:t>
+              <w:t>Clarify all the requirements still not developed</w:t>
+            </w:r>
+          </w:p>
+        </w:tc>
+        <w:tc>
+          <w:tcPr>
+            <w:tcW w:w="990" w:type="dxa"/>
+            <w:shd w:val="clear" w:color="auto" w:fill="auto"/>
+          </w:tcPr>
+          <w:p>
+            <w:pPr>
+              <w:jc w:val="center"/>
+              <w:rPr>
+                <w:sz w:val="18"/>
+                <w:szCs w:val="18"/>
+              </w:rPr>
+            </w:pPr>
+            <w:r>
+              <w:rPr>
+                <w:sz w:val="18"/>
+                <w:szCs w:val="18"/>
+              </w:rPr>
+              <w:t>n/a</w:t>
+            </w:r>
+          </w:p>
+        </w:tc>
+        <w:tc>
+          <w:tcPr>
+            <w:tcW w:w="1189" w:type="dxa"/>
+            <w:shd w:val="clear" w:color="auto" w:fill="auto"/>
+          </w:tcPr>
+          <w:p>
+            <w:pPr>
+              <w:jc w:val="center"/>
+              <w:rPr>
+                <w:sz w:val="18"/>
+                <w:szCs w:val="18"/>
+              </w:rPr>
+            </w:pPr>
+            <w:r>
+              <w:rPr>
+                <w:sz w:val="18"/>
+                <w:szCs w:val="18"/>
+              </w:rPr>
+              <w:t>2024-07-02</w:t>
+            </w:r>
+          </w:p>
+        </w:tc>
+        <w:tc>
+          <w:tcPr>
+            <w:tcW w:w="3424" w:type="dxa"/>
+            <w:shd w:val="clear" w:color="auto" w:fill="auto"/>
+          </w:tcPr>
+          <w:p>
+            <w:pPr>
+              <w:rPr>
+                <w:sz w:val="18"/>
+                <w:szCs w:val="18"/>
+              </w:rPr>
+            </w:pPr>
+            <w:r>
+              <w:rPr>
+                <w:sz w:val="18"/>
+                <w:szCs w:val="18"/>
+              </w:rPr>
+              <w:t>MEDS011 – Consider the requirement covered by MED010 (same functionality).</w:t>
+            </w:r>
+          </w:p>
+          <w:p>
+            <w:pPr>
+              <w:rPr>
+                <w:sz w:val="18"/>
+                <w:szCs w:val="18"/>
+              </w:rPr>
+            </w:pPr>
+            <w:r>
+              <w:rPr>
+                <w:sz w:val="18"/>
+                <w:szCs w:val="18"/>
+              </w:rPr>
+              <w:t xml:space="preserve">MEDS019 - </w:t>
+            </w:r>
+          </w:p>
+        </w:tc>
+        <w:tc>
+          <w:tcPr>
+            <w:tcW w:w="1187" w:type="dxa"/>
+            <w:shd w:val="clear" w:color="auto" w:fill="auto"/>
+          </w:tcPr>
+          <w:p>
+            <w:pPr>
+              <w:rPr>
+                <w:sz w:val="18"/>
+                <w:szCs w:val="18"/>
+              </w:rPr>
+            </w:pPr>
+          </w:p>
+        </w:tc>
+        <w:tc>
+          <w:tcPr>
+            <w:tcW w:w="1869" w:type="dxa"/>
+            <w:shd w:val="clear" w:color="auto" w:fill="auto"/>
+          </w:tcPr>
+          <w:p>
+            <w:pPr>
+              <w:rPr>
+                <w:sz w:val="18"/>
+                <w:szCs w:val="18"/>
+              </w:rPr>
+            </w:pPr>
+          </w:p>
+        </w:tc>
+      </w:tr>
+      <w:tr>
+        <w:trPr>
+          <w:cantSplit/>
+          <w:trHeight w:val="300"/>
+        </w:trPr>
+        <w:tc>
+          <w:tcPr>
+            <w:tcW w:w="490" w:type="dxa"/>
+            <w:shd w:val="clear" w:color="auto" w:fill="auto"/>
+          </w:tcPr>
+          <w:p>
+            <w:pPr>
+              <w:rPr>
+                <w:sz w:val="18"/>
+                <w:szCs w:val="18"/>
+              </w:rPr>
+            </w:pPr>
+            <w:r>
+              <w:rPr>
+                <w:sz w:val="18"/>
+                <w:szCs w:val="18"/>
+              </w:rPr>
+              <w:t>100</w:t>
+            </w:r>
+          </w:p>
+        </w:tc>
+        <w:tc>
+          <w:tcPr>
+            <w:tcW w:w="5836" w:type="dxa"/>
+            <w:shd w:val="clear" w:color="auto" w:fill="auto"/>
+          </w:tcPr>
+          <w:p>
+            <w:pPr>
+              <w:rPr>
+                <w:bCs/>
+                <w:sz w:val="18"/>
+                <w:szCs w:val="18"/>
+              </w:rPr>
+            </w:pPr>
+            <w:r>
+              <w:rPr>
+                <w:bCs/>
+                <w:sz w:val="18"/>
+                <w:szCs w:val="18"/>
+              </w:rPr>
+              <w:t>One of the new SERD sample files has records with time  ‘9999’</w:t>
             </w:r>
             <w:bookmarkStart w:id="1" w:name="_GoBack"/>
             <w:bookmarkEnd w:id="1"/>
@@ -34287,13 +34452,22 @@
                 <w:sz w:val="18"/>
                 <w:szCs w:val="18"/>
               </w:rPr>
-              <w:t>eloped</w:t>
-            </w:r>
-          </w:p>
-        </w:tc>
-        <w:tc>
-          <w:tcPr>
-            <w:tcW w:w="1003" w:type="dxa"/>
+              <w:t>.</w:t>
+            </w:r>
+            <w:r>
+              <w:rPr>
+                <w:bCs/>
+                <w:sz w:val="18"/>
+                <w:szCs w:val="18"/>
+              </w:rPr>
+              <w:br/>
+              <w:t>Is it still normal?</w:t>
+            </w:r>
+          </w:p>
+        </w:tc>
+        <w:tc>
+          <w:tcPr>
+            <w:tcW w:w="990" w:type="dxa"/>
             <w:shd w:val="clear" w:color="auto" w:fill="auto"/>
           </w:tcPr>
           <w:p>
@@ -34315,7 +34489,7 @@
         </w:tc>
         <w:tc>
           <w:tcPr>
-            <w:tcW w:w="1057" w:type="dxa"/>
+            <w:tcW w:w="1189" w:type="dxa"/>
             <w:shd w:val="clear" w:color="auto" w:fill="auto"/>
           </w:tcPr>
           <w:p>
@@ -34331,13 +34505,13 @@
                 <w:sz w:val="18"/>
                 <w:szCs w:val="18"/>
               </w:rPr>
-              <w:t>2024-07-02</w:t>
-            </w:r>
-          </w:p>
-        </w:tc>
-        <w:tc>
-          <w:tcPr>
-            <w:tcW w:w="3580" w:type="dxa"/>
+              <w:t>2024-07-03</w:t>
+            </w:r>
+          </w:p>
+        </w:tc>
+        <w:tc>
+          <w:tcPr>
+            <w:tcW w:w="3424" w:type="dxa"/>
             <w:shd w:val="clear" w:color="auto" w:fill="auto"/>
           </w:tcPr>
           <w:p>
@@ -34347,33 +34521,11 @@
                 <w:szCs w:val="18"/>
               </w:rPr>
             </w:pPr>
-            <w:r>
-              <w:rPr>
-                <w:sz w:val="18"/>
-                <w:szCs w:val="18"/>
-              </w:rPr>
-              <w:t>MEDS011 – Consider the requirement covered by MED010 (same functionality).</w:t>
-            </w:r>
-          </w:p>
-          <w:p>
-            <w:pPr>
-              <w:rPr>
-                <w:sz w:val="18"/>
-                <w:szCs w:val="18"/>
-              </w:rPr>
-            </w:pPr>
-            <w:r>
-              <w:rPr>
-                <w:sz w:val="18"/>
-                <w:szCs w:val="18"/>
-              </w:rPr>
-              <w:t xml:space="preserve">MEDS019 - </w:t>
-            </w:r>
-          </w:p>
-        </w:tc>
-        <w:tc>
-          <w:tcPr>
-            <w:tcW w:w="1193" w:type="dxa"/>
+          </w:p>
+        </w:tc>
+        <w:tc>
+          <w:tcPr>
+            <w:tcW w:w="1187" w:type="dxa"/>
             <w:shd w:val="clear" w:color="auto" w:fill="auto"/>
           </w:tcPr>
           <w:p>
@@ -34387,7 +34539,7 @@
         </w:tc>
         <w:tc>
           <w:tcPr>
-            <w:tcW w:w="1903" w:type="dxa"/>
+            <w:tcW w:w="1869" w:type="dxa"/>
             <w:shd w:val="clear" w:color="auto" w:fill="auto"/>
           </w:tcPr>
           <w:p>
@@ -38368,26 +38520,6 @@
 </file>
 
 <file path=customXml/item1.xml><?xml version="1.0" encoding="utf-8"?>
-<p:properties xmlns:p="http://schemas.microsoft.com/office/2006/metadata/properties" xmlns:xsi="http://www.w3.org/2001/XMLSchema-instance" xmlns:pc="http://schemas.microsoft.com/office/infopath/2007/PartnerControls">
-  <documentManagement>
-    <lcf76f155ced4ddcb4097134ff3c332f xmlns="3d161086-4829-409f-9f75-5bde88dcb151">
-      <Terms xmlns="http://schemas.microsoft.com/office/infopath/2007/PartnerControls"/>
-    </lcf76f155ced4ddcb4097134ff3c332f>
-    <TaxCatchAll xmlns="42d8e6db-7b1e-4a51-8fbb-e5e83cc76820" xsi:nil="true"/>
-  </documentManagement>
-</p:properties>
-</file>
-
-<file path=customXml/item2.xml><?xml version="1.0" encoding="utf-8"?>
-<?mso-contentType ?>
-<FormTemplates xmlns="http://schemas.microsoft.com/sharepoint/v3/contenttype/forms">
-  <Display>DocumentLibraryForm</Display>
-  <Edit>DocumentLibraryForm</Edit>
-  <New>DocumentLibraryForm</New>
-</FormTemplates>
-</file>
-
-<file path=customXml/item3.xml><?xml version="1.0" encoding="utf-8"?>
 <ct:contentTypeSchema xmlns:ct="http://schemas.microsoft.com/office/2006/metadata/contentType" xmlns:ma="http://schemas.microsoft.com/office/2006/metadata/properties/metaAttributes" ct:_="" ma:_="" ma:contentTypeName="Document" ma:contentTypeID="0x010100CEAE28352B96D64C95AA0D5E2FA62FAD" ma:contentTypeVersion="13" ma:contentTypeDescription="Create a new document." ma:contentTypeScope="" ma:versionID="ed183881d36ac1b5d7d67982eda510d1">
   <xsd:schema xmlns:xsd="http://www.w3.org/2001/XMLSchema" xmlns:xs="http://www.w3.org/2001/XMLSchema" xmlns:p="http://schemas.microsoft.com/office/2006/metadata/properties" xmlns:ns2="3d161086-4829-409f-9f75-5bde88dcb151" xmlns:ns3="42d8e6db-7b1e-4a51-8fbb-e5e83cc76820" targetNamespace="http://schemas.microsoft.com/office/2006/metadata/properties" ma:root="true" ma:fieldsID="685f4fda20cf913d28bf77c13cd653dd" ns2:_="" ns3:_="">
     <xsd:import namespace="3d161086-4829-409f-9f75-5bde88dcb151"/>
@@ -38610,36 +38742,31 @@
 </ct:contentTypeSchema>
 </file>
 
+<file path=customXml/item2.xml><?xml version="1.0" encoding="utf-8"?>
+<?mso-contentType ?>
+<FormTemplates xmlns="http://schemas.microsoft.com/sharepoint/v3/contenttype/forms">
+  <Display>DocumentLibraryForm</Display>
+  <Edit>DocumentLibraryForm</Edit>
+  <New>DocumentLibraryForm</New>
+</FormTemplates>
+</file>
+
+<file path=customXml/item3.xml><?xml version="1.0" encoding="utf-8"?>
+<p:properties xmlns:p="http://schemas.microsoft.com/office/2006/metadata/properties" xmlns:xsi="http://www.w3.org/2001/XMLSchema-instance" xmlns:pc="http://schemas.microsoft.com/office/infopath/2007/PartnerControls">
+  <documentManagement>
+    <lcf76f155ced4ddcb4097134ff3c332f xmlns="3d161086-4829-409f-9f75-5bde88dcb151">
+      <Terms xmlns="http://schemas.microsoft.com/office/infopath/2007/PartnerControls"/>
+    </lcf76f155ced4ddcb4097134ff3c332f>
+    <TaxCatchAll xmlns="42d8e6db-7b1e-4a51-8fbb-e5e83cc76820" xsi:nil="true"/>
+  </documentManagement>
+</p:properties>
+</file>
+
 <file path=customXml/item4.xml><?xml version="1.0" encoding="utf-8"?>
 <b:Sources xmlns:b="http://schemas.openxmlformats.org/officeDocument/2006/bibliography" xmlns="http://schemas.openxmlformats.org/officeDocument/2006/bibliography" SelectedStyle="\APASixthEditionOfficeOnline.xsl" StyleName="APA" Version="6"/>
 </file>
 
 <file path=customXml/itemProps1.xml><?xml version="1.0" encoding="utf-8"?>
-<ds:datastoreItem xmlns:ds="http://schemas.openxmlformats.org/officeDocument/2006/customXml" ds:itemID="{E83DC1BB-B19F-43BC-B800-B090BE7C2154}">
-  <ds:schemaRefs>
-    <ds:schemaRef ds:uri="http://schemas.openxmlformats.org/package/2006/metadata/core-properties"/>
-    <ds:schemaRef ds:uri="42d8e6db-7b1e-4a51-8fbb-e5e83cc76820"/>
-    <ds:schemaRef ds:uri="http://schemas.microsoft.com/office/2006/metadata/properties"/>
-    <ds:schemaRef ds:uri="3d161086-4829-409f-9f75-5bde88dcb151"/>
-    <ds:schemaRef ds:uri="http://www.w3.org/XML/1998/namespace"/>
-    <ds:schemaRef ds:uri="http://purl.org/dc/elements/1.1/"/>
-    <ds:schemaRef ds:uri="http://schemas.microsoft.com/office/2006/documentManagement/types"/>
-    <ds:schemaRef ds:uri="http://schemas.microsoft.com/office/infopath/2007/PartnerControls"/>
-    <ds:schemaRef ds:uri="http://purl.org/dc/dcmitype/"/>
-    <ds:schemaRef ds:uri="http://purl.org/dc/terms/"/>
-  </ds:schemaRefs>
-</ds:datastoreItem>
-</file>
-
-<file path=customXml/itemProps2.xml><?xml version="1.0" encoding="utf-8"?>
-<ds:datastoreItem xmlns:ds="http://schemas.openxmlformats.org/officeDocument/2006/customXml" ds:itemID="{D7CC76E2-AAA5-4A50-8A40-CB575903C04C}">
-  <ds:schemaRefs>
-    <ds:schemaRef ds:uri="http://schemas.microsoft.com/sharepoint/v3/contenttype/forms"/>
-  </ds:schemaRefs>
-</ds:datastoreItem>
-</file>
-
-<file path=customXml/itemProps3.xml><?xml version="1.0" encoding="utf-8"?>
 <ds:datastoreItem xmlns:ds="http://schemas.openxmlformats.org/officeDocument/2006/customXml" ds:itemID="{CF6166F5-315F-478E-B315-0735284DBAB2}">
   <ds:schemaRefs>
     <ds:schemaRef ds:uri="http://schemas.microsoft.com/office/2006/metadata/contentType"/>
@@ -38658,8 +38785,33 @@
 </ds:datastoreItem>
 </file>
 
+<file path=customXml/itemProps2.xml><?xml version="1.0" encoding="utf-8"?>
+<ds:datastoreItem xmlns:ds="http://schemas.openxmlformats.org/officeDocument/2006/customXml" ds:itemID="{D7CC76E2-AAA5-4A50-8A40-CB575903C04C}">
+  <ds:schemaRefs>
+    <ds:schemaRef ds:uri="http://schemas.microsoft.com/sharepoint/v3/contenttype/forms"/>
+  </ds:schemaRefs>
+</ds:datastoreItem>
+</file>
+
+<file path=customXml/itemProps3.xml><?xml version="1.0" encoding="utf-8"?>
+<ds:datastoreItem xmlns:ds="http://schemas.openxmlformats.org/officeDocument/2006/customXml" ds:itemID="{E83DC1BB-B19F-43BC-B800-B090BE7C2154}">
+  <ds:schemaRefs>
+    <ds:schemaRef ds:uri="42d8e6db-7b1e-4a51-8fbb-e5e83cc76820"/>
+    <ds:schemaRef ds:uri="http://purl.org/dc/elements/1.1/"/>
+    <ds:schemaRef ds:uri="http://www.w3.org/XML/1998/namespace"/>
+    <ds:schemaRef ds:uri="http://schemas.microsoft.com/office/2006/documentManagement/types"/>
+    <ds:schemaRef ds:uri="http://schemas.microsoft.com/office/2006/metadata/properties"/>
+    <ds:schemaRef ds:uri="http://schemas.openxmlformats.org/package/2006/metadata/core-properties"/>
+    <ds:schemaRef ds:uri="http://schemas.microsoft.com/office/infopath/2007/PartnerControls"/>
+    <ds:schemaRef ds:uri="http://purl.org/dc/dcmitype/"/>
+    <ds:schemaRef ds:uri="http://purl.org/dc/terms/"/>
+    <ds:schemaRef ds:uri="3d161086-4829-409f-9f75-5bde88dcb151"/>
+  </ds:schemaRefs>
+</ds:datastoreItem>
+</file>
+
 <file path=customXml/itemProps4.xml><?xml version="1.0" encoding="utf-8"?>
-<ds:datastoreItem xmlns:ds="http://schemas.openxmlformats.org/officeDocument/2006/customXml" ds:itemID="{120AB37A-BB82-4B0E-AF37-75716EAC2A68}">
+<ds:datastoreItem xmlns:ds="http://schemas.openxmlformats.org/officeDocument/2006/customXml" ds:itemID="{61763B6F-6F1F-4125-BF2E-6311F94CD290}">
   <ds:schemaRefs>
     <ds:schemaRef ds:uri="http://schemas.openxmlformats.org/officeDocument/2006/bibliography"/>
   </ds:schemaRefs>
